--- a/Laporan Tugas Berpraktik 1.docx
+++ b/Laporan Tugas Berpraktik 1.docx
@@ -30,7 +30,7 @@
           <w:rFonts w:ascii="Times New Roman" w:hAnsi="Times New Roman" w:cs="Times New Roman"/>
           <w:b/>
           <w:bCs/>
-          <w:color w:val="FF0000"/>
+          <w:color w:val="000000"/>
           <w:sz w:val="30"/>
           <w:szCs w:val="30"/>
           <w:lang w:val="id-ID"/>
@@ -285,7 +285,7 @@
         <w:tab/>
         <w:tab/>
         <w:tab/>
-        <w:t xml:space="preserve">: 052</w:t>
+        <w:t xml:space="preserve">: 052817633</w:t>
       </w:r>
     </w:p>
     <w:p>
@@ -313,8 +313,7 @@
         <w:t xml:space="preserve">PRODI</w:t>
         <w:tab/>
         <w:tab/>
-        <w:t xml:space="preserve">:</w:t>
-        <w:tab/>
+        <w:t xml:space="preserve">: Sistem Inforamsi</w:t>
       </w:r>
     </w:p>
     <w:p>
@@ -341,7 +340,7 @@
         </w:rPr>
         <w:t xml:space="preserve">FAKULTAS</w:t>
         <w:tab/>
-        <w:t xml:space="preserve">:</w:t>
+        <w:t xml:space="preserve">: Fakultas Sains dan Teknologi (FST)</w:t>
       </w:r>
     </w:p>
     <w:p>
@@ -365,9 +364,9 @@
           <w:szCs w:val="30"/>
           <w:lang w:val="id-ID"/>
         </w:rPr>
-        <w:t xml:space="preserve">UT - DAERAH</w:t>
+        <w:t xml:space="preserve">UT – DAERAH</w:t>
         <w:tab/>
-        <w:t xml:space="preserve">:</w:t>
+        <w:t xml:space="preserve">: Jakarta</w:t>
       </w:r>
     </w:p>
     <w:p>
@@ -475,20 +474,200 @@
           <w:rFonts w:ascii="Times New Roman" w:hAnsi="Times New Roman" w:cs="Times New Roman"/>
           <w:b/>
           <w:bCs/>
-          <w:color w:val="FF0000"/>
-          <w:lang w:val="id-ID"/>
-        </w:rPr>
-      </w:pPr>
-      <w:r>
+          <w:color w:val="000000"/>
+          <w:lang w:val="id-ID"/>
+        </w:rPr>
+      </w:pPr>
+      <w:r>
+        <w:rPr>
+          <w:rFonts w:ascii="Times New Roman" w:hAnsi="Times New Roman" w:cs="Times New Roman"/>
+        </w:rPr>
+        <w:t xml:space="preserve">Anda diminta untuk membuat sebuah program Java mengenai aplikasi sederhana di sebuah restoran makanan. Aplikasi tersebut memiliki beberapa fungsi:</w:t>
+      </w:r>
+    </w:p>
+    <w:p>
+      <w:pPr>
+        <w:pStyle w:val="ListParagraph"/>
+        <w:numPr>
+          <w:ilvl w:val="0"/>
+          <w:numId w:val="8"/>
+        </w:numPr>
+        <w:rPr>
+          <w:rFonts w:ascii="Times New Roman" w:hAnsi="Times New Roman" w:cs="Times New Roman"/>
+        </w:rPr>
+      </w:pPr>
+      <w:r>
+        <w:rPr>
+          <w:rFonts w:ascii="Times New Roman" w:hAnsi="Times New Roman" w:cs="Times New Roman"/>
+          <w:b/>
+        </w:rPr>
+        <w:t xml:space="preserve">Input Menu Restoran:</w:t>
+      </w:r>
+      <w:r>
+        <w:rPr>
+          <w:rFonts w:ascii="Times New Roman" w:hAnsi="Times New Roman" w:cs="Times New Roman"/>
+        </w:rPr>
+        <w:t xml:space="preserve"> Program harus memiliki data menu makanan dan minuman beserta harganya. Data ini dapat disimpan dalam sebuah array. Setiap item menu harus memiliki nama, harga, dan kategori (makanan, minuman).</w:t>
+      </w:r>
+    </w:p>
+    <w:p>
+      <w:pPr>
+        <w:pStyle w:val="ListParagraph"/>
+        <w:numPr>
+          <w:ilvl w:val="0"/>
+          <w:numId w:val="8"/>
+        </w:numPr>
+        <w:rPr>
+          <w:rFonts w:ascii="Times New Roman" w:hAnsi="Times New Roman" w:cs="Times New Roman"/>
+        </w:rPr>
+      </w:pPr>
+      <w:r>
+        <w:rPr>
+          <w:rFonts w:ascii="Times New Roman" w:hAnsi="Times New Roman" w:cs="Times New Roman"/>
+          <w:b/>
+        </w:rPr>
+        <w:t xml:space="preserve">Pemesanan:</w:t>
+      </w:r>
+      <w:r>
+        <w:rPr>
+          <w:rFonts w:ascii="Times New Roman" w:hAnsi="Times New Roman" w:cs="Times New Roman"/>
+        </w:rPr>
+        <w:t xml:space="preserve"> Program harus memungkinkan pelanggan untuk memesan makanan dan minuman berdasarkan daftar menu yang ditampilkan sebelumnya. Pelanggan dapat memasukkan menu-menu yang ingin mereka pesan (maksimal 4 menu) dan menyertakan jumlahnya.</w:t>
+      </w:r>
+    </w:p>
+    <w:p>
+      <w:pPr>
+        <w:pStyle w:val="ListParagraph"/>
+        <w:numPr>
+          <w:ilvl w:val="1"/>
+          <w:numId w:val="8"/>
+        </w:numPr>
+        <w:rPr>
+          <w:rFonts w:ascii="Times New Roman" w:hAnsi="Times New Roman" w:cs="Times New Roman"/>
+        </w:rPr>
+      </w:pPr>
+      <w:r>
+        <w:rPr>
+          <w:rFonts w:ascii="Times New Roman" w:hAnsi="Times New Roman" w:cs="Times New Roman"/>
+        </w:rPr>
+        <w:t xml:space="preserve">Contoh format input pemesanan: Nasi Padang = 2</w:t>
+      </w:r>
+    </w:p>
+    <w:p>
+      <w:pPr>
+        <w:pStyle w:val="ListParagraph"/>
+        <w:numPr>
+          <w:ilvl w:val="0"/>
+          <w:numId w:val="8"/>
+        </w:numPr>
+        <w:rPr>
+          <w:rFonts w:ascii="Times New Roman" w:hAnsi="Times New Roman" w:cs="Times New Roman"/>
+        </w:rPr>
+      </w:pPr>
+      <w:r>
+        <w:rPr>
+          <w:rFonts w:ascii="Times New Roman" w:hAnsi="Times New Roman" w:cs="Times New Roman"/>
+          <w:b/>
+        </w:rPr>
+        <w:t xml:space="preserve">Menghitung Total Biaya:</w:t>
+      </w:r>
+      <w:r>
+        <w:rPr>
+          <w:rFonts w:ascii="Times New Roman" w:hAnsi="Times New Roman" w:cs="Times New Roman"/>
+        </w:rPr>
+        <w:t xml:space="preserve"> Program harus dapat menghitung total biaya pesanan berdasarkan item-menu yang dipilih dan jumlahnya. Total Biaya keseluruhan pesanan ditambahkan dengan biaya pajak 10% dari total biaya keseluruhan dan biaya pelayanan sebesar Rp. 20.000,-. Selain itu, restoran ini juga menerapkan diskon atau penawaran khusus:</w:t>
+      </w:r>
+    </w:p>
+    <w:p>
+      <w:pPr>
+        <w:pStyle w:val="ListParagraph"/>
+        <w:numPr>
+          <w:ilvl w:val="1"/>
+          <w:numId w:val="8"/>
+        </w:numPr>
+        <w:rPr>
+          <w:rFonts w:ascii="Times New Roman" w:hAnsi="Times New Roman" w:cs="Times New Roman"/>
+        </w:rPr>
+      </w:pPr>
+      <w:r>
+        <w:rPr>
+          <w:rFonts w:ascii="Times New Roman" w:hAnsi="Times New Roman" w:cs="Times New Roman"/>
+        </w:rPr>
+        <w:t xml:space="preserve">Diskon 10% jika total biaya keseluruhan pesanan melebihi Rp 100.000,-</w:t>
+      </w:r>
+    </w:p>
+    <w:p>
+      <w:pPr>
+        <w:pStyle w:val="ListParagraph"/>
+        <w:numPr>
+          <w:ilvl w:val="1"/>
+          <w:numId w:val="8"/>
+        </w:numPr>
+        <w:rPr>
+          <w:rFonts w:ascii="Times New Roman" w:hAnsi="Times New Roman" w:cs="Times New Roman"/>
+        </w:rPr>
+      </w:pPr>
+      <w:r>
+        <w:rPr>
+          <w:rFonts w:ascii="Times New Roman" w:hAnsi="Times New Roman" w:cs="Times New Roman"/>
+        </w:rPr>
+        <w:t xml:space="preserve">Penawaran beli satu gratis satu untuk salah satu kategori minuman jika total biaya keseluruhan pesanan melebihi Rp 50.000</w:t>
+      </w:r>
+    </w:p>
+    <w:p>
+      <w:pPr>
+        <w:pStyle w:val="ListParagraph"/>
+        <w:numPr>
+          <w:ilvl w:val="0"/>
+          <w:numId w:val="8"/>
+        </w:numPr>
+        <w:rPr>
+          <w:rFonts w:ascii="Times New Roman" w:hAnsi="Times New Roman" w:cs="Times New Roman"/>
+        </w:rPr>
+      </w:pPr>
+      <w:r>
+        <w:rPr>
+          <w:rFonts w:ascii="Times New Roman" w:hAnsi="Times New Roman" w:cs="Times New Roman"/>
+          <w:b/>
+        </w:rPr>
+        <w:t xml:space="preserve">Mencetak Struk Pesanan:</w:t>
+      </w:r>
+      <w:r>
+        <w:rPr>
+          <w:rFonts w:ascii="Times New Roman" w:hAnsi="Times New Roman" w:cs="Times New Roman"/>
+        </w:rPr>
+        <w:t xml:space="preserve"> Program harus dapat mencetak struk pesanan yang mencantumkan item-menu yang dipesan, jumlahnya, harga per item, total harga per item, total biaya pemesanan, informasi pajak dan biaya pajak, dan biaya pelayanan. Jika ada diskon dan harga setelah diskon / penawaran, tampilkan informasinya ke dalam struk pembayaran.</w:t>
+      </w:r>
+    </w:p>
+    <w:p>
+      <w:pPr>
+        <w:rPr>
+          <w:rFonts w:ascii="Times New Roman" w:hAnsi="Times New Roman" w:cs="Times New Roman"/>
+        </w:rPr>
+      </w:pPr>
+    </w:p>
+    <w:p>
+      <w:pPr>
+        <w:pStyle w:val="ListParagraph"/>
+        <w:numPr>
+          <w:ilvl w:val="0"/>
+          <w:numId w:val="0"/>
+        </w:numPr>
+        <w:ind w:left="360" w:firstLine="0"/>
         <w:rPr>
           <w:rFonts w:ascii="Times New Roman" w:hAnsi="Times New Roman" w:cs="Times New Roman"/>
           <w:b/>
           <w:bCs/>
-          <w:color w:val="FF0000"/>
-          <w:lang w:val="id-ID"/>
-        </w:rPr>
-        <w:t xml:space="preserve">Tugas 1/2/3 (Tulis Ulang Soal)</w:t>
-      </w:r>
+          <w:lang w:val="id-ID"/>
+        </w:rPr>
+        <w:sectPr>
+          <w:type w:val="nextPage"/>
+          <w:pgSz w:w="12240" w:h="15840"/>
+          <w:pgMar w:top="1440" w:right="1440" w:bottom="1440" w:left="1440" w:header="708" w:footer="708" w:gutter="0"/>
+          <w:cols w:space="708" w:num="1"/>
+          <w:docGrid w:linePitch="360"/>
+        </w:sectPr>
+      </w:pPr>
     </w:p>
     <w:p>
       <w:pPr>
@@ -511,7 +690,6 @@
           <w:bCs/>
           <w:lang w:val="id-ID"/>
         </w:rPr>
-        <w:br w:type="page"/>
         <w:t xml:space="preserve">Program</w:t>
       </w:r>
     </w:p>
@@ -519,15 +697,6129 @@
       <w:pPr>
         <w:rPr>
           <w:rFonts w:ascii="Times New Roman" w:hAnsi="Times New Roman" w:cs="Times New Roman"/>
-          <w:lang w:val="id-ID"/>
-        </w:rPr>
-      </w:pPr>
-      <w:r>
-        <w:rPr>
-          <w:rFonts w:ascii="Times New Roman" w:hAnsi="Times New Roman" w:cs="Times New Roman"/>
-          <w:lang w:val="id-ID"/>
-        </w:rPr>
-        <w:br w:type="page"/>
+          <w:b/>
+          <w:bCs/>
+          <w:lang w:val="id-ID"/>
+        </w:rPr>
+      </w:pPr>
+      <w:r>
+        <w:rPr>
+          <w:rFonts w:ascii="Times New Roman" w:hAnsi="Times New Roman" w:cs="Times New Roman"/>
+          <w:b/>
+          <w:bCs/>
+          <w:lang w:val="id-ID"/>
+        </w:rPr>
+        <w:t xml:space="preserve">Kategori.java :</w:t>
+      </w:r>
+    </w:p>
+    <w:p>
+      <w:pPr>
+        <w:rPr>
+          <w:rFonts w:ascii="Times New Roman" w:hAnsi="Times New Roman" w:cs="Times New Roman"/>
+          <w:b w:val="0"/>
+          <w:bCs w:val="0"/>
+          <w:lang w:val="id-ID"/>
+        </w:rPr>
+      </w:pPr>
+      <w:r>
+        <w:rPr>
+          <w:rFonts w:ascii="Times New Roman" w:hAnsi="Times New Roman" w:cs="Times New Roman"/>
+          <w:b w:val="0"/>
+          <w:bCs w:val="0"/>
+          <w:lang w:val="id-ID"/>
+        </w:rPr>
+        <w:t xml:space="preserve">public enum Kategori {</w:t>
+      </w:r>
+    </w:p>
+    <w:p>
+      <w:pPr>
+        <w:rPr>
+          <w:rFonts w:ascii="Times New Roman" w:hAnsi="Times New Roman" w:cs="Times New Roman"/>
+          <w:b w:val="0"/>
+          <w:bCs w:val="0"/>
+          <w:lang w:val="id-ID"/>
+        </w:rPr>
+      </w:pPr>
+      <w:r>
+        <w:rPr>
+          <w:rFonts w:ascii="Times New Roman" w:hAnsi="Times New Roman" w:cs="Times New Roman"/>
+          <w:b w:val="0"/>
+          <w:bCs w:val="0"/>
+          <w:lang w:val="id-ID"/>
+        </w:rPr>
+        <w:t xml:space="preserve">    MAKANAN, MINUMAN</w:t>
+      </w:r>
+    </w:p>
+    <w:p>
+      <w:pPr>
+        <w:rPr>
+          <w:rFonts w:ascii="Times New Roman" w:hAnsi="Times New Roman" w:cs="Times New Roman"/>
+          <w:b w:val="0"/>
+          <w:bCs w:val="0"/>
+          <w:lang w:val="id-ID"/>
+        </w:rPr>
+      </w:pPr>
+      <w:r>
+        <w:rPr>
+          <w:rFonts w:ascii="Times New Roman" w:hAnsi="Times New Roman" w:cs="Times New Roman"/>
+          <w:b w:val="0"/>
+          <w:bCs w:val="0"/>
+          <w:lang w:val="id-ID"/>
+        </w:rPr>
+        <w:t xml:space="preserve">}</w:t>
+      </w:r>
+    </w:p>
+    <w:p>
+      <w:pPr>
+        <w:rPr>
+          <w:rFonts w:ascii="Times New Roman" w:hAnsi="Times New Roman" w:cs="Times New Roman"/>
+          <w:b w:val="0"/>
+          <w:bCs w:val="0"/>
+          <w:lang w:val="id-ID"/>
+        </w:rPr>
+      </w:pPr>
+    </w:p>
+    <w:p>
+      <w:pPr>
+        <w:rPr>
+          <w:rFonts w:ascii="Times New Roman" w:hAnsi="Times New Roman" w:cs="Times New Roman"/>
+          <w:b/>
+          <w:bCs/>
+          <w:lang w:val="id-ID"/>
+        </w:rPr>
+      </w:pPr>
+      <w:r>
+        <w:rPr>
+          <w:rFonts w:ascii="Times New Roman" w:hAnsi="Times New Roman" w:cs="Times New Roman"/>
+          <w:b/>
+          <w:bCs/>
+          <w:lang w:val="id-ID"/>
+        </w:rPr>
+        <w:t xml:space="preserve">Menu.java :</w:t>
+      </w:r>
+    </w:p>
+    <w:p>
+      <w:pPr>
+        <w:rPr>
+          <w:rFonts w:ascii="Times New Roman" w:hAnsi="Times New Roman" w:cs="Times New Roman"/>
+          <w:b w:val="0"/>
+          <w:bCs w:val="0"/>
+          <w:lang w:val="id-ID"/>
+        </w:rPr>
+      </w:pPr>
+      <w:r>
+        <w:rPr>
+          <w:rFonts w:ascii="Times New Roman" w:hAnsi="Times New Roman" w:cs="Times New Roman"/>
+          <w:b w:val="0"/>
+          <w:bCs w:val="0"/>
+          <w:lang w:val="id-ID"/>
+        </w:rPr>
+        <w:t xml:space="preserve">public class Menu {</w:t>
+      </w:r>
+    </w:p>
+    <w:p>
+      <w:pPr>
+        <w:rPr>
+          <w:rFonts w:ascii="Times New Roman" w:hAnsi="Times New Roman" w:cs="Times New Roman"/>
+          <w:b w:val="0"/>
+          <w:bCs w:val="0"/>
+          <w:lang w:val="id-ID"/>
+        </w:rPr>
+      </w:pPr>
+      <w:r>
+        <w:rPr>
+          <w:rFonts w:ascii="Times New Roman" w:hAnsi="Times New Roman" w:cs="Times New Roman"/>
+          <w:b w:val="0"/>
+          <w:bCs w:val="0"/>
+          <w:lang w:val="id-ID"/>
+        </w:rPr>
+        <w:t xml:space="preserve">    String namaMenu;</w:t>
+      </w:r>
+    </w:p>
+    <w:p>
+      <w:pPr>
+        <w:rPr>
+          <w:rFonts w:ascii="Times New Roman" w:hAnsi="Times New Roman" w:cs="Times New Roman"/>
+          <w:b w:val="0"/>
+          <w:bCs w:val="0"/>
+          <w:lang w:val="id-ID"/>
+        </w:rPr>
+      </w:pPr>
+      <w:r>
+        <w:rPr>
+          <w:rFonts w:ascii="Times New Roman" w:hAnsi="Times New Roman" w:cs="Times New Roman"/>
+          <w:b w:val="0"/>
+          <w:bCs w:val="0"/>
+          <w:lang w:val="id-ID"/>
+        </w:rPr>
+        <w:t xml:space="preserve">    long hargaMenu;</w:t>
+      </w:r>
+    </w:p>
+    <w:p>
+      <w:pPr>
+        <w:rPr>
+          <w:rFonts w:ascii="Times New Roman" w:hAnsi="Times New Roman" w:cs="Times New Roman"/>
+          <w:b w:val="0"/>
+          <w:bCs w:val="0"/>
+          <w:lang w:val="id-ID"/>
+        </w:rPr>
+      </w:pPr>
+      <w:r>
+        <w:rPr>
+          <w:rFonts w:ascii="Times New Roman" w:hAnsi="Times New Roman" w:cs="Times New Roman"/>
+          <w:b w:val="0"/>
+          <w:bCs w:val="0"/>
+          <w:lang w:val="id-ID"/>
+        </w:rPr>
+        <w:t xml:space="preserve">    Kategori kategoriMenu;</w:t>
+      </w:r>
+    </w:p>
+    <w:p>
+      <w:pPr>
+        <w:rPr>
+          <w:rFonts w:ascii="Times New Roman" w:hAnsi="Times New Roman" w:cs="Times New Roman"/>
+          <w:b w:val="0"/>
+          <w:bCs w:val="0"/>
+          <w:lang w:val="id-ID"/>
+        </w:rPr>
+      </w:pPr>
+    </w:p>
+    <w:p>
+      <w:pPr>
+        <w:rPr>
+          <w:rFonts w:ascii="Times New Roman" w:hAnsi="Times New Roman" w:cs="Times New Roman"/>
+          <w:b w:val="0"/>
+          <w:bCs w:val="0"/>
+          <w:lang w:val="id-ID"/>
+        </w:rPr>
+      </w:pPr>
+      <w:r>
+        <w:rPr>
+          <w:rFonts w:ascii="Times New Roman" w:hAnsi="Times New Roman" w:cs="Times New Roman"/>
+          <w:b w:val="0"/>
+          <w:bCs w:val="0"/>
+          <w:lang w:val="id-ID"/>
+        </w:rPr>
+        <w:t xml:space="preserve">    public Menu(String nama, long harga, Kategori kategori) {</w:t>
+      </w:r>
+    </w:p>
+    <w:p>
+      <w:pPr>
+        <w:rPr>
+          <w:rFonts w:ascii="Times New Roman" w:hAnsi="Times New Roman" w:cs="Times New Roman"/>
+          <w:b w:val="0"/>
+          <w:bCs w:val="0"/>
+          <w:lang w:val="id-ID"/>
+        </w:rPr>
+      </w:pPr>
+      <w:r>
+        <w:rPr>
+          <w:rFonts w:ascii="Times New Roman" w:hAnsi="Times New Roman" w:cs="Times New Roman"/>
+          <w:b w:val="0"/>
+          <w:bCs w:val="0"/>
+          <w:lang w:val="id-ID"/>
+        </w:rPr>
+        <w:t xml:space="preserve">        this.namaMenu = nama;</w:t>
+      </w:r>
+    </w:p>
+    <w:p>
+      <w:pPr>
+        <w:rPr>
+          <w:rFonts w:ascii="Times New Roman" w:hAnsi="Times New Roman" w:cs="Times New Roman"/>
+          <w:b w:val="0"/>
+          <w:bCs w:val="0"/>
+          <w:lang w:val="id-ID"/>
+        </w:rPr>
+      </w:pPr>
+      <w:r>
+        <w:rPr>
+          <w:rFonts w:ascii="Times New Roman" w:hAnsi="Times New Roman" w:cs="Times New Roman"/>
+          <w:b w:val="0"/>
+          <w:bCs w:val="0"/>
+          <w:lang w:val="id-ID"/>
+        </w:rPr>
+        <w:t xml:space="preserve">        this.hargaMenu = harga;</w:t>
+      </w:r>
+    </w:p>
+    <w:p>
+      <w:pPr>
+        <w:rPr>
+          <w:rFonts w:ascii="Times New Roman" w:hAnsi="Times New Roman" w:cs="Times New Roman"/>
+          <w:b w:val="0"/>
+          <w:bCs w:val="0"/>
+          <w:lang w:val="id-ID"/>
+        </w:rPr>
+      </w:pPr>
+      <w:r>
+        <w:rPr>
+          <w:rFonts w:ascii="Times New Roman" w:hAnsi="Times New Roman" w:cs="Times New Roman"/>
+          <w:b w:val="0"/>
+          <w:bCs w:val="0"/>
+          <w:lang w:val="id-ID"/>
+        </w:rPr>
+        <w:t xml:space="preserve">        this.kategoriMenu = kategori;</w:t>
+      </w:r>
+    </w:p>
+    <w:p>
+      <w:pPr>
+        <w:rPr>
+          <w:rFonts w:ascii="Times New Roman" w:hAnsi="Times New Roman" w:cs="Times New Roman"/>
+          <w:b w:val="0"/>
+          <w:bCs w:val="0"/>
+          <w:lang w:val="id-ID"/>
+        </w:rPr>
+      </w:pPr>
+      <w:r>
+        <w:rPr>
+          <w:rFonts w:ascii="Times New Roman" w:hAnsi="Times New Roman" w:cs="Times New Roman"/>
+          <w:b w:val="0"/>
+          <w:bCs w:val="0"/>
+          <w:lang w:val="id-ID"/>
+        </w:rPr>
+        <w:t xml:space="preserve">    }</w:t>
+      </w:r>
+    </w:p>
+    <w:p>
+      <w:pPr>
+        <w:rPr>
+          <w:rFonts w:ascii="Times New Roman" w:hAnsi="Times New Roman" w:cs="Times New Roman"/>
+          <w:b w:val="0"/>
+          <w:bCs w:val="0"/>
+          <w:lang w:val="id-ID"/>
+        </w:rPr>
+      </w:pPr>
+      <w:r>
+        <w:rPr>
+          <w:rFonts w:ascii="Times New Roman" w:hAnsi="Times New Roman" w:cs="Times New Roman"/>
+          <w:b w:val="0"/>
+          <w:bCs w:val="0"/>
+          <w:lang w:val="id-ID"/>
+        </w:rPr>
+        <w:t xml:space="preserve">}</w:t>
+      </w:r>
+    </w:p>
+    <w:p>
+      <w:pPr>
+        <w:rPr>
+          <w:rFonts w:ascii="Times New Roman" w:hAnsi="Times New Roman" w:cs="Times New Roman"/>
+          <w:b w:val="0"/>
+          <w:bCs w:val="0"/>
+          <w:lang w:val="id-ID"/>
+        </w:rPr>
+      </w:pPr>
+    </w:p>
+    <w:p>
+      <w:pPr>
+        <w:rPr>
+          <w:rFonts w:ascii="Times New Roman" w:hAnsi="Times New Roman" w:cs="Times New Roman"/>
+          <w:b/>
+          <w:bCs/>
+          <w:lang w:val="id-ID"/>
+        </w:rPr>
+      </w:pPr>
+      <w:r>
+        <w:rPr>
+          <w:rFonts w:ascii="Times New Roman" w:hAnsi="Times New Roman" w:cs="Times New Roman"/>
+          <w:b/>
+          <w:bCs/>
+          <w:lang w:val="id-ID"/>
+        </w:rPr>
+        <w:t xml:space="preserve">Pesanan.java :</w:t>
+      </w:r>
+    </w:p>
+    <w:p>
+      <w:pPr>
+        <w:rPr>
+          <w:rFonts w:ascii="Times New Roman" w:hAnsi="Times New Roman" w:cs="Times New Roman"/>
+          <w:b w:val="0"/>
+          <w:bCs w:val="0"/>
+          <w:lang w:val="id-ID"/>
+        </w:rPr>
+      </w:pPr>
+      <w:r>
+        <w:rPr>
+          <w:rFonts w:ascii="Times New Roman" w:hAnsi="Times New Roman" w:cs="Times New Roman"/>
+          <w:b w:val="0"/>
+          <w:bCs w:val="0"/>
+          <w:lang w:val="id-ID"/>
+        </w:rPr>
+        <w:t xml:space="preserve">public class Pesanan {</w:t>
+      </w:r>
+    </w:p>
+    <w:p>
+      <w:pPr>
+        <w:rPr>
+          <w:rFonts w:ascii="Times New Roman" w:hAnsi="Times New Roman" w:cs="Times New Roman"/>
+          <w:b w:val="0"/>
+          <w:bCs w:val="0"/>
+          <w:lang w:val="id-ID"/>
+        </w:rPr>
+      </w:pPr>
+      <w:r>
+        <w:rPr>
+          <w:rFonts w:ascii="Times New Roman" w:hAnsi="Times New Roman" w:cs="Times New Roman"/>
+          <w:b w:val="0"/>
+          <w:bCs w:val="0"/>
+          <w:lang w:val="id-ID"/>
+        </w:rPr>
+        <w:t xml:space="preserve">    Menu menu;</w:t>
+      </w:r>
+    </w:p>
+    <w:p>
+      <w:pPr>
+        <w:rPr>
+          <w:rFonts w:ascii="Times New Roman" w:hAnsi="Times New Roman" w:cs="Times New Roman"/>
+          <w:b w:val="0"/>
+          <w:bCs w:val="0"/>
+          <w:lang w:val="id-ID"/>
+        </w:rPr>
+      </w:pPr>
+      <w:r>
+        <w:rPr>
+          <w:rFonts w:ascii="Times New Roman" w:hAnsi="Times New Roman" w:cs="Times New Roman"/>
+          <w:b w:val="0"/>
+          <w:bCs w:val="0"/>
+          <w:lang w:val="id-ID"/>
+        </w:rPr>
+        <w:t xml:space="preserve">    int jumlah;</w:t>
+      </w:r>
+    </w:p>
+    <w:p>
+      <w:pPr>
+        <w:rPr>
+          <w:rFonts w:ascii="Times New Roman" w:hAnsi="Times New Roman" w:cs="Times New Roman"/>
+          <w:b w:val="0"/>
+          <w:bCs w:val="0"/>
+          <w:lang w:val="id-ID"/>
+        </w:rPr>
+      </w:pPr>
+      <w:r>
+        <w:rPr>
+          <w:rFonts w:ascii="Times New Roman" w:hAnsi="Times New Roman" w:cs="Times New Roman"/>
+          <w:b w:val="0"/>
+          <w:bCs w:val="0"/>
+          <w:lang w:val="id-ID"/>
+        </w:rPr>
+        <w:t xml:space="preserve">    int jumlahGratis; // Jumlah gratisan dari promo BOGO</w:t>
+      </w:r>
+    </w:p>
+    <w:p>
+      <w:pPr>
+        <w:rPr>
+          <w:rFonts w:ascii="Times New Roman" w:hAnsi="Times New Roman" w:cs="Times New Roman"/>
+          <w:b w:val="0"/>
+          <w:bCs w:val="0"/>
+          <w:lang w:val="id-ID"/>
+        </w:rPr>
+      </w:pPr>
+    </w:p>
+    <w:p>
+      <w:pPr>
+        <w:rPr>
+          <w:rFonts w:ascii="Times New Roman" w:hAnsi="Times New Roman" w:cs="Times New Roman"/>
+          <w:b w:val="0"/>
+          <w:bCs w:val="0"/>
+          <w:lang w:val="id-ID"/>
+        </w:rPr>
+      </w:pPr>
+      <w:r>
+        <w:rPr>
+          <w:rFonts w:ascii="Times New Roman" w:hAnsi="Times New Roman" w:cs="Times New Roman"/>
+          <w:b w:val="0"/>
+          <w:bCs w:val="0"/>
+          <w:lang w:val="id-ID"/>
+        </w:rPr>
+        <w:t xml:space="preserve">    public Pesanan(Menu menu, int jumlah) {</w:t>
+      </w:r>
+    </w:p>
+    <w:p>
+      <w:pPr>
+        <w:rPr>
+          <w:rFonts w:ascii="Times New Roman" w:hAnsi="Times New Roman" w:cs="Times New Roman"/>
+          <w:b w:val="0"/>
+          <w:bCs w:val="0"/>
+          <w:lang w:val="id-ID"/>
+        </w:rPr>
+      </w:pPr>
+      <w:r>
+        <w:rPr>
+          <w:rFonts w:ascii="Times New Roman" w:hAnsi="Times New Roman" w:cs="Times New Roman"/>
+          <w:b w:val="0"/>
+          <w:bCs w:val="0"/>
+          <w:lang w:val="id-ID"/>
+        </w:rPr>
+        <w:t xml:space="preserve">        this.menu = menu;</w:t>
+      </w:r>
+    </w:p>
+    <w:p>
+      <w:pPr>
+        <w:rPr>
+          <w:rFonts w:ascii="Times New Roman" w:hAnsi="Times New Roman" w:cs="Times New Roman"/>
+          <w:b w:val="0"/>
+          <w:bCs w:val="0"/>
+          <w:lang w:val="id-ID"/>
+        </w:rPr>
+      </w:pPr>
+      <w:r>
+        <w:rPr>
+          <w:rFonts w:ascii="Times New Roman" w:hAnsi="Times New Roman" w:cs="Times New Roman"/>
+          <w:b w:val="0"/>
+          <w:bCs w:val="0"/>
+          <w:lang w:val="id-ID"/>
+        </w:rPr>
+        <w:t xml:space="preserve">        this.jumlah = jumlah;</w:t>
+      </w:r>
+    </w:p>
+    <w:p>
+      <w:pPr>
+        <w:rPr>
+          <w:rFonts w:ascii="Times New Roman" w:hAnsi="Times New Roman" w:cs="Times New Roman"/>
+          <w:b w:val="0"/>
+          <w:bCs w:val="0"/>
+          <w:lang w:val="id-ID"/>
+        </w:rPr>
+      </w:pPr>
+      <w:r>
+        <w:rPr>
+          <w:rFonts w:ascii="Times New Roman" w:hAnsi="Times New Roman" w:cs="Times New Roman"/>
+          <w:b w:val="0"/>
+          <w:bCs w:val="0"/>
+          <w:lang w:val="id-ID"/>
+        </w:rPr>
+        <w:t xml:space="preserve">        this.jumlahGratis = 0; // Inisialisasi jumlah gratisan</w:t>
+      </w:r>
+    </w:p>
+    <w:p>
+      <w:pPr>
+        <w:rPr>
+          <w:rFonts w:ascii="Times New Roman" w:hAnsi="Times New Roman" w:cs="Times New Roman"/>
+          <w:b w:val="0"/>
+          <w:bCs w:val="0"/>
+          <w:lang w:val="id-ID"/>
+        </w:rPr>
+      </w:pPr>
+      <w:r>
+        <w:rPr>
+          <w:rFonts w:ascii="Times New Roman" w:hAnsi="Times New Roman" w:cs="Times New Roman"/>
+          <w:b w:val="0"/>
+          <w:bCs w:val="0"/>
+          <w:lang w:val="id-ID"/>
+        </w:rPr>
+        <w:t xml:space="preserve">    }</w:t>
+      </w:r>
+    </w:p>
+    <w:p>
+      <w:pPr>
+        <w:rPr>
+          <w:rFonts w:ascii="Times New Roman" w:hAnsi="Times New Roman" w:cs="Times New Roman"/>
+          <w:b w:val="0"/>
+          <w:bCs w:val="0"/>
+          <w:lang w:val="id-ID"/>
+        </w:rPr>
+      </w:pPr>
+    </w:p>
+    <w:p>
+      <w:pPr>
+        <w:rPr>
+          <w:rFonts w:ascii="Times New Roman" w:hAnsi="Times New Roman" w:cs="Times New Roman"/>
+          <w:b w:val="0"/>
+          <w:bCs w:val="0"/>
+          <w:lang w:val="id-ID"/>
+        </w:rPr>
+      </w:pPr>
+      <w:r>
+        <w:rPr>
+          <w:rFonts w:ascii="Times New Roman" w:hAnsi="Times New Roman" w:cs="Times New Roman"/>
+          <w:b w:val="0"/>
+          <w:bCs w:val="0"/>
+          <w:lang w:val="id-ID"/>
+        </w:rPr>
+        <w:t xml:space="preserve">    public long hitungTotalHarga() {</w:t>
+      </w:r>
+    </w:p>
+    <w:p>
+      <w:pPr>
+        <w:rPr>
+          <w:rFonts w:ascii="Times New Roman" w:hAnsi="Times New Roman" w:cs="Times New Roman"/>
+          <w:b w:val="0"/>
+          <w:bCs w:val="0"/>
+          <w:lang w:val="id-ID"/>
+        </w:rPr>
+      </w:pPr>
+      <w:r>
+        <w:rPr>
+          <w:rFonts w:ascii="Times New Roman" w:hAnsi="Times New Roman" w:cs="Times New Roman"/>
+          <w:b w:val="0"/>
+          <w:bCs w:val="0"/>
+          <w:lang w:val="id-ID"/>
+        </w:rPr>
+        <w:t xml:space="preserve">        return (menu.hargaMenu * jumlah);</w:t>
+      </w:r>
+    </w:p>
+    <w:p>
+      <w:pPr>
+        <w:rPr>
+          <w:rFonts w:ascii="Times New Roman" w:hAnsi="Times New Roman" w:cs="Times New Roman"/>
+          <w:b w:val="0"/>
+          <w:bCs w:val="0"/>
+          <w:lang w:val="id-ID"/>
+        </w:rPr>
+      </w:pPr>
+      <w:r>
+        <w:rPr>
+          <w:rFonts w:ascii="Times New Roman" w:hAnsi="Times New Roman" w:cs="Times New Roman"/>
+          <w:b w:val="0"/>
+          <w:bCs w:val="0"/>
+          <w:lang w:val="id-ID"/>
+        </w:rPr>
+        <w:t xml:space="preserve">    }</w:t>
+      </w:r>
+    </w:p>
+    <w:p>
+      <w:pPr>
+        <w:rPr>
+          <w:rFonts w:ascii="Times New Roman" w:hAnsi="Times New Roman" w:cs="Times New Roman"/>
+          <w:b w:val="0"/>
+          <w:bCs w:val="0"/>
+          <w:lang w:val="id-ID"/>
+        </w:rPr>
+      </w:pPr>
+      <w:r>
+        <w:rPr>
+          <w:rFonts w:ascii="Times New Roman" w:hAnsi="Times New Roman" w:cs="Times New Roman"/>
+          <w:b w:val="0"/>
+          <w:bCs w:val="0"/>
+          <w:lang w:val="id-ID"/>
+        </w:rPr>
+        <w:t xml:space="preserve">}</w:t>
+      </w:r>
+    </w:p>
+    <w:p>
+      <w:pPr>
+        <w:rPr>
+          <w:rFonts w:ascii="Times New Roman" w:hAnsi="Times New Roman" w:cs="Times New Roman"/>
+          <w:b w:val="0"/>
+          <w:bCs w:val="0"/>
+          <w:lang w:val="id-ID"/>
+        </w:rPr>
+      </w:pPr>
+    </w:p>
+    <w:p>
+      <w:pPr>
+        <w:rPr>
+          <w:rFonts w:ascii="Times New Roman" w:hAnsi="Times New Roman" w:cs="Times New Roman"/>
+          <w:b/>
+          <w:bCs/>
+          <w:lang w:val="id-ID"/>
+        </w:rPr>
+      </w:pPr>
+      <w:r>
+        <w:rPr>
+          <w:rFonts w:ascii="Times New Roman" w:hAnsi="Times New Roman" w:cs="Times New Roman"/>
+          <w:b/>
+          <w:bCs/>
+          <w:lang w:val="id-ID"/>
+        </w:rPr>
+        <w:t xml:space="preserve">Main.java :</w:t>
+      </w:r>
+    </w:p>
+    <w:p>
+      <w:pPr>
+        <w:rPr>
+          <w:rFonts w:ascii="Times New Roman" w:hAnsi="Times New Roman" w:cs="Times New Roman"/>
+          <w:lang w:val="id-ID"/>
+        </w:rPr>
+      </w:pPr>
+      <w:r>
+        <w:rPr>
+          <w:rFonts w:ascii="Times New Roman" w:hAnsi="Times New Roman" w:cs="Times New Roman"/>
+          <w:lang w:val="id-ID"/>
+        </w:rPr>
+        <w:t xml:space="preserve">import java.util.Scanner;</w:t>
+      </w:r>
+    </w:p>
+    <w:p>
+      <w:pPr>
+        <w:rPr>
+          <w:rFonts w:ascii="Times New Roman" w:hAnsi="Times New Roman" w:cs="Times New Roman"/>
+          <w:lang w:val="id-ID"/>
+        </w:rPr>
+      </w:pPr>
+    </w:p>
+    <w:p>
+      <w:pPr>
+        <w:rPr>
+          <w:rFonts w:ascii="Times New Roman" w:hAnsi="Times New Roman" w:cs="Times New Roman"/>
+          <w:lang w:val="id-ID"/>
+        </w:rPr>
+      </w:pPr>
+      <w:r>
+        <w:rPr>
+          <w:rFonts w:ascii="Times New Roman" w:hAnsi="Times New Roman" w:cs="Times New Roman"/>
+          <w:lang w:val="id-ID"/>
+        </w:rPr>
+        <w:t xml:space="preserve">// Nama                 : Marshalinas Yustiawan      </w:t>
+      </w:r>
+    </w:p>
+    <w:p>
+      <w:pPr>
+        <w:rPr>
+          <w:rFonts w:ascii="Times New Roman" w:hAnsi="Times New Roman" w:cs="Times New Roman"/>
+          <w:lang w:val="id-ID"/>
+        </w:rPr>
+      </w:pPr>
+      <w:r>
+        <w:rPr>
+          <w:rFonts w:ascii="Times New Roman" w:hAnsi="Times New Roman" w:cs="Times New Roman"/>
+          <w:lang w:val="id-ID"/>
+        </w:rPr>
+        <w:t xml:space="preserve">// NIM                  : 052817633</w:t>
+      </w:r>
+    </w:p>
+    <w:p>
+      <w:pPr>
+        <w:rPr>
+          <w:rFonts w:ascii="Times New Roman" w:hAnsi="Times New Roman" w:cs="Times New Roman"/>
+          <w:lang w:val="id-ID"/>
+        </w:rPr>
+      </w:pPr>
+      <w:r>
+        <w:rPr>
+          <w:rFonts w:ascii="Times New Roman" w:hAnsi="Times New Roman" w:cs="Times New Roman"/>
+          <w:lang w:val="id-ID"/>
+        </w:rPr>
+        <w:t xml:space="preserve">// Program studi        : Sistem Informasi</w:t>
+      </w:r>
+    </w:p>
+    <w:p>
+      <w:pPr>
+        <w:rPr>
+          <w:rFonts w:ascii="Times New Roman" w:hAnsi="Times New Roman" w:cs="Times New Roman"/>
+          <w:lang w:val="id-ID"/>
+        </w:rPr>
+      </w:pPr>
+      <w:r>
+        <w:rPr>
+          <w:rFonts w:ascii="Times New Roman" w:hAnsi="Times New Roman" w:cs="Times New Roman"/>
+          <w:lang w:val="id-ID"/>
+        </w:rPr>
+        <w:t xml:space="preserve">// Mata kuliah          : Pemrograman Berbasis Desktop</w:t>
+      </w:r>
+    </w:p>
+    <w:p>
+      <w:pPr>
+        <w:rPr>
+          <w:rFonts w:ascii="Times New Roman" w:hAnsi="Times New Roman" w:cs="Times New Roman"/>
+          <w:lang w:val="id-ID"/>
+        </w:rPr>
+      </w:pPr>
+    </w:p>
+    <w:p>
+      <w:pPr>
+        <w:rPr>
+          <w:rFonts w:ascii="Times New Roman" w:hAnsi="Times New Roman" w:cs="Times New Roman"/>
+          <w:lang w:val="id-ID"/>
+        </w:rPr>
+      </w:pPr>
+      <w:r>
+        <w:rPr>
+          <w:rFonts w:ascii="Times New Roman" w:hAnsi="Times New Roman" w:cs="Times New Roman"/>
+          <w:lang w:val="id-ID"/>
+        </w:rPr>
+        <w:t xml:space="preserve">public class Main {</w:t>
+      </w:r>
+    </w:p>
+    <w:p>
+      <w:pPr>
+        <w:rPr>
+          <w:rFonts w:ascii="Times New Roman" w:hAnsi="Times New Roman" w:cs="Times New Roman"/>
+          <w:lang w:val="id-ID"/>
+        </w:rPr>
+      </w:pPr>
+      <w:r>
+        <w:rPr>
+          <w:rFonts w:ascii="Times New Roman" w:hAnsi="Times New Roman" w:cs="Times New Roman"/>
+          <w:lang w:val="id-ID"/>
+        </w:rPr>
+        <w:t xml:space="preserve">    public static void main(String[] args) {</w:t>
+      </w:r>
+    </w:p>
+    <w:p>
+      <w:pPr>
+        <w:rPr>
+          <w:rFonts w:ascii="Times New Roman" w:hAnsi="Times New Roman" w:cs="Times New Roman"/>
+          <w:lang w:val="id-ID"/>
+        </w:rPr>
+      </w:pPr>
+      <w:r>
+        <w:rPr>
+          <w:rFonts w:ascii="Times New Roman" w:hAnsi="Times New Roman" w:cs="Times New Roman"/>
+          <w:lang w:val="id-ID"/>
+        </w:rPr>
+        <w:t xml:space="preserve">        // Inisialisasi Scanner untuk membaca input user</w:t>
+      </w:r>
+    </w:p>
+    <w:p>
+      <w:pPr>
+        <w:rPr>
+          <w:rFonts w:ascii="Times New Roman" w:hAnsi="Times New Roman" w:cs="Times New Roman"/>
+          <w:lang w:val="id-ID"/>
+        </w:rPr>
+      </w:pPr>
+      <w:r>
+        <w:rPr>
+          <w:rFonts w:ascii="Times New Roman" w:hAnsi="Times New Roman" w:cs="Times New Roman"/>
+          <w:lang w:val="id-ID"/>
+        </w:rPr>
+        <w:t xml:space="preserve">        Scanner scanner = new Scanner(System.in);</w:t>
+      </w:r>
+    </w:p>
+    <w:p>
+      <w:pPr>
+        <w:rPr>
+          <w:rFonts w:ascii="Times New Roman" w:hAnsi="Times New Roman" w:cs="Times New Roman"/>
+          <w:lang w:val="id-ID"/>
+        </w:rPr>
+      </w:pPr>
+    </w:p>
+    <w:p>
+      <w:pPr>
+        <w:rPr>
+          <w:rFonts w:ascii="Times New Roman" w:hAnsi="Times New Roman" w:cs="Times New Roman"/>
+          <w:lang w:val="id-ID"/>
+        </w:rPr>
+      </w:pPr>
+      <w:r>
+        <w:rPr>
+          <w:rFonts w:ascii="Times New Roman" w:hAnsi="Times New Roman" w:cs="Times New Roman"/>
+          <w:lang w:val="id-ID"/>
+        </w:rPr>
+        <w:t xml:space="preserve">        // Inisialisasi daftar menu</w:t>
+      </w:r>
+    </w:p>
+    <w:p>
+      <w:pPr>
+        <w:rPr>
+          <w:rFonts w:ascii="Times New Roman" w:hAnsi="Times New Roman" w:cs="Times New Roman"/>
+          <w:lang w:val="id-ID"/>
+        </w:rPr>
+      </w:pPr>
+      <w:r>
+        <w:rPr>
+          <w:rFonts w:ascii="Times New Roman" w:hAnsi="Times New Roman" w:cs="Times New Roman"/>
+          <w:lang w:val="id-ID"/>
+        </w:rPr>
+        <w:t xml:space="preserve">        Menu[] daftarMenu = new Menu[8];</w:t>
+      </w:r>
+    </w:p>
+    <w:p>
+      <w:pPr>
+        <w:rPr>
+          <w:rFonts w:ascii="Times New Roman" w:hAnsi="Times New Roman" w:cs="Times New Roman"/>
+          <w:lang w:val="id-ID"/>
+        </w:rPr>
+      </w:pPr>
+      <w:r>
+        <w:rPr>
+          <w:rFonts w:ascii="Times New Roman" w:hAnsi="Times New Roman" w:cs="Times New Roman"/>
+          <w:lang w:val="id-ID"/>
+        </w:rPr>
+        <w:t xml:space="preserve">        daftarMenu[0] = new Menu("Egg &amp; Butter Toast", 20000, Kategori.MAKANAN);</w:t>
+      </w:r>
+    </w:p>
+    <w:p>
+      <w:pPr>
+        <w:rPr>
+          <w:rFonts w:ascii="Times New Roman" w:hAnsi="Times New Roman" w:cs="Times New Roman"/>
+          <w:lang w:val="id-ID"/>
+        </w:rPr>
+      </w:pPr>
+      <w:r>
+        <w:rPr>
+          <w:rFonts w:ascii="Times New Roman" w:hAnsi="Times New Roman" w:cs="Times New Roman"/>
+          <w:lang w:val="id-ID"/>
+        </w:rPr>
+        <w:t xml:space="preserve">        daftarMenu[1] = new Menu("Double Cheeseburger", 30000, Kategori.MAKANAN);</w:t>
+      </w:r>
+    </w:p>
+    <w:p>
+      <w:pPr>
+        <w:rPr>
+          <w:rFonts w:ascii="Times New Roman" w:hAnsi="Times New Roman" w:cs="Times New Roman"/>
+          <w:lang w:val="id-ID"/>
+        </w:rPr>
+      </w:pPr>
+      <w:r>
+        <w:rPr>
+          <w:rFonts w:ascii="Times New Roman" w:hAnsi="Times New Roman" w:cs="Times New Roman"/>
+          <w:lang w:val="id-ID"/>
+        </w:rPr>
+        <w:t xml:space="preserve">        daftarMenu[2] = new Menu("Margherita Pizza (1 slice)", 25000, Kategori.MAKANAN);</w:t>
+      </w:r>
+    </w:p>
+    <w:p>
+      <w:pPr>
+        <w:rPr>
+          <w:rFonts w:ascii="Times New Roman" w:hAnsi="Times New Roman" w:cs="Times New Roman"/>
+          <w:lang w:val="id-ID"/>
+        </w:rPr>
+      </w:pPr>
+      <w:r>
+        <w:rPr>
+          <w:rFonts w:ascii="Times New Roman" w:hAnsi="Times New Roman" w:cs="Times New Roman"/>
+          <w:lang w:val="id-ID"/>
+        </w:rPr>
+        <w:t xml:space="preserve">        daftarMenu[3] = new Menu("Miso Ramen", 27000, Kategori.MAKANAN);</w:t>
+      </w:r>
+    </w:p>
+    <w:p>
+      <w:pPr>
+        <w:rPr>
+          <w:rFonts w:ascii="Times New Roman" w:hAnsi="Times New Roman" w:cs="Times New Roman"/>
+          <w:lang w:val="id-ID"/>
+        </w:rPr>
+      </w:pPr>
+      <w:r>
+        <w:rPr>
+          <w:rFonts w:ascii="Times New Roman" w:hAnsi="Times New Roman" w:cs="Times New Roman"/>
+          <w:lang w:val="id-ID"/>
+        </w:rPr>
+        <w:t xml:space="preserve">        daftarMenu[4] = new Menu("Iced Tea", 12000, Kategori.MINUMAN);</w:t>
+      </w:r>
+    </w:p>
+    <w:p>
+      <w:pPr>
+        <w:rPr>
+          <w:rFonts w:ascii="Times New Roman" w:hAnsi="Times New Roman" w:cs="Times New Roman"/>
+          <w:lang w:val="id-ID"/>
+        </w:rPr>
+      </w:pPr>
+      <w:r>
+        <w:rPr>
+          <w:rFonts w:ascii="Times New Roman" w:hAnsi="Times New Roman" w:cs="Times New Roman"/>
+          <w:lang w:val="id-ID"/>
+        </w:rPr>
+        <w:t xml:space="preserve">        daftarMenu[5] = new Menu("Iced Latte", 18000, Kategori.MINUMAN);</w:t>
+      </w:r>
+    </w:p>
+    <w:p>
+      <w:pPr>
+        <w:rPr>
+          <w:rFonts w:ascii="Times New Roman" w:hAnsi="Times New Roman" w:cs="Times New Roman"/>
+          <w:lang w:val="id-ID"/>
+        </w:rPr>
+      </w:pPr>
+      <w:r>
+        <w:rPr>
+          <w:rFonts w:ascii="Times New Roman" w:hAnsi="Times New Roman" w:cs="Times New Roman"/>
+          <w:lang w:val="id-ID"/>
+        </w:rPr>
+        <w:t xml:space="preserve">        daftarMenu[6] = new Menu("Iced Black Coffee", 16000, Kategori.MINUMAN);</w:t>
+      </w:r>
+    </w:p>
+    <w:p>
+      <w:pPr>
+        <w:rPr>
+          <w:rFonts w:ascii="Times New Roman" w:hAnsi="Times New Roman" w:cs="Times New Roman"/>
+          <w:lang w:val="id-ID"/>
+        </w:rPr>
+      </w:pPr>
+      <w:r>
+        <w:rPr>
+          <w:rFonts w:ascii="Times New Roman" w:hAnsi="Times New Roman" w:cs="Times New Roman"/>
+          <w:lang w:val="id-ID"/>
+        </w:rPr>
+        <w:t xml:space="preserve">        daftarMenu[7] = new Menu("Iced Cappuccino", 17000, Kategori.MINUMAN);</w:t>
+      </w:r>
+    </w:p>
+    <w:p>
+      <w:pPr>
+        <w:rPr>
+          <w:rFonts w:ascii="Times New Roman" w:hAnsi="Times New Roman" w:cs="Times New Roman"/>
+          <w:lang w:val="id-ID"/>
+        </w:rPr>
+      </w:pPr>
+    </w:p>
+    <w:p>
+      <w:pPr>
+        <w:rPr>
+          <w:rFonts w:ascii="Times New Roman" w:hAnsi="Times New Roman" w:cs="Times New Roman"/>
+          <w:lang w:val="id-ID"/>
+        </w:rPr>
+      </w:pPr>
+      <w:r>
+        <w:rPr>
+          <w:rFonts w:ascii="Times New Roman" w:hAnsi="Times New Roman" w:cs="Times New Roman"/>
+          <w:lang w:val="id-ID"/>
+        </w:rPr>
+        <w:t xml:space="preserve">        // Inisialisasi keranjang pesanan (menggunakan Class Pesanan)</w:t>
+      </w:r>
+    </w:p>
+    <w:p>
+      <w:pPr>
+        <w:rPr>
+          <w:rFonts w:ascii="Times New Roman" w:hAnsi="Times New Roman" w:cs="Times New Roman"/>
+          <w:lang w:val="id-ID"/>
+        </w:rPr>
+      </w:pPr>
+      <w:r>
+        <w:rPr>
+          <w:rFonts w:ascii="Times New Roman" w:hAnsi="Times New Roman" w:cs="Times New Roman"/>
+          <w:lang w:val="id-ID"/>
+        </w:rPr>
+        <w:t xml:space="preserve">        Pesanan[] keranjang = new Pesanan[4];</w:t>
+      </w:r>
+    </w:p>
+    <w:p>
+      <w:pPr>
+        <w:rPr>
+          <w:rFonts w:ascii="Times New Roman" w:hAnsi="Times New Roman" w:cs="Times New Roman"/>
+          <w:lang w:val="id-ID"/>
+        </w:rPr>
+      </w:pPr>
+    </w:p>
+    <w:p>
+      <w:pPr>
+        <w:rPr>
+          <w:rFonts w:ascii="Times New Roman" w:hAnsi="Times New Roman" w:cs="Times New Roman"/>
+          <w:lang w:val="id-ID"/>
+        </w:rPr>
+      </w:pPr>
+      <w:r>
+        <w:rPr>
+          <w:rFonts w:ascii="Times New Roman" w:hAnsi="Times New Roman" w:cs="Times New Roman"/>
+          <w:lang w:val="id-ID"/>
+        </w:rPr>
+        <w:t xml:space="preserve">        final int PAJAK = 10; // 10% dari total harga</w:t>
+      </w:r>
+    </w:p>
+    <w:p>
+      <w:pPr>
+        <w:rPr>
+          <w:rFonts w:ascii="Times New Roman" w:hAnsi="Times New Roman" w:cs="Times New Roman"/>
+          <w:lang w:val="id-ID"/>
+        </w:rPr>
+      </w:pPr>
+      <w:r>
+        <w:rPr>
+          <w:rFonts w:ascii="Times New Roman" w:hAnsi="Times New Roman" w:cs="Times New Roman"/>
+          <w:lang w:val="id-ID"/>
+        </w:rPr>
+        <w:t xml:space="preserve">        final int DISKON1 = 10; // 10% dari total harga jika total harga &gt; 100.000</w:t>
+      </w:r>
+    </w:p>
+    <w:p>
+      <w:pPr>
+        <w:rPr>
+          <w:rFonts w:ascii="Times New Roman" w:hAnsi="Times New Roman" w:cs="Times New Roman"/>
+          <w:lang w:val="id-ID"/>
+        </w:rPr>
+      </w:pPr>
+      <w:r>
+        <w:rPr>
+          <w:rFonts w:ascii="Times New Roman" w:hAnsi="Times New Roman" w:cs="Times New Roman"/>
+          <w:lang w:val="id-ID"/>
+        </w:rPr>
+        <w:t xml:space="preserve">        final long DISKON1_MIN = 100000; // minimal total harga untuk diskon 10%</w:t>
+      </w:r>
+    </w:p>
+    <w:p>
+      <w:pPr>
+        <w:rPr>
+          <w:rFonts w:ascii="Times New Roman" w:hAnsi="Times New Roman" w:cs="Times New Roman"/>
+          <w:lang w:val="id-ID"/>
+        </w:rPr>
+      </w:pPr>
+      <w:r>
+        <w:rPr>
+          <w:rFonts w:ascii="Times New Roman" w:hAnsi="Times New Roman" w:cs="Times New Roman"/>
+          <w:lang w:val="id-ID"/>
+        </w:rPr>
+        <w:t xml:space="preserve">        final long BOGO_MIN = 50000; // minimal total harga untuk dapat promo BOGO</w:t>
+      </w:r>
+    </w:p>
+    <w:p>
+      <w:pPr>
+        <w:rPr>
+          <w:rFonts w:ascii="Times New Roman" w:hAnsi="Times New Roman" w:cs="Times New Roman"/>
+          <w:lang w:val="id-ID"/>
+        </w:rPr>
+      </w:pPr>
+      <w:r>
+        <w:rPr>
+          <w:rFonts w:ascii="Times New Roman" w:hAnsi="Times New Roman" w:cs="Times New Roman"/>
+          <w:lang w:val="id-ID"/>
+        </w:rPr>
+        <w:t xml:space="preserve">        final long BIAYA_LAYANAN = 20000; // biaya layanan</w:t>
+      </w:r>
+    </w:p>
+    <w:p>
+      <w:pPr>
+        <w:rPr>
+          <w:rFonts w:ascii="Times New Roman" w:hAnsi="Times New Roman" w:cs="Times New Roman"/>
+          <w:lang w:val="id-ID"/>
+        </w:rPr>
+      </w:pPr>
+    </w:p>
+    <w:p>
+      <w:pPr>
+        <w:rPr>
+          <w:rFonts w:ascii="Times New Roman" w:hAnsi="Times New Roman" w:cs="Times New Roman"/>
+          <w:lang w:val="id-ID"/>
+        </w:rPr>
+      </w:pPr>
+      <w:r>
+        <w:rPr>
+          <w:rFonts w:ascii="Times New Roman" w:hAnsi="Times New Roman" w:cs="Times New Roman"/>
+          <w:lang w:val="id-ID"/>
+        </w:rPr>
+        <w:t xml:space="preserve">        System.out.println("Selamat Datang di Cafe Atas Tebing!~~~");</w:t>
+      </w:r>
+    </w:p>
+    <w:p>
+      <w:pPr>
+        <w:rPr>
+          <w:rFonts w:ascii="Times New Roman" w:hAnsi="Times New Roman" w:cs="Times New Roman"/>
+          <w:lang w:val="id-ID"/>
+        </w:rPr>
+      </w:pPr>
+    </w:p>
+    <w:p>
+      <w:pPr>
+        <w:rPr>
+          <w:rFonts w:ascii="Times New Roman" w:hAnsi="Times New Roman" w:cs="Times New Roman"/>
+          <w:lang w:val="id-ID"/>
+        </w:rPr>
+      </w:pPr>
+      <w:r>
+        <w:rPr>
+          <w:rFonts w:ascii="Times New Roman" w:hAnsi="Times New Roman" w:cs="Times New Roman"/>
+          <w:lang w:val="id-ID"/>
+        </w:rPr>
+        <w:t xml:space="preserve">        prosesInputMenu(scanner, daftarMenu, keranjang);</w:t>
+      </w:r>
+    </w:p>
+    <w:p>
+      <w:pPr>
+        <w:rPr>
+          <w:rFonts w:ascii="Times New Roman" w:hAnsi="Times New Roman" w:cs="Times New Roman"/>
+          <w:lang w:val="id-ID"/>
+        </w:rPr>
+      </w:pPr>
+    </w:p>
+    <w:p>
+      <w:pPr>
+        <w:rPr>
+          <w:rFonts w:ascii="Times New Roman" w:hAnsi="Times New Roman" w:cs="Times New Roman"/>
+          <w:lang w:val="id-ID"/>
+        </w:rPr>
+      </w:pPr>
+      <w:r>
+        <w:rPr>
+          <w:rFonts w:ascii="Times New Roman" w:hAnsi="Times New Roman" w:cs="Times New Roman"/>
+          <w:lang w:val="id-ID"/>
+        </w:rPr>
+        <w:t xml:space="preserve">        prosesPerhitunganDanCetakStruk(scanner, keranjang, DISKON1, DISKON1_MIN, BIAYA_LAYANAN, PAJAK, BOGO_MIN);</w:t>
+      </w:r>
+    </w:p>
+    <w:p>
+      <w:pPr>
+        <w:rPr>
+          <w:rFonts w:ascii="Times New Roman" w:hAnsi="Times New Roman" w:cs="Times New Roman"/>
+          <w:lang w:val="id-ID"/>
+        </w:rPr>
+      </w:pPr>
+      <w:r>
+        <w:rPr>
+          <w:rFonts w:ascii="Times New Roman" w:hAnsi="Times New Roman" w:cs="Times New Roman"/>
+          <w:lang w:val="id-ID"/>
+        </w:rPr>
+        <w:t xml:space="preserve">    }</w:t>
+      </w:r>
+    </w:p>
+    <w:p>
+      <w:pPr>
+        <w:rPr>
+          <w:rFonts w:ascii="Times New Roman" w:hAnsi="Times New Roman" w:cs="Times New Roman"/>
+          <w:lang w:val="id-ID"/>
+        </w:rPr>
+      </w:pPr>
+    </w:p>
+    <w:p>
+      <w:pPr>
+        <w:rPr>
+          <w:rFonts w:ascii="Times New Roman" w:hAnsi="Times New Roman" w:cs="Times New Roman"/>
+          <w:lang w:val="id-ID"/>
+        </w:rPr>
+      </w:pPr>
+      <w:r>
+        <w:rPr>
+          <w:rFonts w:ascii="Times New Roman" w:hAnsi="Times New Roman" w:cs="Times New Roman"/>
+          <w:lang w:val="id-ID"/>
+        </w:rPr>
+        <w:t xml:space="preserve">    /**</w:t>
+      </w:r>
+    </w:p>
+    <w:p>
+      <w:pPr>
+        <w:rPr>
+          <w:rFonts w:ascii="Times New Roman" w:hAnsi="Times New Roman" w:cs="Times New Roman"/>
+          <w:lang w:val="id-ID"/>
+        </w:rPr>
+      </w:pPr>
+      <w:r>
+        <w:rPr>
+          <w:rFonts w:ascii="Times New Roman" w:hAnsi="Times New Roman" w:cs="Times New Roman"/>
+          <w:lang w:val="id-ID"/>
+        </w:rPr>
+        <w:t xml:space="preserve">     * Method ini digunakan untuk memproses input menu dari user.</w:t>
+      </w:r>
+    </w:p>
+    <w:p>
+      <w:pPr>
+        <w:rPr>
+          <w:rFonts w:ascii="Times New Roman" w:hAnsi="Times New Roman" w:cs="Times New Roman"/>
+          <w:lang w:val="id-ID"/>
+        </w:rPr>
+      </w:pPr>
+      <w:r>
+        <w:rPr>
+          <w:rFonts w:ascii="Times New Roman" w:hAnsi="Times New Roman" w:cs="Times New Roman"/>
+          <w:lang w:val="id-ID"/>
+        </w:rPr>
+        <w:t xml:space="preserve">     * Sengaja dipisah agar method main tidak terlalu panjang.</w:t>
+      </w:r>
+    </w:p>
+    <w:p>
+      <w:pPr>
+        <w:rPr>
+          <w:rFonts w:ascii="Times New Roman" w:hAnsi="Times New Roman" w:cs="Times New Roman"/>
+          <w:lang w:val="id-ID"/>
+        </w:rPr>
+      </w:pPr>
+      <w:r>
+        <w:rPr>
+          <w:rFonts w:ascii="Times New Roman" w:hAnsi="Times New Roman" w:cs="Times New Roman"/>
+          <w:lang w:val="id-ID"/>
+        </w:rPr>
+        <w:t xml:space="preserve">     */</w:t>
+      </w:r>
+    </w:p>
+    <w:p>
+      <w:pPr>
+        <w:rPr>
+          <w:rFonts w:ascii="Times New Roman" w:hAnsi="Times New Roman" w:cs="Times New Roman"/>
+          <w:lang w:val="id-ID"/>
+        </w:rPr>
+      </w:pPr>
+      <w:r>
+        <w:rPr>
+          <w:rFonts w:ascii="Times New Roman" w:hAnsi="Times New Roman" w:cs="Times New Roman"/>
+          <w:lang w:val="id-ID"/>
+        </w:rPr>
+        <w:t xml:space="preserve">    private static void prosesInputMenu(Scanner scanner, Menu[] daftarMenu, Pesanan[] keranjang) {</w:t>
+      </w:r>
+    </w:p>
+    <w:p>
+      <w:pPr>
+        <w:rPr>
+          <w:rFonts w:ascii="Times New Roman" w:hAnsi="Times New Roman" w:cs="Times New Roman"/>
+          <w:lang w:val="id-ID"/>
+        </w:rPr>
+      </w:pPr>
+      <w:r>
+        <w:rPr>
+          <w:rFonts w:ascii="Times New Roman" w:hAnsi="Times New Roman" w:cs="Times New Roman"/>
+          <w:lang w:val="id-ID"/>
+        </w:rPr>
+        <w:t xml:space="preserve">        boolean lanjutInput = true;</w:t>
+      </w:r>
+    </w:p>
+    <w:p>
+      <w:pPr>
+        <w:rPr>
+          <w:rFonts w:ascii="Times New Roman" w:hAnsi="Times New Roman" w:cs="Times New Roman"/>
+          <w:lang w:val="id-ID"/>
+        </w:rPr>
+      </w:pPr>
+    </w:p>
+    <w:p>
+      <w:pPr>
+        <w:rPr>
+          <w:rFonts w:ascii="Times New Roman" w:hAnsi="Times New Roman" w:cs="Times New Roman"/>
+          <w:lang w:val="id-ID"/>
+        </w:rPr>
+      </w:pPr>
+      <w:r>
+        <w:rPr>
+          <w:rFonts w:ascii="Times New Roman" w:hAnsi="Times New Roman" w:cs="Times New Roman"/>
+          <w:lang w:val="id-ID"/>
+        </w:rPr>
+        <w:t xml:space="preserve">        if (lanjutInput)</w:t>
+      </w:r>
+    </w:p>
+    <w:p>
+      <w:pPr>
+        <w:rPr>
+          <w:rFonts w:ascii="Times New Roman" w:hAnsi="Times New Roman" w:cs="Times New Roman"/>
+          <w:lang w:val="id-ID"/>
+        </w:rPr>
+      </w:pPr>
+      <w:r>
+        <w:rPr>
+          <w:rFonts w:ascii="Times New Roman" w:hAnsi="Times New Roman" w:cs="Times New Roman"/>
+          <w:lang w:val="id-ID"/>
+        </w:rPr>
+        <w:t xml:space="preserve">            lanjutInput = inputMenu(scanner, 0, keranjang, daftarMenu);</w:t>
+      </w:r>
+    </w:p>
+    <w:p>
+      <w:pPr>
+        <w:rPr>
+          <w:rFonts w:ascii="Times New Roman" w:hAnsi="Times New Roman" w:cs="Times New Roman"/>
+          <w:lang w:val="id-ID"/>
+        </w:rPr>
+      </w:pPr>
+      <w:r>
+        <w:rPr>
+          <w:rFonts w:ascii="Times New Roman" w:hAnsi="Times New Roman" w:cs="Times New Roman"/>
+          <w:lang w:val="id-ID"/>
+        </w:rPr>
+        <w:t xml:space="preserve">        if (lanjutInput)</w:t>
+      </w:r>
+    </w:p>
+    <w:p>
+      <w:pPr>
+        <w:rPr>
+          <w:rFonts w:ascii="Times New Roman" w:hAnsi="Times New Roman" w:cs="Times New Roman"/>
+          <w:lang w:val="id-ID"/>
+        </w:rPr>
+      </w:pPr>
+      <w:r>
+        <w:rPr>
+          <w:rFonts w:ascii="Times New Roman" w:hAnsi="Times New Roman" w:cs="Times New Roman"/>
+          <w:lang w:val="id-ID"/>
+        </w:rPr>
+        <w:t xml:space="preserve">            lanjutInput = inputMenu(scanner, 1, keranjang, daftarMenu);</w:t>
+      </w:r>
+    </w:p>
+    <w:p>
+      <w:pPr>
+        <w:rPr>
+          <w:rFonts w:ascii="Times New Roman" w:hAnsi="Times New Roman" w:cs="Times New Roman"/>
+          <w:lang w:val="id-ID"/>
+        </w:rPr>
+      </w:pPr>
+      <w:r>
+        <w:rPr>
+          <w:rFonts w:ascii="Times New Roman" w:hAnsi="Times New Roman" w:cs="Times New Roman"/>
+          <w:lang w:val="id-ID"/>
+        </w:rPr>
+        <w:t xml:space="preserve">        if (lanjutInput)</w:t>
+      </w:r>
+    </w:p>
+    <w:p>
+      <w:pPr>
+        <w:rPr>
+          <w:rFonts w:ascii="Times New Roman" w:hAnsi="Times New Roman" w:cs="Times New Roman"/>
+          <w:lang w:val="id-ID"/>
+        </w:rPr>
+      </w:pPr>
+      <w:r>
+        <w:rPr>
+          <w:rFonts w:ascii="Times New Roman" w:hAnsi="Times New Roman" w:cs="Times New Roman"/>
+          <w:lang w:val="id-ID"/>
+        </w:rPr>
+        <w:t xml:space="preserve">            lanjutInput = inputMenu(scanner, 2, keranjang, daftarMenu);</w:t>
+      </w:r>
+    </w:p>
+    <w:p>
+      <w:pPr>
+        <w:rPr>
+          <w:rFonts w:ascii="Times New Roman" w:hAnsi="Times New Roman" w:cs="Times New Roman"/>
+          <w:lang w:val="id-ID"/>
+        </w:rPr>
+      </w:pPr>
+      <w:r>
+        <w:rPr>
+          <w:rFonts w:ascii="Times New Roman" w:hAnsi="Times New Roman" w:cs="Times New Roman"/>
+          <w:lang w:val="id-ID"/>
+        </w:rPr>
+        <w:t xml:space="preserve">        if (lanjutInput)</w:t>
+      </w:r>
+    </w:p>
+    <w:p>
+      <w:pPr>
+        <w:rPr>
+          <w:rFonts w:ascii="Times New Roman" w:hAnsi="Times New Roman" w:cs="Times New Roman"/>
+          <w:lang w:val="id-ID"/>
+        </w:rPr>
+      </w:pPr>
+      <w:r>
+        <w:rPr>
+          <w:rFonts w:ascii="Times New Roman" w:hAnsi="Times New Roman" w:cs="Times New Roman"/>
+          <w:lang w:val="id-ID"/>
+        </w:rPr>
+        <w:t xml:space="preserve">            inputMenu(scanner, 3, keranjang, daftarMenu);</w:t>
+      </w:r>
+    </w:p>
+    <w:p>
+      <w:pPr>
+        <w:rPr>
+          <w:rFonts w:ascii="Times New Roman" w:hAnsi="Times New Roman" w:cs="Times New Roman"/>
+          <w:lang w:val="id-ID"/>
+        </w:rPr>
+      </w:pPr>
+      <w:r>
+        <w:rPr>
+          <w:rFonts w:ascii="Times New Roman" w:hAnsi="Times New Roman" w:cs="Times New Roman"/>
+          <w:lang w:val="id-ID"/>
+        </w:rPr>
+        <w:t xml:space="preserve">    }</w:t>
+      </w:r>
+    </w:p>
+    <w:p>
+      <w:pPr>
+        <w:rPr>
+          <w:rFonts w:ascii="Times New Roman" w:hAnsi="Times New Roman" w:cs="Times New Roman"/>
+          <w:lang w:val="id-ID"/>
+        </w:rPr>
+      </w:pPr>
+    </w:p>
+    <w:p>
+      <w:pPr>
+        <w:rPr>
+          <w:rFonts w:ascii="Times New Roman" w:hAnsi="Times New Roman" w:cs="Times New Roman"/>
+          <w:lang w:val="id-ID"/>
+        </w:rPr>
+      </w:pPr>
+      <w:r>
+        <w:rPr>
+          <w:rFonts w:ascii="Times New Roman" w:hAnsi="Times New Roman" w:cs="Times New Roman"/>
+          <w:lang w:val="id-ID"/>
+        </w:rPr>
+        <w:t xml:space="preserve">    /**</w:t>
+      </w:r>
+    </w:p>
+    <w:p>
+      <w:pPr>
+        <w:rPr>
+          <w:rFonts w:ascii="Times New Roman" w:hAnsi="Times New Roman" w:cs="Times New Roman"/>
+          <w:lang w:val="id-ID"/>
+        </w:rPr>
+      </w:pPr>
+      <w:r>
+        <w:rPr>
+          <w:rFonts w:ascii="Times New Roman" w:hAnsi="Times New Roman" w:cs="Times New Roman"/>
+          <w:lang w:val="id-ID"/>
+        </w:rPr>
+        <w:t xml:space="preserve">     * Method ini digunakan untuk menampilkan daftar menu yang tersedia.</w:t>
+      </w:r>
+    </w:p>
+    <w:p>
+      <w:pPr>
+        <w:rPr>
+          <w:rFonts w:ascii="Times New Roman" w:hAnsi="Times New Roman" w:cs="Times New Roman"/>
+          <w:lang w:val="id-ID"/>
+        </w:rPr>
+      </w:pPr>
+      <w:r>
+        <w:rPr>
+          <w:rFonts w:ascii="Times New Roman" w:hAnsi="Times New Roman" w:cs="Times New Roman"/>
+          <w:lang w:val="id-ID"/>
+        </w:rPr>
+        <w:t xml:space="preserve">     */</w:t>
+      </w:r>
+    </w:p>
+    <w:p>
+      <w:pPr>
+        <w:rPr>
+          <w:rFonts w:ascii="Times New Roman" w:hAnsi="Times New Roman" w:cs="Times New Roman"/>
+          <w:lang w:val="id-ID"/>
+        </w:rPr>
+      </w:pPr>
+      <w:r>
+        <w:rPr>
+          <w:rFonts w:ascii="Times New Roman" w:hAnsi="Times New Roman" w:cs="Times New Roman"/>
+          <w:lang w:val="id-ID"/>
+        </w:rPr>
+        <w:t xml:space="preserve">    private static void tampilkanMenu(Menu[] daftarMenu) {</w:t>
+      </w:r>
+    </w:p>
+    <w:p>
+      <w:pPr>
+        <w:rPr>
+          <w:rFonts w:ascii="Times New Roman" w:hAnsi="Times New Roman" w:cs="Times New Roman"/>
+          <w:lang w:val="id-ID"/>
+        </w:rPr>
+      </w:pPr>
+      <w:r>
+        <w:rPr>
+          <w:rFonts w:ascii="Times New Roman" w:hAnsi="Times New Roman" w:cs="Times New Roman"/>
+          <w:lang w:val="id-ID"/>
+        </w:rPr>
+        <w:t xml:space="preserve">        System.out.println("Silahkan pilih menu yang tersedia:");</w:t>
+      </w:r>
+    </w:p>
+    <w:p>
+      <w:pPr>
+        <w:rPr>
+          <w:rFonts w:ascii="Times New Roman" w:hAnsi="Times New Roman" w:cs="Times New Roman"/>
+          <w:lang w:val="id-ID"/>
+        </w:rPr>
+      </w:pPr>
+      <w:r>
+        <w:rPr>
+          <w:rFonts w:ascii="Times New Roman" w:hAnsi="Times New Roman" w:cs="Times New Roman"/>
+          <w:lang w:val="id-ID"/>
+        </w:rPr>
+        <w:t xml:space="preserve">        System.out.println("!----------------------------------------------------!");</w:t>
+      </w:r>
+    </w:p>
+    <w:p>
+      <w:pPr>
+        <w:rPr>
+          <w:rFonts w:ascii="Times New Roman" w:hAnsi="Times New Roman" w:cs="Times New Roman"/>
+          <w:lang w:val="id-ID"/>
+        </w:rPr>
+      </w:pPr>
+      <w:r>
+        <w:rPr>
+          <w:rFonts w:ascii="Times New Roman" w:hAnsi="Times New Roman" w:cs="Times New Roman"/>
+          <w:lang w:val="id-ID"/>
+        </w:rPr>
+        <w:t xml:space="preserve">        System.out.println("Makanan:");</w:t>
+      </w:r>
+    </w:p>
+    <w:p>
+      <w:pPr>
+        <w:rPr>
+          <w:rFonts w:ascii="Times New Roman" w:hAnsi="Times New Roman" w:cs="Times New Roman"/>
+          <w:lang w:val="id-ID"/>
+        </w:rPr>
+      </w:pPr>
+      <w:r>
+        <w:rPr>
+          <w:rFonts w:ascii="Times New Roman" w:hAnsi="Times New Roman" w:cs="Times New Roman"/>
+          <w:lang w:val="id-ID"/>
+        </w:rPr>
+        <w:t xml:space="preserve">        System.out.println("1. " + daftarMenu[0].namaMenu + "\t\t: Rp " + daftarMenu[0].hargaMenu);</w:t>
+      </w:r>
+    </w:p>
+    <w:p>
+      <w:pPr>
+        <w:rPr>
+          <w:rFonts w:ascii="Times New Roman" w:hAnsi="Times New Roman" w:cs="Times New Roman"/>
+          <w:lang w:val="id-ID"/>
+        </w:rPr>
+      </w:pPr>
+      <w:r>
+        <w:rPr>
+          <w:rFonts w:ascii="Times New Roman" w:hAnsi="Times New Roman" w:cs="Times New Roman"/>
+          <w:lang w:val="id-ID"/>
+        </w:rPr>
+        <w:t xml:space="preserve">        System.out.println("2. " + daftarMenu[1].namaMenu + "\t\t: Rp " + daftarMenu[1].hargaMenu);</w:t>
+      </w:r>
+    </w:p>
+    <w:p>
+      <w:pPr>
+        <w:rPr>
+          <w:rFonts w:ascii="Times New Roman" w:hAnsi="Times New Roman" w:cs="Times New Roman"/>
+          <w:lang w:val="id-ID"/>
+        </w:rPr>
+      </w:pPr>
+      <w:r>
+        <w:rPr>
+          <w:rFonts w:ascii="Times New Roman" w:hAnsi="Times New Roman" w:cs="Times New Roman"/>
+          <w:lang w:val="id-ID"/>
+        </w:rPr>
+        <w:t xml:space="preserve">        System.out.println("3. " + daftarMenu[2].namaMenu + "\t: Rp " + daftarMenu[2].hargaMenu);</w:t>
+      </w:r>
+    </w:p>
+    <w:p>
+      <w:pPr>
+        <w:rPr>
+          <w:rFonts w:ascii="Times New Roman" w:hAnsi="Times New Roman" w:cs="Times New Roman"/>
+          <w:lang w:val="id-ID"/>
+        </w:rPr>
+      </w:pPr>
+      <w:r>
+        <w:rPr>
+          <w:rFonts w:ascii="Times New Roman" w:hAnsi="Times New Roman" w:cs="Times New Roman"/>
+          <w:lang w:val="id-ID"/>
+        </w:rPr>
+        <w:t xml:space="preserve">        System.out.println("4. " + daftarMenu[3].namaMenu + "\t\t\t: Rp " + daftarMenu[3].hargaMenu);</w:t>
+      </w:r>
+    </w:p>
+    <w:p>
+      <w:pPr>
+        <w:rPr>
+          <w:rFonts w:ascii="Times New Roman" w:hAnsi="Times New Roman" w:cs="Times New Roman"/>
+          <w:lang w:val="id-ID"/>
+        </w:rPr>
+      </w:pPr>
+      <w:r>
+        <w:rPr>
+          <w:rFonts w:ascii="Times New Roman" w:hAnsi="Times New Roman" w:cs="Times New Roman"/>
+          <w:lang w:val="id-ID"/>
+        </w:rPr>
+        <w:t xml:space="preserve">        System.out.println("Minuman:");</w:t>
+      </w:r>
+    </w:p>
+    <w:p>
+      <w:pPr>
+        <w:rPr>
+          <w:rFonts w:ascii="Times New Roman" w:hAnsi="Times New Roman" w:cs="Times New Roman"/>
+          <w:lang w:val="id-ID"/>
+        </w:rPr>
+      </w:pPr>
+      <w:r>
+        <w:rPr>
+          <w:rFonts w:ascii="Times New Roman" w:hAnsi="Times New Roman" w:cs="Times New Roman"/>
+          <w:lang w:val="id-ID"/>
+        </w:rPr>
+        <w:t xml:space="preserve">        System.out.println("5. " + daftarMenu[4].namaMenu + "\t\t: Rp " + daftarMenu[4].hargaMenu);</w:t>
+      </w:r>
+    </w:p>
+    <w:p>
+      <w:pPr>
+        <w:rPr>
+          <w:rFonts w:ascii="Times New Roman" w:hAnsi="Times New Roman" w:cs="Times New Roman"/>
+          <w:lang w:val="id-ID"/>
+        </w:rPr>
+      </w:pPr>
+      <w:r>
+        <w:rPr>
+          <w:rFonts w:ascii="Times New Roman" w:hAnsi="Times New Roman" w:cs="Times New Roman"/>
+          <w:lang w:val="id-ID"/>
+        </w:rPr>
+        <w:t xml:space="preserve">        System.out.println("6. " + daftarMenu[5].namaMenu + "\t\t: Rp " + daftarMenu[5].hargaMenu);</w:t>
+      </w:r>
+    </w:p>
+    <w:p>
+      <w:pPr>
+        <w:rPr>
+          <w:rFonts w:ascii="Times New Roman" w:hAnsi="Times New Roman" w:cs="Times New Roman"/>
+          <w:lang w:val="id-ID"/>
+        </w:rPr>
+      </w:pPr>
+      <w:r>
+        <w:rPr>
+          <w:rFonts w:ascii="Times New Roman" w:hAnsi="Times New Roman" w:cs="Times New Roman"/>
+          <w:lang w:val="id-ID"/>
+        </w:rPr>
+        <w:t xml:space="preserve">        System.out.println("7. " + daftarMenu[6].namaMenu + "\t: Rp " + daftarMenu[6].hargaMenu);</w:t>
+      </w:r>
+    </w:p>
+    <w:p>
+      <w:pPr>
+        <w:rPr>
+          <w:rFonts w:ascii="Times New Roman" w:hAnsi="Times New Roman" w:cs="Times New Roman"/>
+          <w:lang w:val="id-ID"/>
+        </w:rPr>
+      </w:pPr>
+      <w:r>
+        <w:rPr>
+          <w:rFonts w:ascii="Times New Roman" w:hAnsi="Times New Roman" w:cs="Times New Roman"/>
+          <w:lang w:val="id-ID"/>
+        </w:rPr>
+        <w:t xml:space="preserve">        System.out.println("8. " + daftarMenu[7].namaMenu + "\t: Rp " + daftarMenu[7].hargaMenu);</w:t>
+      </w:r>
+    </w:p>
+    <w:p>
+      <w:pPr>
+        <w:rPr>
+          <w:rFonts w:ascii="Times New Roman" w:hAnsi="Times New Roman" w:cs="Times New Roman"/>
+          <w:lang w:val="id-ID"/>
+        </w:rPr>
+      </w:pPr>
+      <w:r>
+        <w:rPr>
+          <w:rFonts w:ascii="Times New Roman" w:hAnsi="Times New Roman" w:cs="Times New Roman"/>
+          <w:lang w:val="id-ID"/>
+        </w:rPr>
+        <w:t xml:space="preserve">        System.out.println("!----------------------------------------------------!");</w:t>
+      </w:r>
+    </w:p>
+    <w:p>
+      <w:pPr>
+        <w:rPr>
+          <w:rFonts w:ascii="Times New Roman" w:hAnsi="Times New Roman" w:cs="Times New Roman"/>
+          <w:lang w:val="id-ID"/>
+        </w:rPr>
+      </w:pPr>
+      <w:r>
+        <w:rPr>
+          <w:rFonts w:ascii="Times New Roman" w:hAnsi="Times New Roman" w:cs="Times New Roman"/>
+          <w:lang w:val="id-ID"/>
+        </w:rPr>
+        <w:t xml:space="preserve">    }</w:t>
+      </w:r>
+    </w:p>
+    <w:p>
+      <w:pPr>
+        <w:rPr>
+          <w:rFonts w:ascii="Times New Roman" w:hAnsi="Times New Roman" w:cs="Times New Roman"/>
+          <w:lang w:val="id-ID"/>
+        </w:rPr>
+      </w:pPr>
+    </w:p>
+    <w:p>
+      <w:pPr>
+        <w:rPr>
+          <w:rFonts w:ascii="Times New Roman" w:hAnsi="Times New Roman" w:cs="Times New Roman"/>
+          <w:lang w:val="id-ID"/>
+        </w:rPr>
+      </w:pPr>
+      <w:r>
+        <w:rPr>
+          <w:rFonts w:ascii="Times New Roman" w:hAnsi="Times New Roman" w:cs="Times New Roman"/>
+          <w:lang w:val="id-ID"/>
+        </w:rPr>
+        <w:t xml:space="preserve">    /**</w:t>
+      </w:r>
+    </w:p>
+    <w:p>
+      <w:pPr>
+        <w:rPr>
+          <w:rFonts w:ascii="Times New Roman" w:hAnsi="Times New Roman" w:cs="Times New Roman"/>
+          <w:lang w:val="id-ID"/>
+        </w:rPr>
+      </w:pPr>
+      <w:r>
+        <w:rPr>
+          <w:rFonts w:ascii="Times New Roman" w:hAnsi="Times New Roman" w:cs="Times New Roman"/>
+          <w:lang w:val="id-ID"/>
+        </w:rPr>
+        <w:t xml:space="preserve">     * Method ini digunakan untuk menampilkan isi keranjang pesanan.</w:t>
+      </w:r>
+    </w:p>
+    <w:p>
+      <w:pPr>
+        <w:rPr>
+          <w:rFonts w:ascii="Times New Roman" w:hAnsi="Times New Roman" w:cs="Times New Roman"/>
+          <w:lang w:val="id-ID"/>
+        </w:rPr>
+      </w:pPr>
+      <w:r>
+        <w:rPr>
+          <w:rFonts w:ascii="Times New Roman" w:hAnsi="Times New Roman" w:cs="Times New Roman"/>
+          <w:lang w:val="id-ID"/>
+        </w:rPr>
+        <w:t xml:space="preserve">     */</w:t>
+      </w:r>
+    </w:p>
+    <w:p>
+      <w:pPr>
+        <w:rPr>
+          <w:rFonts w:ascii="Times New Roman" w:hAnsi="Times New Roman" w:cs="Times New Roman"/>
+          <w:lang w:val="id-ID"/>
+        </w:rPr>
+      </w:pPr>
+      <w:r>
+        <w:rPr>
+          <w:rFonts w:ascii="Times New Roman" w:hAnsi="Times New Roman" w:cs="Times New Roman"/>
+          <w:lang w:val="id-ID"/>
+        </w:rPr>
+        <w:t xml:space="preserve">    public static void tampilkanKeranjang(Pesanan[] keranjang, boolean isStruk) {</w:t>
+      </w:r>
+    </w:p>
+    <w:p>
+      <w:pPr>
+        <w:rPr>
+          <w:rFonts w:ascii="Times New Roman" w:hAnsi="Times New Roman" w:cs="Times New Roman"/>
+          <w:lang w:val="id-ID"/>
+        </w:rPr>
+      </w:pPr>
+      <w:r>
+        <w:rPr>
+          <w:rFonts w:ascii="Times New Roman" w:hAnsi="Times New Roman" w:cs="Times New Roman"/>
+          <w:lang w:val="id-ID"/>
+        </w:rPr>
+        <w:t xml:space="preserve">        final long SUBTOTAL = hitungSubtotal(keranjang);</w:t>
+      </w:r>
+    </w:p>
+    <w:p>
+      <w:pPr>
+        <w:rPr>
+          <w:rFonts w:ascii="Times New Roman" w:hAnsi="Times New Roman" w:cs="Times New Roman"/>
+          <w:lang w:val="id-ID"/>
+        </w:rPr>
+      </w:pPr>
+    </w:p>
+    <w:p>
+      <w:pPr>
+        <w:rPr>
+          <w:rFonts w:ascii="Times New Roman" w:hAnsi="Times New Roman" w:cs="Times New Roman"/>
+          <w:lang w:val="id-ID"/>
+        </w:rPr>
+      </w:pPr>
+      <w:r>
+        <w:rPr>
+          <w:rFonts w:ascii="Times New Roman" w:hAnsi="Times New Roman" w:cs="Times New Roman"/>
+          <w:lang w:val="id-ID"/>
+        </w:rPr>
+        <w:t xml:space="preserve">        System.out.println("\nKeranjang Pesanan:");</w:t>
+      </w:r>
+    </w:p>
+    <w:p>
+      <w:pPr>
+        <w:rPr>
+          <w:rFonts w:ascii="Times New Roman" w:hAnsi="Times New Roman" w:cs="Times New Roman"/>
+          <w:lang w:val="id-ID"/>
+        </w:rPr>
+      </w:pPr>
+      <w:r>
+        <w:rPr>
+          <w:rFonts w:ascii="Times New Roman" w:hAnsi="Times New Roman" w:cs="Times New Roman"/>
+          <w:lang w:val="id-ID"/>
+        </w:rPr>
+        <w:t xml:space="preserve">        System.out.println("!----------------------------------------------------!");</w:t>
+      </w:r>
+    </w:p>
+    <w:p>
+      <w:pPr>
+        <w:rPr>
+          <w:rFonts w:ascii="Times New Roman" w:hAnsi="Times New Roman" w:cs="Times New Roman"/>
+          <w:lang w:val="id-ID"/>
+        </w:rPr>
+      </w:pPr>
+    </w:p>
+    <w:p>
+      <w:pPr>
+        <w:rPr>
+          <w:rFonts w:ascii="Times New Roman" w:hAnsi="Times New Roman" w:cs="Times New Roman"/>
+          <w:lang w:val="id-ID"/>
+        </w:rPr>
+      </w:pPr>
+      <w:r>
+        <w:rPr>
+          <w:rFonts w:ascii="Times New Roman" w:hAnsi="Times New Roman" w:cs="Times New Roman"/>
+          <w:lang w:val="id-ID"/>
+        </w:rPr>
+        <w:t xml:space="preserve">        if (keranjang[0] == null) {</w:t>
+      </w:r>
+    </w:p>
+    <w:p>
+      <w:pPr>
+        <w:rPr>
+          <w:rFonts w:ascii="Times New Roman" w:hAnsi="Times New Roman" w:cs="Times New Roman"/>
+          <w:lang w:val="id-ID"/>
+        </w:rPr>
+      </w:pPr>
+      <w:r>
+        <w:rPr>
+          <w:rFonts w:ascii="Times New Roman" w:hAnsi="Times New Roman" w:cs="Times New Roman"/>
+          <w:lang w:val="id-ID"/>
+        </w:rPr>
+        <w:t xml:space="preserve">            System.out.println("Keranjang Anda masih kosong.");</w:t>
+      </w:r>
+    </w:p>
+    <w:p>
+      <w:pPr>
+        <w:rPr>
+          <w:rFonts w:ascii="Times New Roman" w:hAnsi="Times New Roman" w:cs="Times New Roman"/>
+          <w:lang w:val="id-ID"/>
+        </w:rPr>
+      </w:pPr>
+      <w:r>
+        <w:rPr>
+          <w:rFonts w:ascii="Times New Roman" w:hAnsi="Times New Roman" w:cs="Times New Roman"/>
+          <w:lang w:val="id-ID"/>
+        </w:rPr>
+        <w:t xml:space="preserve">            System.out.println("!----------------------------------------------------!");</w:t>
+      </w:r>
+    </w:p>
+    <w:p>
+      <w:pPr>
+        <w:rPr>
+          <w:rFonts w:ascii="Times New Roman" w:hAnsi="Times New Roman" w:cs="Times New Roman"/>
+          <w:lang w:val="id-ID"/>
+        </w:rPr>
+      </w:pPr>
+      <w:r>
+        <w:rPr>
+          <w:rFonts w:ascii="Times New Roman" w:hAnsi="Times New Roman" w:cs="Times New Roman"/>
+          <w:lang w:val="id-ID"/>
+        </w:rPr>
+        <w:t xml:space="preserve">            return;</w:t>
+      </w:r>
+    </w:p>
+    <w:p>
+      <w:pPr>
+        <w:rPr>
+          <w:rFonts w:ascii="Times New Roman" w:hAnsi="Times New Roman" w:cs="Times New Roman"/>
+          <w:lang w:val="id-ID"/>
+        </w:rPr>
+      </w:pPr>
+      <w:r>
+        <w:rPr>
+          <w:rFonts w:ascii="Times New Roman" w:hAnsi="Times New Roman" w:cs="Times New Roman"/>
+          <w:lang w:val="id-ID"/>
+        </w:rPr>
+        <w:t xml:space="preserve">        }</w:t>
+      </w:r>
+    </w:p>
+    <w:p>
+      <w:pPr>
+        <w:rPr>
+          <w:rFonts w:ascii="Times New Roman" w:hAnsi="Times New Roman" w:cs="Times New Roman"/>
+          <w:lang w:val="id-ID"/>
+        </w:rPr>
+      </w:pPr>
+    </w:p>
+    <w:p>
+      <w:pPr>
+        <w:rPr>
+          <w:rFonts w:ascii="Times New Roman" w:hAnsi="Times New Roman" w:cs="Times New Roman"/>
+          <w:lang w:val="id-ID"/>
+        </w:rPr>
+      </w:pPr>
+      <w:r>
+        <w:rPr>
+          <w:rFonts w:ascii="Times New Roman" w:hAnsi="Times New Roman" w:cs="Times New Roman"/>
+          <w:lang w:val="id-ID"/>
+        </w:rPr>
+        <w:t xml:space="preserve">        System.out.println("1. " + keranjang[0].menu.namaMenu + " : " + keranjang[0].menu.hargaMenu + " x "</w:t>
+      </w:r>
+    </w:p>
+    <w:p>
+      <w:pPr>
+        <w:rPr>
+          <w:rFonts w:ascii="Times New Roman" w:hAnsi="Times New Roman" w:cs="Times New Roman"/>
+          <w:lang w:val="id-ID"/>
+        </w:rPr>
+      </w:pPr>
+      <w:r>
+        <w:rPr>
+          <w:rFonts w:ascii="Times New Roman" w:hAnsi="Times New Roman" w:cs="Times New Roman"/>
+          <w:lang w:val="id-ID"/>
+        </w:rPr>
+        <w:t xml:space="preserve">                + keranjang[0].jumlah + " = Rp " + keranjang[0].hitungTotalHarga());</w:t>
+      </w:r>
+    </w:p>
+    <w:p>
+      <w:pPr>
+        <w:rPr>
+          <w:rFonts w:ascii="Times New Roman" w:hAnsi="Times New Roman" w:cs="Times New Roman"/>
+          <w:lang w:val="id-ID"/>
+        </w:rPr>
+      </w:pPr>
+      <w:r>
+        <w:rPr>
+          <w:rFonts w:ascii="Times New Roman" w:hAnsi="Times New Roman" w:cs="Times New Roman"/>
+          <w:lang w:val="id-ID"/>
+        </w:rPr>
+        <w:t xml:space="preserve">        if (keranjang[0].jumlahGratis &gt; 0) {</w:t>
+      </w:r>
+    </w:p>
+    <w:p>
+      <w:pPr>
+        <w:rPr>
+          <w:rFonts w:ascii="Times New Roman" w:hAnsi="Times New Roman" w:cs="Times New Roman"/>
+          <w:lang w:val="id-ID"/>
+        </w:rPr>
+      </w:pPr>
+      <w:r>
+        <w:rPr>
+          <w:rFonts w:ascii="Times New Roman" w:hAnsi="Times New Roman" w:cs="Times New Roman"/>
+          <w:lang w:val="id-ID"/>
+        </w:rPr>
+        <w:t xml:space="preserve">            System.out.println("\t (Gratis: " + keranjang[0].jumlahGratis + ")");</w:t>
+      </w:r>
+    </w:p>
+    <w:p>
+      <w:pPr>
+        <w:rPr>
+          <w:rFonts w:ascii="Times New Roman" w:hAnsi="Times New Roman" w:cs="Times New Roman"/>
+          <w:lang w:val="id-ID"/>
+        </w:rPr>
+      </w:pPr>
+      <w:r>
+        <w:rPr>
+          <w:rFonts w:ascii="Times New Roman" w:hAnsi="Times New Roman" w:cs="Times New Roman"/>
+          <w:lang w:val="id-ID"/>
+        </w:rPr>
+        <w:t xml:space="preserve">        }</w:t>
+      </w:r>
+    </w:p>
+    <w:p>
+      <w:pPr>
+        <w:rPr>
+          <w:rFonts w:ascii="Times New Roman" w:hAnsi="Times New Roman" w:cs="Times New Roman"/>
+          <w:lang w:val="id-ID"/>
+        </w:rPr>
+      </w:pPr>
+      <w:r>
+        <w:rPr>
+          <w:rFonts w:ascii="Times New Roman" w:hAnsi="Times New Roman" w:cs="Times New Roman"/>
+          <w:lang w:val="id-ID"/>
+        </w:rPr>
+        <w:t xml:space="preserve">        if (isStruk == false &amp;&amp; keranjang[0] != null &amp;&amp; keranjang[1] == null &amp;&amp; keranjang[2] == null</w:t>
+      </w:r>
+    </w:p>
+    <w:p>
+      <w:pPr>
+        <w:rPr>
+          <w:rFonts w:ascii="Times New Roman" w:hAnsi="Times New Roman" w:cs="Times New Roman"/>
+          <w:lang w:val="id-ID"/>
+        </w:rPr>
+      </w:pPr>
+      <w:r>
+        <w:rPr>
+          <w:rFonts w:ascii="Times New Roman" w:hAnsi="Times New Roman" w:cs="Times New Roman"/>
+          <w:lang w:val="id-ID"/>
+        </w:rPr>
+        <w:t xml:space="preserve">                &amp;&amp; keranjang[3] == null)</w:t>
+      </w:r>
+    </w:p>
+    <w:p>
+      <w:pPr>
+        <w:rPr>
+          <w:rFonts w:ascii="Times New Roman" w:hAnsi="Times New Roman" w:cs="Times New Roman"/>
+          <w:lang w:val="id-ID"/>
+        </w:rPr>
+      </w:pPr>
+      <w:r>
+        <w:rPr>
+          <w:rFonts w:ascii="Times New Roman" w:hAnsi="Times New Roman" w:cs="Times New Roman"/>
+          <w:lang w:val="id-ID"/>
+        </w:rPr>
+        <w:t xml:space="preserve">            System.out.println("Subtotal: Rp " + SUBTOTAL);</w:t>
+      </w:r>
+    </w:p>
+    <w:p>
+      <w:pPr>
+        <w:rPr>
+          <w:rFonts w:ascii="Times New Roman" w:hAnsi="Times New Roman" w:cs="Times New Roman"/>
+          <w:lang w:val="id-ID"/>
+        </w:rPr>
+      </w:pPr>
+      <w:r>
+        <w:rPr>
+          <w:rFonts w:ascii="Times New Roman" w:hAnsi="Times New Roman" w:cs="Times New Roman"/>
+          <w:lang w:val="id-ID"/>
+        </w:rPr>
+        <w:t xml:space="preserve">        if (keranjang[1] == null) {</w:t>
+      </w:r>
+    </w:p>
+    <w:p>
+      <w:pPr>
+        <w:rPr>
+          <w:rFonts w:ascii="Times New Roman" w:hAnsi="Times New Roman" w:cs="Times New Roman"/>
+          <w:lang w:val="id-ID"/>
+        </w:rPr>
+      </w:pPr>
+      <w:r>
+        <w:rPr>
+          <w:rFonts w:ascii="Times New Roman" w:hAnsi="Times New Roman" w:cs="Times New Roman"/>
+          <w:lang w:val="id-ID"/>
+        </w:rPr>
+        <w:t xml:space="preserve">            System.out.println("!----------------------------------------------------!");</w:t>
+      </w:r>
+    </w:p>
+    <w:p>
+      <w:pPr>
+        <w:rPr>
+          <w:rFonts w:ascii="Times New Roman" w:hAnsi="Times New Roman" w:cs="Times New Roman"/>
+          <w:lang w:val="id-ID"/>
+        </w:rPr>
+      </w:pPr>
+      <w:r>
+        <w:rPr>
+          <w:rFonts w:ascii="Times New Roman" w:hAnsi="Times New Roman" w:cs="Times New Roman"/>
+          <w:lang w:val="id-ID"/>
+        </w:rPr>
+        <w:t xml:space="preserve">            return;</w:t>
+      </w:r>
+    </w:p>
+    <w:p>
+      <w:pPr>
+        <w:rPr>
+          <w:rFonts w:ascii="Times New Roman" w:hAnsi="Times New Roman" w:cs="Times New Roman"/>
+          <w:lang w:val="id-ID"/>
+        </w:rPr>
+      </w:pPr>
+      <w:r>
+        <w:rPr>
+          <w:rFonts w:ascii="Times New Roman" w:hAnsi="Times New Roman" w:cs="Times New Roman"/>
+          <w:lang w:val="id-ID"/>
+        </w:rPr>
+        <w:t xml:space="preserve">        }</w:t>
+      </w:r>
+    </w:p>
+    <w:p>
+      <w:pPr>
+        <w:rPr>
+          <w:rFonts w:ascii="Times New Roman" w:hAnsi="Times New Roman" w:cs="Times New Roman"/>
+          <w:lang w:val="id-ID"/>
+        </w:rPr>
+      </w:pPr>
+    </w:p>
+    <w:p>
+      <w:pPr>
+        <w:rPr>
+          <w:rFonts w:ascii="Times New Roman" w:hAnsi="Times New Roman" w:cs="Times New Roman"/>
+          <w:lang w:val="id-ID"/>
+        </w:rPr>
+      </w:pPr>
+      <w:r>
+        <w:rPr>
+          <w:rFonts w:ascii="Times New Roman" w:hAnsi="Times New Roman" w:cs="Times New Roman"/>
+          <w:lang w:val="id-ID"/>
+        </w:rPr>
+        <w:t xml:space="preserve">        System.out.println("2. " + keranjang[1].menu.namaMenu + " : " + keranjang[1].menu.hargaMenu + " x "</w:t>
+      </w:r>
+    </w:p>
+    <w:p>
+      <w:pPr>
+        <w:rPr>
+          <w:rFonts w:ascii="Times New Roman" w:hAnsi="Times New Roman" w:cs="Times New Roman"/>
+          <w:lang w:val="id-ID"/>
+        </w:rPr>
+      </w:pPr>
+      <w:r>
+        <w:rPr>
+          <w:rFonts w:ascii="Times New Roman" w:hAnsi="Times New Roman" w:cs="Times New Roman"/>
+          <w:lang w:val="id-ID"/>
+        </w:rPr>
+        <w:t xml:space="preserve">                + keranjang[1].jumlah + " = Rp " + keranjang[1].hitungTotalHarga());</w:t>
+      </w:r>
+    </w:p>
+    <w:p>
+      <w:pPr>
+        <w:rPr>
+          <w:rFonts w:ascii="Times New Roman" w:hAnsi="Times New Roman" w:cs="Times New Roman"/>
+          <w:lang w:val="id-ID"/>
+        </w:rPr>
+      </w:pPr>
+      <w:r>
+        <w:rPr>
+          <w:rFonts w:ascii="Times New Roman" w:hAnsi="Times New Roman" w:cs="Times New Roman"/>
+          <w:lang w:val="id-ID"/>
+        </w:rPr>
+        <w:t xml:space="preserve">        if (keranjang[1].jumlahGratis &gt; 0) {</w:t>
+      </w:r>
+    </w:p>
+    <w:p>
+      <w:pPr>
+        <w:rPr>
+          <w:rFonts w:ascii="Times New Roman" w:hAnsi="Times New Roman" w:cs="Times New Roman"/>
+          <w:lang w:val="id-ID"/>
+        </w:rPr>
+      </w:pPr>
+      <w:r>
+        <w:rPr>
+          <w:rFonts w:ascii="Times New Roman" w:hAnsi="Times New Roman" w:cs="Times New Roman"/>
+          <w:lang w:val="id-ID"/>
+        </w:rPr>
+        <w:t xml:space="preserve">            System.out.println("\t (Gratis: " + keranjang[1].jumlahGratis + ")");</w:t>
+      </w:r>
+    </w:p>
+    <w:p>
+      <w:pPr>
+        <w:rPr>
+          <w:rFonts w:ascii="Times New Roman" w:hAnsi="Times New Roman" w:cs="Times New Roman"/>
+          <w:lang w:val="id-ID"/>
+        </w:rPr>
+      </w:pPr>
+      <w:r>
+        <w:rPr>
+          <w:rFonts w:ascii="Times New Roman" w:hAnsi="Times New Roman" w:cs="Times New Roman"/>
+          <w:lang w:val="id-ID"/>
+        </w:rPr>
+        <w:t xml:space="preserve">        }</w:t>
+      </w:r>
+    </w:p>
+    <w:p>
+      <w:pPr>
+        <w:rPr>
+          <w:rFonts w:ascii="Times New Roman" w:hAnsi="Times New Roman" w:cs="Times New Roman"/>
+          <w:lang w:val="id-ID"/>
+        </w:rPr>
+      </w:pPr>
+      <w:r>
+        <w:rPr>
+          <w:rFonts w:ascii="Times New Roman" w:hAnsi="Times New Roman" w:cs="Times New Roman"/>
+          <w:lang w:val="id-ID"/>
+        </w:rPr>
+        <w:t xml:space="preserve">        if (isStruk == false &amp;&amp; keranjang[0] != null &amp;&amp; keranjang[1] != null &amp;&amp; keranjang[2] == null</w:t>
+      </w:r>
+    </w:p>
+    <w:p>
+      <w:pPr>
+        <w:rPr>
+          <w:rFonts w:ascii="Times New Roman" w:hAnsi="Times New Roman" w:cs="Times New Roman"/>
+          <w:lang w:val="id-ID"/>
+        </w:rPr>
+      </w:pPr>
+      <w:r>
+        <w:rPr>
+          <w:rFonts w:ascii="Times New Roman" w:hAnsi="Times New Roman" w:cs="Times New Roman"/>
+          <w:lang w:val="id-ID"/>
+        </w:rPr>
+        <w:t xml:space="preserve">                &amp;&amp; keranjang[3] == null)</w:t>
+      </w:r>
+    </w:p>
+    <w:p>
+      <w:pPr>
+        <w:rPr>
+          <w:rFonts w:ascii="Times New Roman" w:hAnsi="Times New Roman" w:cs="Times New Roman"/>
+          <w:lang w:val="id-ID"/>
+        </w:rPr>
+      </w:pPr>
+      <w:r>
+        <w:rPr>
+          <w:rFonts w:ascii="Times New Roman" w:hAnsi="Times New Roman" w:cs="Times New Roman"/>
+          <w:lang w:val="id-ID"/>
+        </w:rPr>
+        <w:t xml:space="preserve">            System.out.println("Subtotal: Rp " + SUBTOTAL);</w:t>
+      </w:r>
+    </w:p>
+    <w:p>
+      <w:pPr>
+        <w:rPr>
+          <w:rFonts w:ascii="Times New Roman" w:hAnsi="Times New Roman" w:cs="Times New Roman"/>
+          <w:lang w:val="id-ID"/>
+        </w:rPr>
+      </w:pPr>
+      <w:r>
+        <w:rPr>
+          <w:rFonts w:ascii="Times New Roman" w:hAnsi="Times New Roman" w:cs="Times New Roman"/>
+          <w:lang w:val="id-ID"/>
+        </w:rPr>
+        <w:t xml:space="preserve">        if (keranjang[2] == null) {</w:t>
+      </w:r>
+    </w:p>
+    <w:p>
+      <w:pPr>
+        <w:rPr>
+          <w:rFonts w:ascii="Times New Roman" w:hAnsi="Times New Roman" w:cs="Times New Roman"/>
+          <w:lang w:val="id-ID"/>
+        </w:rPr>
+      </w:pPr>
+      <w:r>
+        <w:rPr>
+          <w:rFonts w:ascii="Times New Roman" w:hAnsi="Times New Roman" w:cs="Times New Roman"/>
+          <w:lang w:val="id-ID"/>
+        </w:rPr>
+        <w:t xml:space="preserve">            System.out.println("!----------------------------------------------------!");</w:t>
+      </w:r>
+    </w:p>
+    <w:p>
+      <w:pPr>
+        <w:rPr>
+          <w:rFonts w:ascii="Times New Roman" w:hAnsi="Times New Roman" w:cs="Times New Roman"/>
+          <w:lang w:val="id-ID"/>
+        </w:rPr>
+      </w:pPr>
+      <w:r>
+        <w:rPr>
+          <w:rFonts w:ascii="Times New Roman" w:hAnsi="Times New Roman" w:cs="Times New Roman"/>
+          <w:lang w:val="id-ID"/>
+        </w:rPr>
+        <w:t xml:space="preserve">            return;</w:t>
+      </w:r>
+    </w:p>
+    <w:p>
+      <w:pPr>
+        <w:rPr>
+          <w:rFonts w:ascii="Times New Roman" w:hAnsi="Times New Roman" w:cs="Times New Roman"/>
+          <w:lang w:val="id-ID"/>
+        </w:rPr>
+      </w:pPr>
+      <w:r>
+        <w:rPr>
+          <w:rFonts w:ascii="Times New Roman" w:hAnsi="Times New Roman" w:cs="Times New Roman"/>
+          <w:lang w:val="id-ID"/>
+        </w:rPr>
+        <w:t xml:space="preserve">        }</w:t>
+      </w:r>
+    </w:p>
+    <w:p>
+      <w:pPr>
+        <w:rPr>
+          <w:rFonts w:ascii="Times New Roman" w:hAnsi="Times New Roman" w:cs="Times New Roman"/>
+          <w:lang w:val="id-ID"/>
+        </w:rPr>
+      </w:pPr>
+    </w:p>
+    <w:p>
+      <w:pPr>
+        <w:rPr>
+          <w:rFonts w:ascii="Times New Roman" w:hAnsi="Times New Roman" w:cs="Times New Roman"/>
+          <w:lang w:val="id-ID"/>
+        </w:rPr>
+      </w:pPr>
+      <w:r>
+        <w:rPr>
+          <w:rFonts w:ascii="Times New Roman" w:hAnsi="Times New Roman" w:cs="Times New Roman"/>
+          <w:lang w:val="id-ID"/>
+        </w:rPr>
+        <w:t xml:space="preserve">        System.out.println("3. " + keranjang[2].menu.namaMenu + " : " + keranjang[2].menu.hargaMenu + " x "</w:t>
+      </w:r>
+    </w:p>
+    <w:p>
+      <w:pPr>
+        <w:rPr>
+          <w:rFonts w:ascii="Times New Roman" w:hAnsi="Times New Roman" w:cs="Times New Roman"/>
+          <w:lang w:val="id-ID"/>
+        </w:rPr>
+      </w:pPr>
+      <w:r>
+        <w:rPr>
+          <w:rFonts w:ascii="Times New Roman" w:hAnsi="Times New Roman" w:cs="Times New Roman"/>
+          <w:lang w:val="id-ID"/>
+        </w:rPr>
+        <w:t xml:space="preserve">                + keranjang[2].jumlah + " = Rp " + keranjang[2].hitungTotalHarga());</w:t>
+      </w:r>
+    </w:p>
+    <w:p>
+      <w:pPr>
+        <w:rPr>
+          <w:rFonts w:ascii="Times New Roman" w:hAnsi="Times New Roman" w:cs="Times New Roman"/>
+          <w:lang w:val="id-ID"/>
+        </w:rPr>
+      </w:pPr>
+      <w:r>
+        <w:rPr>
+          <w:rFonts w:ascii="Times New Roman" w:hAnsi="Times New Roman" w:cs="Times New Roman"/>
+          <w:lang w:val="id-ID"/>
+        </w:rPr>
+        <w:t xml:space="preserve">        if (keranjang[2].jumlahGratis &gt; 0) {</w:t>
+      </w:r>
+    </w:p>
+    <w:p>
+      <w:pPr>
+        <w:rPr>
+          <w:rFonts w:ascii="Times New Roman" w:hAnsi="Times New Roman" w:cs="Times New Roman"/>
+          <w:lang w:val="id-ID"/>
+        </w:rPr>
+      </w:pPr>
+      <w:r>
+        <w:rPr>
+          <w:rFonts w:ascii="Times New Roman" w:hAnsi="Times New Roman" w:cs="Times New Roman"/>
+          <w:lang w:val="id-ID"/>
+        </w:rPr>
+        <w:t xml:space="preserve">            System.out.println("\t (Gratis: " + keranjang[2].jumlahGratis + ")");</w:t>
+      </w:r>
+    </w:p>
+    <w:p>
+      <w:pPr>
+        <w:rPr>
+          <w:rFonts w:ascii="Times New Roman" w:hAnsi="Times New Roman" w:cs="Times New Roman"/>
+          <w:lang w:val="id-ID"/>
+        </w:rPr>
+      </w:pPr>
+      <w:r>
+        <w:rPr>
+          <w:rFonts w:ascii="Times New Roman" w:hAnsi="Times New Roman" w:cs="Times New Roman"/>
+          <w:lang w:val="id-ID"/>
+        </w:rPr>
+        <w:t xml:space="preserve">        }</w:t>
+      </w:r>
+    </w:p>
+    <w:p>
+      <w:pPr>
+        <w:rPr>
+          <w:rFonts w:ascii="Times New Roman" w:hAnsi="Times New Roman" w:cs="Times New Roman"/>
+          <w:lang w:val="id-ID"/>
+        </w:rPr>
+      </w:pPr>
+      <w:r>
+        <w:rPr>
+          <w:rFonts w:ascii="Times New Roman" w:hAnsi="Times New Roman" w:cs="Times New Roman"/>
+          <w:lang w:val="id-ID"/>
+        </w:rPr>
+        <w:t xml:space="preserve">        if (isStruk == false &amp;&amp; keranjang[0] != null &amp;&amp; keranjang[1] != null &amp;&amp; keranjang[2] != null</w:t>
+      </w:r>
+    </w:p>
+    <w:p>
+      <w:pPr>
+        <w:rPr>
+          <w:rFonts w:ascii="Times New Roman" w:hAnsi="Times New Roman" w:cs="Times New Roman"/>
+          <w:lang w:val="id-ID"/>
+        </w:rPr>
+      </w:pPr>
+      <w:r>
+        <w:rPr>
+          <w:rFonts w:ascii="Times New Roman" w:hAnsi="Times New Roman" w:cs="Times New Roman"/>
+          <w:lang w:val="id-ID"/>
+        </w:rPr>
+        <w:t xml:space="preserve">                &amp;&amp; keranjang[3] == null)</w:t>
+      </w:r>
+    </w:p>
+    <w:p>
+      <w:pPr>
+        <w:rPr>
+          <w:rFonts w:ascii="Times New Roman" w:hAnsi="Times New Roman" w:cs="Times New Roman"/>
+          <w:lang w:val="id-ID"/>
+        </w:rPr>
+      </w:pPr>
+      <w:r>
+        <w:rPr>
+          <w:rFonts w:ascii="Times New Roman" w:hAnsi="Times New Roman" w:cs="Times New Roman"/>
+          <w:lang w:val="id-ID"/>
+        </w:rPr>
+        <w:t xml:space="preserve">            System.out.println("Subtotal: Rp " + SUBTOTAL);</w:t>
+      </w:r>
+    </w:p>
+    <w:p>
+      <w:pPr>
+        <w:rPr>
+          <w:rFonts w:ascii="Times New Roman" w:hAnsi="Times New Roman" w:cs="Times New Roman"/>
+          <w:lang w:val="id-ID"/>
+        </w:rPr>
+      </w:pPr>
+      <w:r>
+        <w:rPr>
+          <w:rFonts w:ascii="Times New Roman" w:hAnsi="Times New Roman" w:cs="Times New Roman"/>
+          <w:lang w:val="id-ID"/>
+        </w:rPr>
+        <w:t xml:space="preserve">        if (keranjang[3] == null) {</w:t>
+      </w:r>
+    </w:p>
+    <w:p>
+      <w:pPr>
+        <w:rPr>
+          <w:rFonts w:ascii="Times New Roman" w:hAnsi="Times New Roman" w:cs="Times New Roman"/>
+          <w:lang w:val="id-ID"/>
+        </w:rPr>
+      </w:pPr>
+      <w:r>
+        <w:rPr>
+          <w:rFonts w:ascii="Times New Roman" w:hAnsi="Times New Roman" w:cs="Times New Roman"/>
+          <w:lang w:val="id-ID"/>
+        </w:rPr>
+        <w:t xml:space="preserve">            System.out.println("!----------------------------------------------------!");</w:t>
+      </w:r>
+    </w:p>
+    <w:p>
+      <w:pPr>
+        <w:rPr>
+          <w:rFonts w:ascii="Times New Roman" w:hAnsi="Times New Roman" w:cs="Times New Roman"/>
+          <w:lang w:val="id-ID"/>
+        </w:rPr>
+      </w:pPr>
+      <w:r>
+        <w:rPr>
+          <w:rFonts w:ascii="Times New Roman" w:hAnsi="Times New Roman" w:cs="Times New Roman"/>
+          <w:lang w:val="id-ID"/>
+        </w:rPr>
+        <w:t xml:space="preserve">            return;</w:t>
+      </w:r>
+    </w:p>
+    <w:p>
+      <w:pPr>
+        <w:rPr>
+          <w:rFonts w:ascii="Times New Roman" w:hAnsi="Times New Roman" w:cs="Times New Roman"/>
+          <w:lang w:val="id-ID"/>
+        </w:rPr>
+      </w:pPr>
+      <w:r>
+        <w:rPr>
+          <w:rFonts w:ascii="Times New Roman" w:hAnsi="Times New Roman" w:cs="Times New Roman"/>
+          <w:lang w:val="id-ID"/>
+        </w:rPr>
+        <w:t xml:space="preserve">        }</w:t>
+      </w:r>
+    </w:p>
+    <w:p>
+      <w:pPr>
+        <w:rPr>
+          <w:rFonts w:ascii="Times New Roman" w:hAnsi="Times New Roman" w:cs="Times New Roman"/>
+          <w:lang w:val="id-ID"/>
+        </w:rPr>
+      </w:pPr>
+    </w:p>
+    <w:p>
+      <w:pPr>
+        <w:rPr>
+          <w:rFonts w:ascii="Times New Roman" w:hAnsi="Times New Roman" w:cs="Times New Roman"/>
+          <w:lang w:val="id-ID"/>
+        </w:rPr>
+      </w:pPr>
+      <w:r>
+        <w:rPr>
+          <w:rFonts w:ascii="Times New Roman" w:hAnsi="Times New Roman" w:cs="Times New Roman"/>
+          <w:lang w:val="id-ID"/>
+        </w:rPr>
+        <w:t xml:space="preserve">        System.out.println("4. " + keranjang[3].menu.namaMenu + " : " + keranjang[3].menu.hargaMenu + " x "</w:t>
+      </w:r>
+    </w:p>
+    <w:p>
+      <w:pPr>
+        <w:rPr>
+          <w:rFonts w:ascii="Times New Roman" w:hAnsi="Times New Roman" w:cs="Times New Roman"/>
+          <w:lang w:val="id-ID"/>
+        </w:rPr>
+      </w:pPr>
+      <w:r>
+        <w:rPr>
+          <w:rFonts w:ascii="Times New Roman" w:hAnsi="Times New Roman" w:cs="Times New Roman"/>
+          <w:lang w:val="id-ID"/>
+        </w:rPr>
+        <w:t xml:space="preserve">                + keranjang[3].jumlah + " = Rp " + keranjang[3].hitungTotalHarga());</w:t>
+      </w:r>
+    </w:p>
+    <w:p>
+      <w:pPr>
+        <w:rPr>
+          <w:rFonts w:ascii="Times New Roman" w:hAnsi="Times New Roman" w:cs="Times New Roman"/>
+          <w:lang w:val="id-ID"/>
+        </w:rPr>
+      </w:pPr>
+      <w:r>
+        <w:rPr>
+          <w:rFonts w:ascii="Times New Roman" w:hAnsi="Times New Roman" w:cs="Times New Roman"/>
+          <w:lang w:val="id-ID"/>
+        </w:rPr>
+        <w:t xml:space="preserve">        if (keranjang[3].jumlahGratis &gt; 0) {</w:t>
+      </w:r>
+    </w:p>
+    <w:p>
+      <w:pPr>
+        <w:rPr>
+          <w:rFonts w:ascii="Times New Roman" w:hAnsi="Times New Roman" w:cs="Times New Roman"/>
+          <w:lang w:val="id-ID"/>
+        </w:rPr>
+      </w:pPr>
+      <w:r>
+        <w:rPr>
+          <w:rFonts w:ascii="Times New Roman" w:hAnsi="Times New Roman" w:cs="Times New Roman"/>
+          <w:lang w:val="id-ID"/>
+        </w:rPr>
+        <w:t xml:space="preserve">            System.out.println("\t (Gratis: " + keranjang[3].jumlahGratis + ")");</w:t>
+      </w:r>
+    </w:p>
+    <w:p>
+      <w:pPr>
+        <w:rPr>
+          <w:rFonts w:ascii="Times New Roman" w:hAnsi="Times New Roman" w:cs="Times New Roman"/>
+          <w:lang w:val="id-ID"/>
+        </w:rPr>
+      </w:pPr>
+      <w:r>
+        <w:rPr>
+          <w:rFonts w:ascii="Times New Roman" w:hAnsi="Times New Roman" w:cs="Times New Roman"/>
+          <w:lang w:val="id-ID"/>
+        </w:rPr>
+        <w:t xml:space="preserve">        }</w:t>
+      </w:r>
+    </w:p>
+    <w:p>
+      <w:pPr>
+        <w:rPr>
+          <w:rFonts w:ascii="Times New Roman" w:hAnsi="Times New Roman" w:cs="Times New Roman"/>
+          <w:lang w:val="id-ID"/>
+        </w:rPr>
+      </w:pPr>
+      <w:r>
+        <w:rPr>
+          <w:rFonts w:ascii="Times New Roman" w:hAnsi="Times New Roman" w:cs="Times New Roman"/>
+          <w:lang w:val="id-ID"/>
+        </w:rPr>
+        <w:t xml:space="preserve">        if (isStruk == false)</w:t>
+      </w:r>
+    </w:p>
+    <w:p>
+      <w:pPr>
+        <w:rPr>
+          <w:rFonts w:ascii="Times New Roman" w:hAnsi="Times New Roman" w:cs="Times New Roman"/>
+          <w:lang w:val="id-ID"/>
+        </w:rPr>
+      </w:pPr>
+      <w:r>
+        <w:rPr>
+          <w:rFonts w:ascii="Times New Roman" w:hAnsi="Times New Roman" w:cs="Times New Roman"/>
+          <w:lang w:val="id-ID"/>
+        </w:rPr>
+        <w:t xml:space="preserve">            System.out.println("Subtotal: Rp " + SUBTOTAL);</w:t>
+      </w:r>
+    </w:p>
+    <w:p>
+      <w:pPr>
+        <w:rPr>
+          <w:rFonts w:ascii="Times New Roman" w:hAnsi="Times New Roman" w:cs="Times New Roman"/>
+          <w:lang w:val="id-ID"/>
+        </w:rPr>
+      </w:pPr>
+    </w:p>
+    <w:p>
+      <w:pPr>
+        <w:rPr>
+          <w:rFonts w:ascii="Times New Roman" w:hAnsi="Times New Roman" w:cs="Times New Roman"/>
+          <w:lang w:val="id-ID"/>
+        </w:rPr>
+      </w:pPr>
+      <w:r>
+        <w:rPr>
+          <w:rFonts w:ascii="Times New Roman" w:hAnsi="Times New Roman" w:cs="Times New Roman"/>
+          <w:lang w:val="id-ID"/>
+        </w:rPr>
+        <w:t xml:space="preserve">        System.out.println("!----------------------------------------------------!");</w:t>
+      </w:r>
+    </w:p>
+    <w:p>
+      <w:pPr>
+        <w:rPr>
+          <w:rFonts w:ascii="Times New Roman" w:hAnsi="Times New Roman" w:cs="Times New Roman"/>
+          <w:lang w:val="id-ID"/>
+        </w:rPr>
+      </w:pPr>
+      <w:r>
+        <w:rPr>
+          <w:rFonts w:ascii="Times New Roman" w:hAnsi="Times New Roman" w:cs="Times New Roman"/>
+          <w:lang w:val="id-ID"/>
+        </w:rPr>
+        <w:t xml:space="preserve">    }</w:t>
+      </w:r>
+    </w:p>
+    <w:p>
+      <w:pPr>
+        <w:rPr>
+          <w:rFonts w:ascii="Times New Roman" w:hAnsi="Times New Roman" w:cs="Times New Roman"/>
+          <w:lang w:val="id-ID"/>
+        </w:rPr>
+      </w:pPr>
+    </w:p>
+    <w:p>
+      <w:pPr>
+        <w:rPr>
+          <w:rFonts w:ascii="Times New Roman" w:hAnsi="Times New Roman" w:cs="Times New Roman"/>
+          <w:lang w:val="id-ID"/>
+        </w:rPr>
+      </w:pPr>
+      <w:r>
+        <w:rPr>
+          <w:rFonts w:ascii="Times New Roman" w:hAnsi="Times New Roman" w:cs="Times New Roman"/>
+          <w:lang w:val="id-ID"/>
+        </w:rPr>
+        <w:t xml:space="preserve">    private static void tampilkanKeranjang(Pesanan[] keranjang) {</w:t>
+      </w:r>
+    </w:p>
+    <w:p>
+      <w:pPr>
+        <w:rPr>
+          <w:rFonts w:ascii="Times New Roman" w:hAnsi="Times New Roman" w:cs="Times New Roman"/>
+          <w:lang w:val="id-ID"/>
+        </w:rPr>
+      </w:pPr>
+      <w:r>
+        <w:rPr>
+          <w:rFonts w:ascii="Times New Roman" w:hAnsi="Times New Roman" w:cs="Times New Roman"/>
+          <w:lang w:val="id-ID"/>
+        </w:rPr>
+        <w:t xml:space="preserve">        tampilkanKeranjang(keranjang, false);</w:t>
+      </w:r>
+    </w:p>
+    <w:p>
+      <w:pPr>
+        <w:rPr>
+          <w:rFonts w:ascii="Times New Roman" w:hAnsi="Times New Roman" w:cs="Times New Roman"/>
+          <w:lang w:val="id-ID"/>
+        </w:rPr>
+      </w:pPr>
+      <w:r>
+        <w:rPr>
+          <w:rFonts w:ascii="Times New Roman" w:hAnsi="Times New Roman" w:cs="Times New Roman"/>
+          <w:lang w:val="id-ID"/>
+        </w:rPr>
+        <w:t xml:space="preserve">    }</w:t>
+      </w:r>
+    </w:p>
+    <w:p>
+      <w:pPr>
+        <w:rPr>
+          <w:rFonts w:ascii="Times New Roman" w:hAnsi="Times New Roman" w:cs="Times New Roman"/>
+          <w:lang w:val="id-ID"/>
+        </w:rPr>
+      </w:pPr>
+    </w:p>
+    <w:p>
+      <w:pPr>
+        <w:rPr>
+          <w:rFonts w:ascii="Times New Roman" w:hAnsi="Times New Roman" w:cs="Times New Roman"/>
+          <w:lang w:val="id-ID"/>
+        </w:rPr>
+      </w:pPr>
+      <w:r>
+        <w:rPr>
+          <w:rFonts w:ascii="Times New Roman" w:hAnsi="Times New Roman" w:cs="Times New Roman"/>
+          <w:lang w:val="id-ID"/>
+        </w:rPr>
+        <w:t xml:space="preserve">    /**</w:t>
+      </w:r>
+    </w:p>
+    <w:p>
+      <w:pPr>
+        <w:rPr>
+          <w:rFonts w:ascii="Times New Roman" w:hAnsi="Times New Roman" w:cs="Times New Roman"/>
+          <w:lang w:val="id-ID"/>
+        </w:rPr>
+      </w:pPr>
+      <w:r>
+        <w:rPr>
+          <w:rFonts w:ascii="Times New Roman" w:hAnsi="Times New Roman" w:cs="Times New Roman"/>
+          <w:lang w:val="id-ID"/>
+        </w:rPr>
+        <w:t xml:space="preserve">     * Method inputMenu ini dibuat untuk menghindari duplikasi kode input menu.</w:t>
+      </w:r>
+    </w:p>
+    <w:p>
+      <w:pPr>
+        <w:rPr>
+          <w:rFonts w:ascii="Times New Roman" w:hAnsi="Times New Roman" w:cs="Times New Roman"/>
+          <w:lang w:val="id-ID"/>
+        </w:rPr>
+      </w:pPr>
+      <w:r>
+        <w:rPr>
+          <w:rFonts w:ascii="Times New Roman" w:hAnsi="Times New Roman" w:cs="Times New Roman"/>
+          <w:lang w:val="id-ID"/>
+        </w:rPr>
+        <w:t xml:space="preserve">     */</w:t>
+      </w:r>
+    </w:p>
+    <w:p>
+      <w:pPr>
+        <w:rPr>
+          <w:rFonts w:ascii="Times New Roman" w:hAnsi="Times New Roman" w:cs="Times New Roman"/>
+          <w:lang w:val="id-ID"/>
+        </w:rPr>
+      </w:pPr>
+      <w:r>
+        <w:rPr>
+          <w:rFonts w:ascii="Times New Roman" w:hAnsi="Times New Roman" w:cs="Times New Roman"/>
+          <w:lang w:val="id-ID"/>
+        </w:rPr>
+        <w:t xml:space="preserve">    private static boolean inputMenu(Scanner scanner, int index, Pesanan[] keranjang, Menu[] daftarMenu) {</w:t>
+      </w:r>
+    </w:p>
+    <w:p>
+      <w:pPr>
+        <w:rPr>
+          <w:rFonts w:ascii="Times New Roman" w:hAnsi="Times New Roman" w:cs="Times New Roman"/>
+          <w:lang w:val="id-ID"/>
+        </w:rPr>
+      </w:pPr>
+      <w:r>
+        <w:rPr>
+          <w:rFonts w:ascii="Times New Roman" w:hAnsi="Times New Roman" w:cs="Times New Roman"/>
+          <w:lang w:val="id-ID"/>
+        </w:rPr>
+        <w:t xml:space="preserve">        int pilihan = 0;</w:t>
+      </w:r>
+    </w:p>
+    <w:p>
+      <w:pPr>
+        <w:rPr>
+          <w:rFonts w:ascii="Times New Roman" w:hAnsi="Times New Roman" w:cs="Times New Roman"/>
+          <w:lang w:val="id-ID"/>
+        </w:rPr>
+      </w:pPr>
+      <w:r>
+        <w:rPr>
+          <w:rFonts w:ascii="Times New Roman" w:hAnsi="Times New Roman" w:cs="Times New Roman"/>
+          <w:lang w:val="id-ID"/>
+        </w:rPr>
+        <w:t xml:space="preserve">        int qty = 0;</w:t>
+      </w:r>
+    </w:p>
+    <w:p>
+      <w:pPr>
+        <w:rPr>
+          <w:rFonts w:ascii="Times New Roman" w:hAnsi="Times New Roman" w:cs="Times New Roman"/>
+          <w:lang w:val="id-ID"/>
+        </w:rPr>
+      </w:pPr>
+      <w:r>
+        <w:rPr>
+          <w:rFonts w:ascii="Times New Roman" w:hAnsi="Times New Roman" w:cs="Times New Roman"/>
+          <w:lang w:val="id-ID"/>
+        </w:rPr>
+        <w:t xml:space="preserve">        boolean validInput = false;</w:t>
+      </w:r>
+    </w:p>
+    <w:p>
+      <w:pPr>
+        <w:rPr>
+          <w:rFonts w:ascii="Times New Roman" w:hAnsi="Times New Roman" w:cs="Times New Roman"/>
+          <w:lang w:val="id-ID"/>
+        </w:rPr>
+      </w:pPr>
+    </w:p>
+    <w:p>
+      <w:pPr>
+        <w:rPr>
+          <w:rFonts w:ascii="Times New Roman" w:hAnsi="Times New Roman" w:cs="Times New Roman"/>
+          <w:lang w:val="id-ID"/>
+        </w:rPr>
+      </w:pPr>
+      <w:r>
+        <w:rPr>
+          <w:rFonts w:ascii="Times New Roman" w:hAnsi="Times New Roman" w:cs="Times New Roman"/>
+          <w:lang w:val="id-ID"/>
+        </w:rPr>
+        <w:t xml:space="preserve">        tampilkanMenu(daftarMenu);</w:t>
+      </w:r>
+    </w:p>
+    <w:p>
+      <w:pPr>
+        <w:rPr>
+          <w:rFonts w:ascii="Times New Roman" w:hAnsi="Times New Roman" w:cs="Times New Roman"/>
+          <w:lang w:val="id-ID"/>
+        </w:rPr>
+      </w:pPr>
+    </w:p>
+    <w:p>
+      <w:pPr>
+        <w:rPr>
+          <w:rFonts w:ascii="Times New Roman" w:hAnsi="Times New Roman" w:cs="Times New Roman"/>
+          <w:lang w:val="id-ID"/>
+        </w:rPr>
+      </w:pPr>
+      <w:r>
+        <w:rPr>
+          <w:rFonts w:ascii="Times New Roman" w:hAnsi="Times New Roman" w:cs="Times New Roman"/>
+          <w:lang w:val="id-ID"/>
+        </w:rPr>
+        <w:t xml:space="preserve">        System.out.print("\nMasukkan nomor menu ke-" + (index + 1) + " (1-8): ");</w:t>
+      </w:r>
+    </w:p>
+    <w:p>
+      <w:pPr>
+        <w:rPr>
+          <w:rFonts w:ascii="Times New Roman" w:hAnsi="Times New Roman" w:cs="Times New Roman"/>
+          <w:lang w:val="id-ID"/>
+        </w:rPr>
+      </w:pPr>
+      <w:r>
+        <w:rPr>
+          <w:rFonts w:ascii="Times New Roman" w:hAnsi="Times New Roman" w:cs="Times New Roman"/>
+          <w:lang w:val="id-ID"/>
+        </w:rPr>
+        <w:t xml:space="preserve">        while (!validInput) {</w:t>
+      </w:r>
+    </w:p>
+    <w:p>
+      <w:pPr>
+        <w:rPr>
+          <w:rFonts w:ascii="Times New Roman" w:hAnsi="Times New Roman" w:cs="Times New Roman"/>
+          <w:lang w:val="id-ID"/>
+        </w:rPr>
+      </w:pPr>
+      <w:r>
+        <w:rPr>
+          <w:rFonts w:ascii="Times New Roman" w:hAnsi="Times New Roman" w:cs="Times New Roman"/>
+          <w:lang w:val="id-ID"/>
+        </w:rPr>
+        <w:t xml:space="preserve">            if (!scanner.hasNextInt()) {</w:t>
+      </w:r>
+    </w:p>
+    <w:p>
+      <w:pPr>
+        <w:rPr>
+          <w:rFonts w:ascii="Times New Roman" w:hAnsi="Times New Roman" w:cs="Times New Roman"/>
+          <w:lang w:val="id-ID"/>
+        </w:rPr>
+      </w:pPr>
+      <w:r>
+        <w:rPr>
+          <w:rFonts w:ascii="Times New Roman" w:hAnsi="Times New Roman" w:cs="Times New Roman"/>
+          <w:lang w:val="id-ID"/>
+        </w:rPr>
+        <w:t xml:space="preserve">                System.out.print("Input tidak valid. Masukkan nomor menu (1-8): ");</w:t>
+      </w:r>
+    </w:p>
+    <w:p>
+      <w:pPr>
+        <w:rPr>
+          <w:rFonts w:ascii="Times New Roman" w:hAnsi="Times New Roman" w:cs="Times New Roman"/>
+          <w:lang w:val="id-ID"/>
+        </w:rPr>
+      </w:pPr>
+      <w:r>
+        <w:rPr>
+          <w:rFonts w:ascii="Times New Roman" w:hAnsi="Times New Roman" w:cs="Times New Roman"/>
+          <w:lang w:val="id-ID"/>
+        </w:rPr>
+        <w:t xml:space="preserve">                scanner.next();</w:t>
+      </w:r>
+    </w:p>
+    <w:p>
+      <w:pPr>
+        <w:rPr>
+          <w:rFonts w:ascii="Times New Roman" w:hAnsi="Times New Roman" w:cs="Times New Roman"/>
+          <w:lang w:val="id-ID"/>
+        </w:rPr>
+      </w:pPr>
+      <w:r>
+        <w:rPr>
+          <w:rFonts w:ascii="Times New Roman" w:hAnsi="Times New Roman" w:cs="Times New Roman"/>
+          <w:lang w:val="id-ID"/>
+        </w:rPr>
+        <w:t xml:space="preserve">                continue;</w:t>
+      </w:r>
+    </w:p>
+    <w:p>
+      <w:pPr>
+        <w:rPr>
+          <w:rFonts w:ascii="Times New Roman" w:hAnsi="Times New Roman" w:cs="Times New Roman"/>
+          <w:lang w:val="id-ID"/>
+        </w:rPr>
+      </w:pPr>
+      <w:r>
+        <w:rPr>
+          <w:rFonts w:ascii="Times New Roman" w:hAnsi="Times New Roman" w:cs="Times New Roman"/>
+          <w:lang w:val="id-ID"/>
+        </w:rPr>
+        <w:t xml:space="preserve">            }</w:t>
+      </w:r>
+    </w:p>
+    <w:p>
+      <w:pPr>
+        <w:rPr>
+          <w:rFonts w:ascii="Times New Roman" w:hAnsi="Times New Roman" w:cs="Times New Roman"/>
+          <w:lang w:val="id-ID"/>
+        </w:rPr>
+      </w:pPr>
+    </w:p>
+    <w:p>
+      <w:pPr>
+        <w:rPr>
+          <w:rFonts w:ascii="Times New Roman" w:hAnsi="Times New Roman" w:cs="Times New Roman"/>
+          <w:lang w:val="id-ID"/>
+        </w:rPr>
+      </w:pPr>
+      <w:r>
+        <w:rPr>
+          <w:rFonts w:ascii="Times New Roman" w:hAnsi="Times New Roman" w:cs="Times New Roman"/>
+          <w:lang w:val="id-ID"/>
+        </w:rPr>
+        <w:t xml:space="preserve">            pilihan = scanner.nextInt();</w:t>
+      </w:r>
+    </w:p>
+    <w:p>
+      <w:pPr>
+        <w:rPr>
+          <w:rFonts w:ascii="Times New Roman" w:hAnsi="Times New Roman" w:cs="Times New Roman"/>
+          <w:lang w:val="id-ID"/>
+        </w:rPr>
+      </w:pPr>
+      <w:r>
+        <w:rPr>
+          <w:rFonts w:ascii="Times New Roman" w:hAnsi="Times New Roman" w:cs="Times New Roman"/>
+          <w:lang w:val="id-ID"/>
+        </w:rPr>
+        <w:t xml:space="preserve">            if (pilihan &lt; 1 || pilihan &gt; 8) {</w:t>
+      </w:r>
+    </w:p>
+    <w:p>
+      <w:pPr>
+        <w:rPr>
+          <w:rFonts w:ascii="Times New Roman" w:hAnsi="Times New Roman" w:cs="Times New Roman"/>
+          <w:lang w:val="id-ID"/>
+        </w:rPr>
+      </w:pPr>
+      <w:r>
+        <w:rPr>
+          <w:rFonts w:ascii="Times New Roman" w:hAnsi="Times New Roman" w:cs="Times New Roman"/>
+          <w:lang w:val="id-ID"/>
+        </w:rPr>
+        <w:t xml:space="preserve">                System.out.print("Input tidak valid. Masukkan nomor menu (1-8): ");</w:t>
+      </w:r>
+    </w:p>
+    <w:p>
+      <w:pPr>
+        <w:rPr>
+          <w:rFonts w:ascii="Times New Roman" w:hAnsi="Times New Roman" w:cs="Times New Roman"/>
+          <w:lang w:val="id-ID"/>
+        </w:rPr>
+      </w:pPr>
+      <w:r>
+        <w:rPr>
+          <w:rFonts w:ascii="Times New Roman" w:hAnsi="Times New Roman" w:cs="Times New Roman"/>
+          <w:lang w:val="id-ID"/>
+        </w:rPr>
+        <w:t xml:space="preserve">                continue;</w:t>
+      </w:r>
+    </w:p>
+    <w:p>
+      <w:pPr>
+        <w:rPr>
+          <w:rFonts w:ascii="Times New Roman" w:hAnsi="Times New Roman" w:cs="Times New Roman"/>
+          <w:lang w:val="id-ID"/>
+        </w:rPr>
+      </w:pPr>
+      <w:r>
+        <w:rPr>
+          <w:rFonts w:ascii="Times New Roman" w:hAnsi="Times New Roman" w:cs="Times New Roman"/>
+          <w:lang w:val="id-ID"/>
+        </w:rPr>
+        <w:t xml:space="preserve">            }</w:t>
+      </w:r>
+    </w:p>
+    <w:p>
+      <w:pPr>
+        <w:rPr>
+          <w:rFonts w:ascii="Times New Roman" w:hAnsi="Times New Roman" w:cs="Times New Roman"/>
+          <w:lang w:val="id-ID"/>
+        </w:rPr>
+      </w:pPr>
+      <w:r>
+        <w:rPr>
+          <w:rFonts w:ascii="Times New Roman" w:hAnsi="Times New Roman" w:cs="Times New Roman"/>
+          <w:lang w:val="id-ID"/>
+        </w:rPr>
+        <w:t xml:space="preserve">            validInput = true;</w:t>
+      </w:r>
+    </w:p>
+    <w:p>
+      <w:pPr>
+        <w:rPr>
+          <w:rFonts w:ascii="Times New Roman" w:hAnsi="Times New Roman" w:cs="Times New Roman"/>
+          <w:lang w:val="id-ID"/>
+        </w:rPr>
+      </w:pPr>
+      <w:r>
+        <w:rPr>
+          <w:rFonts w:ascii="Times New Roman" w:hAnsi="Times New Roman" w:cs="Times New Roman"/>
+          <w:lang w:val="id-ID"/>
+        </w:rPr>
+        <w:t xml:space="preserve">        }</w:t>
+      </w:r>
+    </w:p>
+    <w:p>
+      <w:pPr>
+        <w:rPr>
+          <w:rFonts w:ascii="Times New Roman" w:hAnsi="Times New Roman" w:cs="Times New Roman"/>
+          <w:lang w:val="id-ID"/>
+        </w:rPr>
+      </w:pPr>
+      <w:r>
+        <w:rPr>
+          <w:rFonts w:ascii="Times New Roman" w:hAnsi="Times New Roman" w:cs="Times New Roman"/>
+          <w:lang w:val="id-ID"/>
+        </w:rPr>
+        <w:t xml:space="preserve">        validInput = false;</w:t>
+      </w:r>
+    </w:p>
+    <w:p>
+      <w:pPr>
+        <w:rPr>
+          <w:rFonts w:ascii="Times New Roman" w:hAnsi="Times New Roman" w:cs="Times New Roman"/>
+          <w:lang w:val="id-ID"/>
+        </w:rPr>
+      </w:pPr>
+    </w:p>
+    <w:p>
+      <w:pPr>
+        <w:rPr>
+          <w:rFonts w:ascii="Times New Roman" w:hAnsi="Times New Roman" w:cs="Times New Roman"/>
+          <w:lang w:val="id-ID"/>
+        </w:rPr>
+      </w:pPr>
+      <w:r>
+        <w:rPr>
+          <w:rFonts w:ascii="Times New Roman" w:hAnsi="Times New Roman" w:cs="Times New Roman"/>
+          <w:lang w:val="id-ID"/>
+        </w:rPr>
+        <w:t xml:space="preserve">        System.out.print("Masukkan jumlah pesanan: ");</w:t>
+      </w:r>
+    </w:p>
+    <w:p>
+      <w:pPr>
+        <w:rPr>
+          <w:rFonts w:ascii="Times New Roman" w:hAnsi="Times New Roman" w:cs="Times New Roman"/>
+          <w:lang w:val="id-ID"/>
+        </w:rPr>
+      </w:pPr>
+      <w:r>
+        <w:rPr>
+          <w:rFonts w:ascii="Times New Roman" w:hAnsi="Times New Roman" w:cs="Times New Roman"/>
+          <w:lang w:val="id-ID"/>
+        </w:rPr>
+        <w:t xml:space="preserve">        while (!validInput) {</w:t>
+      </w:r>
+    </w:p>
+    <w:p>
+      <w:pPr>
+        <w:rPr>
+          <w:rFonts w:ascii="Times New Roman" w:hAnsi="Times New Roman" w:cs="Times New Roman"/>
+          <w:lang w:val="id-ID"/>
+        </w:rPr>
+      </w:pPr>
+      <w:r>
+        <w:rPr>
+          <w:rFonts w:ascii="Times New Roman" w:hAnsi="Times New Roman" w:cs="Times New Roman"/>
+          <w:lang w:val="id-ID"/>
+        </w:rPr>
+        <w:t xml:space="preserve">            if (!scanner.hasNextInt()) {</w:t>
+      </w:r>
+    </w:p>
+    <w:p>
+      <w:pPr>
+        <w:rPr>
+          <w:rFonts w:ascii="Times New Roman" w:hAnsi="Times New Roman" w:cs="Times New Roman"/>
+          <w:lang w:val="id-ID"/>
+        </w:rPr>
+      </w:pPr>
+      <w:r>
+        <w:rPr>
+          <w:rFonts w:ascii="Times New Roman" w:hAnsi="Times New Roman" w:cs="Times New Roman"/>
+          <w:lang w:val="id-ID"/>
+        </w:rPr>
+        <w:t xml:space="preserve">                System.out.print("Input harus berupa angka bulat. Masukkan jumlah pesanan: ");</w:t>
+      </w:r>
+    </w:p>
+    <w:p>
+      <w:pPr>
+        <w:rPr>
+          <w:rFonts w:ascii="Times New Roman" w:hAnsi="Times New Roman" w:cs="Times New Roman"/>
+          <w:lang w:val="id-ID"/>
+        </w:rPr>
+      </w:pPr>
+      <w:r>
+        <w:rPr>
+          <w:rFonts w:ascii="Times New Roman" w:hAnsi="Times New Roman" w:cs="Times New Roman"/>
+          <w:lang w:val="id-ID"/>
+        </w:rPr>
+        <w:t xml:space="preserve">                scanner.next();</w:t>
+      </w:r>
+    </w:p>
+    <w:p>
+      <w:pPr>
+        <w:rPr>
+          <w:rFonts w:ascii="Times New Roman" w:hAnsi="Times New Roman" w:cs="Times New Roman"/>
+          <w:lang w:val="id-ID"/>
+        </w:rPr>
+      </w:pPr>
+      <w:r>
+        <w:rPr>
+          <w:rFonts w:ascii="Times New Roman" w:hAnsi="Times New Roman" w:cs="Times New Roman"/>
+          <w:lang w:val="id-ID"/>
+        </w:rPr>
+        <w:t xml:space="preserve">                continue;</w:t>
+      </w:r>
+    </w:p>
+    <w:p>
+      <w:pPr>
+        <w:rPr>
+          <w:rFonts w:ascii="Times New Roman" w:hAnsi="Times New Roman" w:cs="Times New Roman"/>
+          <w:lang w:val="id-ID"/>
+        </w:rPr>
+      </w:pPr>
+      <w:r>
+        <w:rPr>
+          <w:rFonts w:ascii="Times New Roman" w:hAnsi="Times New Roman" w:cs="Times New Roman"/>
+          <w:lang w:val="id-ID"/>
+        </w:rPr>
+        <w:t xml:space="preserve">            }</w:t>
+      </w:r>
+    </w:p>
+    <w:p>
+      <w:pPr>
+        <w:rPr>
+          <w:rFonts w:ascii="Times New Roman" w:hAnsi="Times New Roman" w:cs="Times New Roman"/>
+          <w:lang w:val="id-ID"/>
+        </w:rPr>
+      </w:pPr>
+    </w:p>
+    <w:p>
+      <w:pPr>
+        <w:rPr>
+          <w:rFonts w:ascii="Times New Roman" w:hAnsi="Times New Roman" w:cs="Times New Roman"/>
+          <w:lang w:val="id-ID"/>
+        </w:rPr>
+      </w:pPr>
+      <w:r>
+        <w:rPr>
+          <w:rFonts w:ascii="Times New Roman" w:hAnsi="Times New Roman" w:cs="Times New Roman"/>
+          <w:lang w:val="id-ID"/>
+        </w:rPr>
+        <w:t xml:space="preserve">            qty = scanner.nextInt();</w:t>
+      </w:r>
+    </w:p>
+    <w:p>
+      <w:pPr>
+        <w:rPr>
+          <w:rFonts w:ascii="Times New Roman" w:hAnsi="Times New Roman" w:cs="Times New Roman"/>
+          <w:lang w:val="id-ID"/>
+        </w:rPr>
+      </w:pPr>
+      <w:r>
+        <w:rPr>
+          <w:rFonts w:ascii="Times New Roman" w:hAnsi="Times New Roman" w:cs="Times New Roman"/>
+          <w:lang w:val="id-ID"/>
+        </w:rPr>
+        <w:t xml:space="preserve">            if (qty &lt;= 0) {</w:t>
+      </w:r>
+    </w:p>
+    <w:p>
+      <w:pPr>
+        <w:rPr>
+          <w:rFonts w:ascii="Times New Roman" w:hAnsi="Times New Roman" w:cs="Times New Roman"/>
+          <w:lang w:val="id-ID"/>
+        </w:rPr>
+      </w:pPr>
+      <w:r>
+        <w:rPr>
+          <w:rFonts w:ascii="Times New Roman" w:hAnsi="Times New Roman" w:cs="Times New Roman"/>
+          <w:lang w:val="id-ID"/>
+        </w:rPr>
+        <w:t xml:space="preserve">                System.out.print("Jumlah pesanan harus lebih dari 0. Masukkan jumlah pesanan: ");</w:t>
+      </w:r>
+    </w:p>
+    <w:p>
+      <w:pPr>
+        <w:rPr>
+          <w:rFonts w:ascii="Times New Roman" w:hAnsi="Times New Roman" w:cs="Times New Roman"/>
+          <w:lang w:val="id-ID"/>
+        </w:rPr>
+      </w:pPr>
+      <w:r>
+        <w:rPr>
+          <w:rFonts w:ascii="Times New Roman" w:hAnsi="Times New Roman" w:cs="Times New Roman"/>
+          <w:lang w:val="id-ID"/>
+        </w:rPr>
+        <w:t xml:space="preserve">                continue;</w:t>
+      </w:r>
+    </w:p>
+    <w:p>
+      <w:pPr>
+        <w:rPr>
+          <w:rFonts w:ascii="Times New Roman" w:hAnsi="Times New Roman" w:cs="Times New Roman"/>
+          <w:lang w:val="id-ID"/>
+        </w:rPr>
+      </w:pPr>
+      <w:r>
+        <w:rPr>
+          <w:rFonts w:ascii="Times New Roman" w:hAnsi="Times New Roman" w:cs="Times New Roman"/>
+          <w:lang w:val="id-ID"/>
+        </w:rPr>
+        <w:t xml:space="preserve">            }</w:t>
+      </w:r>
+    </w:p>
+    <w:p>
+      <w:pPr>
+        <w:rPr>
+          <w:rFonts w:ascii="Times New Roman" w:hAnsi="Times New Roman" w:cs="Times New Roman"/>
+          <w:lang w:val="id-ID"/>
+        </w:rPr>
+      </w:pPr>
+      <w:r>
+        <w:rPr>
+          <w:rFonts w:ascii="Times New Roman" w:hAnsi="Times New Roman" w:cs="Times New Roman"/>
+          <w:lang w:val="id-ID"/>
+        </w:rPr>
+        <w:t xml:space="preserve">            validInput = true;</w:t>
+      </w:r>
+    </w:p>
+    <w:p>
+      <w:pPr>
+        <w:rPr>
+          <w:rFonts w:ascii="Times New Roman" w:hAnsi="Times New Roman" w:cs="Times New Roman"/>
+          <w:lang w:val="id-ID"/>
+        </w:rPr>
+      </w:pPr>
+      <w:r>
+        <w:rPr>
+          <w:rFonts w:ascii="Times New Roman" w:hAnsi="Times New Roman" w:cs="Times New Roman"/>
+          <w:lang w:val="id-ID"/>
+        </w:rPr>
+        <w:t xml:space="preserve">        }</w:t>
+      </w:r>
+    </w:p>
+    <w:p>
+      <w:pPr>
+        <w:rPr>
+          <w:rFonts w:ascii="Times New Roman" w:hAnsi="Times New Roman" w:cs="Times New Roman"/>
+          <w:lang w:val="id-ID"/>
+        </w:rPr>
+      </w:pPr>
+      <w:r>
+        <w:rPr>
+          <w:rFonts w:ascii="Times New Roman" w:hAnsi="Times New Roman" w:cs="Times New Roman"/>
+          <w:lang w:val="id-ID"/>
+        </w:rPr>
+        <w:t xml:space="preserve">        validInput = false;</w:t>
+      </w:r>
+    </w:p>
+    <w:p>
+      <w:pPr>
+        <w:rPr>
+          <w:rFonts w:ascii="Times New Roman" w:hAnsi="Times New Roman" w:cs="Times New Roman"/>
+          <w:lang w:val="id-ID"/>
+        </w:rPr>
+      </w:pPr>
+    </w:p>
+    <w:p>
+      <w:pPr>
+        <w:rPr>
+          <w:rFonts w:ascii="Times New Roman" w:hAnsi="Times New Roman" w:cs="Times New Roman"/>
+          <w:lang w:val="id-ID"/>
+        </w:rPr>
+      </w:pPr>
+      <w:r>
+        <w:rPr>
+          <w:rFonts w:ascii="Times New Roman" w:hAnsi="Times New Roman" w:cs="Times New Roman"/>
+          <w:lang w:val="id-ID"/>
+        </w:rPr>
+        <w:t xml:space="preserve">        keranjang[index] = new Pesanan(daftarMenu[pilihan - 1], qty);</w:t>
+      </w:r>
+    </w:p>
+    <w:p>
+      <w:pPr>
+        <w:rPr>
+          <w:rFonts w:ascii="Times New Roman" w:hAnsi="Times New Roman" w:cs="Times New Roman"/>
+          <w:lang w:val="id-ID"/>
+        </w:rPr>
+      </w:pPr>
+    </w:p>
+    <w:p>
+      <w:pPr>
+        <w:rPr>
+          <w:rFonts w:ascii="Times New Roman" w:hAnsi="Times New Roman" w:cs="Times New Roman"/>
+          <w:lang w:val="id-ID"/>
+        </w:rPr>
+      </w:pPr>
+      <w:r>
+        <w:rPr>
+          <w:rFonts w:ascii="Times New Roman" w:hAnsi="Times New Roman" w:cs="Times New Roman"/>
+          <w:lang w:val="id-ID"/>
+        </w:rPr>
+        <w:t xml:space="preserve">        tampilkanKeranjang(keranjang);</w:t>
+      </w:r>
+    </w:p>
+    <w:p>
+      <w:pPr>
+        <w:rPr>
+          <w:rFonts w:ascii="Times New Roman" w:hAnsi="Times New Roman" w:cs="Times New Roman"/>
+          <w:lang w:val="id-ID"/>
+        </w:rPr>
+      </w:pPr>
+    </w:p>
+    <w:p>
+      <w:pPr>
+        <w:rPr>
+          <w:rFonts w:ascii="Times New Roman" w:hAnsi="Times New Roman" w:cs="Times New Roman"/>
+          <w:lang w:val="id-ID"/>
+        </w:rPr>
+      </w:pPr>
+      <w:r>
+        <w:rPr>
+          <w:rFonts w:ascii="Times New Roman" w:hAnsi="Times New Roman" w:cs="Times New Roman"/>
+          <w:lang w:val="id-ID"/>
+        </w:rPr>
+        <w:t xml:space="preserve">        if (index == 3) {</w:t>
+      </w:r>
+    </w:p>
+    <w:p>
+      <w:pPr>
+        <w:rPr>
+          <w:rFonts w:ascii="Times New Roman" w:hAnsi="Times New Roman" w:cs="Times New Roman"/>
+          <w:lang w:val="id-ID"/>
+        </w:rPr>
+      </w:pPr>
+      <w:r>
+        <w:rPr>
+          <w:rFonts w:ascii="Times New Roman" w:hAnsi="Times New Roman" w:cs="Times New Roman"/>
+          <w:lang w:val="id-ID"/>
+        </w:rPr>
+        <w:t xml:space="preserve">            System.out.println("Keranjang sudah penuh, tidak bisa menambah pesanan lagi.");</w:t>
+      </w:r>
+    </w:p>
+    <w:p>
+      <w:pPr>
+        <w:rPr>
+          <w:rFonts w:ascii="Times New Roman" w:hAnsi="Times New Roman" w:cs="Times New Roman"/>
+          <w:lang w:val="id-ID"/>
+        </w:rPr>
+      </w:pPr>
+      <w:r>
+        <w:rPr>
+          <w:rFonts w:ascii="Times New Roman" w:hAnsi="Times New Roman" w:cs="Times New Roman"/>
+          <w:lang w:val="id-ID"/>
+        </w:rPr>
+        <w:t xml:space="preserve">            return false;</w:t>
+      </w:r>
+    </w:p>
+    <w:p>
+      <w:pPr>
+        <w:rPr>
+          <w:rFonts w:ascii="Times New Roman" w:hAnsi="Times New Roman" w:cs="Times New Roman"/>
+          <w:lang w:val="id-ID"/>
+        </w:rPr>
+      </w:pPr>
+      <w:r>
+        <w:rPr>
+          <w:rFonts w:ascii="Times New Roman" w:hAnsi="Times New Roman" w:cs="Times New Roman"/>
+          <w:lang w:val="id-ID"/>
+        </w:rPr>
+        <w:t xml:space="preserve">        }</w:t>
+      </w:r>
+    </w:p>
+    <w:p>
+      <w:pPr>
+        <w:rPr>
+          <w:rFonts w:ascii="Times New Roman" w:hAnsi="Times New Roman" w:cs="Times New Roman"/>
+          <w:lang w:val="id-ID"/>
+        </w:rPr>
+      </w:pPr>
+    </w:p>
+    <w:p>
+      <w:pPr>
+        <w:rPr>
+          <w:rFonts w:ascii="Times New Roman" w:hAnsi="Times New Roman" w:cs="Times New Roman"/>
+          <w:lang w:val="id-ID"/>
+        </w:rPr>
+      </w:pPr>
+      <w:r>
+        <w:rPr>
+          <w:rFonts w:ascii="Times New Roman" w:hAnsi="Times New Roman" w:cs="Times New Roman"/>
+          <w:lang w:val="id-ID"/>
+        </w:rPr>
+        <w:t xml:space="preserve">        System.out.print("Tambah pesanan lagi? (1 = Ya, 0 = Tidak): ");</w:t>
+      </w:r>
+    </w:p>
+    <w:p>
+      <w:pPr>
+        <w:rPr>
+          <w:rFonts w:ascii="Times New Roman" w:hAnsi="Times New Roman" w:cs="Times New Roman"/>
+          <w:lang w:val="id-ID"/>
+        </w:rPr>
+      </w:pPr>
+      <w:r>
+        <w:rPr>
+          <w:rFonts w:ascii="Times New Roman" w:hAnsi="Times New Roman" w:cs="Times New Roman"/>
+          <w:lang w:val="id-ID"/>
+        </w:rPr>
+        <w:t xml:space="preserve">        while (!validInput) {</w:t>
+      </w:r>
+    </w:p>
+    <w:p>
+      <w:pPr>
+        <w:rPr>
+          <w:rFonts w:ascii="Times New Roman" w:hAnsi="Times New Roman" w:cs="Times New Roman"/>
+          <w:lang w:val="id-ID"/>
+        </w:rPr>
+      </w:pPr>
+      <w:r>
+        <w:rPr>
+          <w:rFonts w:ascii="Times New Roman" w:hAnsi="Times New Roman" w:cs="Times New Roman"/>
+          <w:lang w:val="id-ID"/>
+        </w:rPr>
+        <w:t xml:space="preserve">            if (!scanner.hasNextInt()) {</w:t>
+      </w:r>
+    </w:p>
+    <w:p>
+      <w:pPr>
+        <w:rPr>
+          <w:rFonts w:ascii="Times New Roman" w:hAnsi="Times New Roman" w:cs="Times New Roman"/>
+          <w:lang w:val="id-ID"/>
+        </w:rPr>
+      </w:pPr>
+      <w:r>
+        <w:rPr>
+          <w:rFonts w:ascii="Times New Roman" w:hAnsi="Times New Roman" w:cs="Times New Roman"/>
+          <w:lang w:val="id-ID"/>
+        </w:rPr>
+        <w:t xml:space="preserve">                System.out.print("Input tidak valid. Tambah pesanan lagi? (1 = Ya, 0 = Tidak): ");</w:t>
+      </w:r>
+    </w:p>
+    <w:p>
+      <w:pPr>
+        <w:rPr>
+          <w:rFonts w:ascii="Times New Roman" w:hAnsi="Times New Roman" w:cs="Times New Roman"/>
+          <w:lang w:val="id-ID"/>
+        </w:rPr>
+      </w:pPr>
+      <w:r>
+        <w:rPr>
+          <w:rFonts w:ascii="Times New Roman" w:hAnsi="Times New Roman" w:cs="Times New Roman"/>
+          <w:lang w:val="id-ID"/>
+        </w:rPr>
+        <w:t xml:space="preserve">                scanner.next();</w:t>
+      </w:r>
+    </w:p>
+    <w:p>
+      <w:pPr>
+        <w:rPr>
+          <w:rFonts w:ascii="Times New Roman" w:hAnsi="Times New Roman" w:cs="Times New Roman"/>
+          <w:lang w:val="id-ID"/>
+        </w:rPr>
+      </w:pPr>
+      <w:r>
+        <w:rPr>
+          <w:rFonts w:ascii="Times New Roman" w:hAnsi="Times New Roman" w:cs="Times New Roman"/>
+          <w:lang w:val="id-ID"/>
+        </w:rPr>
+        <w:t xml:space="preserve">                continue;</w:t>
+      </w:r>
+    </w:p>
+    <w:p>
+      <w:pPr>
+        <w:rPr>
+          <w:rFonts w:ascii="Times New Roman" w:hAnsi="Times New Roman" w:cs="Times New Roman"/>
+          <w:lang w:val="id-ID"/>
+        </w:rPr>
+      </w:pPr>
+      <w:r>
+        <w:rPr>
+          <w:rFonts w:ascii="Times New Roman" w:hAnsi="Times New Roman" w:cs="Times New Roman"/>
+          <w:lang w:val="id-ID"/>
+        </w:rPr>
+        <w:t xml:space="preserve">            }</w:t>
+      </w:r>
+    </w:p>
+    <w:p>
+      <w:pPr>
+        <w:rPr>
+          <w:rFonts w:ascii="Times New Roman" w:hAnsi="Times New Roman" w:cs="Times New Roman"/>
+          <w:lang w:val="id-ID"/>
+        </w:rPr>
+      </w:pPr>
+      <w:r>
+        <w:rPr>
+          <w:rFonts w:ascii="Times New Roman" w:hAnsi="Times New Roman" w:cs="Times New Roman"/>
+          <w:lang w:val="id-ID"/>
+        </w:rPr>
+        <w:t xml:space="preserve">            int lanjut = scanner.nextInt();</w:t>
+      </w:r>
+    </w:p>
+    <w:p>
+      <w:pPr>
+        <w:rPr>
+          <w:rFonts w:ascii="Times New Roman" w:hAnsi="Times New Roman" w:cs="Times New Roman"/>
+          <w:lang w:val="id-ID"/>
+        </w:rPr>
+      </w:pPr>
+      <w:r>
+        <w:rPr>
+          <w:rFonts w:ascii="Times New Roman" w:hAnsi="Times New Roman" w:cs="Times New Roman"/>
+          <w:lang w:val="id-ID"/>
+        </w:rPr>
+        <w:t xml:space="preserve">            if (lanjut != 1 &amp;&amp; lanjut != 0) {</w:t>
+      </w:r>
+    </w:p>
+    <w:p>
+      <w:pPr>
+        <w:rPr>
+          <w:rFonts w:ascii="Times New Roman" w:hAnsi="Times New Roman" w:cs="Times New Roman"/>
+          <w:lang w:val="id-ID"/>
+        </w:rPr>
+      </w:pPr>
+      <w:r>
+        <w:rPr>
+          <w:rFonts w:ascii="Times New Roman" w:hAnsi="Times New Roman" w:cs="Times New Roman"/>
+          <w:lang w:val="id-ID"/>
+        </w:rPr>
+        <w:t xml:space="preserve">                System.out.print("Input tidak valid. Tambah pesanan lagi? (1 = Ya, 0 = Tidak): ");</w:t>
+      </w:r>
+    </w:p>
+    <w:p>
+      <w:pPr>
+        <w:rPr>
+          <w:rFonts w:ascii="Times New Roman" w:hAnsi="Times New Roman" w:cs="Times New Roman"/>
+          <w:lang w:val="id-ID"/>
+        </w:rPr>
+      </w:pPr>
+      <w:r>
+        <w:rPr>
+          <w:rFonts w:ascii="Times New Roman" w:hAnsi="Times New Roman" w:cs="Times New Roman"/>
+          <w:lang w:val="id-ID"/>
+        </w:rPr>
+        <w:t xml:space="preserve">                continue;</w:t>
+      </w:r>
+    </w:p>
+    <w:p>
+      <w:pPr>
+        <w:rPr>
+          <w:rFonts w:ascii="Times New Roman" w:hAnsi="Times New Roman" w:cs="Times New Roman"/>
+          <w:lang w:val="id-ID"/>
+        </w:rPr>
+      </w:pPr>
+      <w:r>
+        <w:rPr>
+          <w:rFonts w:ascii="Times New Roman" w:hAnsi="Times New Roman" w:cs="Times New Roman"/>
+          <w:lang w:val="id-ID"/>
+        </w:rPr>
+        <w:t xml:space="preserve">            }</w:t>
+      </w:r>
+    </w:p>
+    <w:p>
+      <w:pPr>
+        <w:rPr>
+          <w:rFonts w:ascii="Times New Roman" w:hAnsi="Times New Roman" w:cs="Times New Roman"/>
+          <w:lang w:val="id-ID"/>
+        </w:rPr>
+      </w:pPr>
+      <w:r>
+        <w:rPr>
+          <w:rFonts w:ascii="Times New Roman" w:hAnsi="Times New Roman" w:cs="Times New Roman"/>
+          <w:lang w:val="id-ID"/>
+        </w:rPr>
+        <w:t xml:space="preserve">            if (lanjut == 0)</w:t>
+      </w:r>
+    </w:p>
+    <w:p>
+      <w:pPr>
+        <w:rPr>
+          <w:rFonts w:ascii="Times New Roman" w:hAnsi="Times New Roman" w:cs="Times New Roman"/>
+          <w:lang w:val="id-ID"/>
+        </w:rPr>
+      </w:pPr>
+      <w:r>
+        <w:rPr>
+          <w:rFonts w:ascii="Times New Roman" w:hAnsi="Times New Roman" w:cs="Times New Roman"/>
+          <w:lang w:val="id-ID"/>
+        </w:rPr>
+        <w:t xml:space="preserve">                return false;</w:t>
+      </w:r>
+    </w:p>
+    <w:p>
+      <w:pPr>
+        <w:rPr>
+          <w:rFonts w:ascii="Times New Roman" w:hAnsi="Times New Roman" w:cs="Times New Roman"/>
+          <w:lang w:val="id-ID"/>
+        </w:rPr>
+      </w:pPr>
+      <w:r>
+        <w:rPr>
+          <w:rFonts w:ascii="Times New Roman" w:hAnsi="Times New Roman" w:cs="Times New Roman"/>
+          <w:lang w:val="id-ID"/>
+        </w:rPr>
+        <w:t xml:space="preserve">            validInput = true;</w:t>
+      </w:r>
+    </w:p>
+    <w:p>
+      <w:pPr>
+        <w:rPr>
+          <w:rFonts w:ascii="Times New Roman" w:hAnsi="Times New Roman" w:cs="Times New Roman"/>
+          <w:lang w:val="id-ID"/>
+        </w:rPr>
+      </w:pPr>
+      <w:r>
+        <w:rPr>
+          <w:rFonts w:ascii="Times New Roman" w:hAnsi="Times New Roman" w:cs="Times New Roman"/>
+          <w:lang w:val="id-ID"/>
+        </w:rPr>
+        <w:t xml:space="preserve">        }</w:t>
+      </w:r>
+    </w:p>
+    <w:p>
+      <w:pPr>
+        <w:rPr>
+          <w:rFonts w:ascii="Times New Roman" w:hAnsi="Times New Roman" w:cs="Times New Roman"/>
+          <w:lang w:val="id-ID"/>
+        </w:rPr>
+      </w:pPr>
+    </w:p>
+    <w:p>
+      <w:pPr>
+        <w:rPr>
+          <w:rFonts w:ascii="Times New Roman" w:hAnsi="Times New Roman" w:cs="Times New Roman"/>
+          <w:lang w:val="id-ID"/>
+        </w:rPr>
+      </w:pPr>
+      <w:r>
+        <w:rPr>
+          <w:rFonts w:ascii="Times New Roman" w:hAnsi="Times New Roman" w:cs="Times New Roman"/>
+          <w:lang w:val="id-ID"/>
+        </w:rPr>
+        <w:t xml:space="preserve">        return true;</w:t>
+      </w:r>
+    </w:p>
+    <w:p>
+      <w:pPr>
+        <w:rPr>
+          <w:rFonts w:ascii="Times New Roman" w:hAnsi="Times New Roman" w:cs="Times New Roman"/>
+          <w:lang w:val="id-ID"/>
+        </w:rPr>
+      </w:pPr>
+      <w:r>
+        <w:rPr>
+          <w:rFonts w:ascii="Times New Roman" w:hAnsi="Times New Roman" w:cs="Times New Roman"/>
+          <w:lang w:val="id-ID"/>
+        </w:rPr>
+        <w:t xml:space="preserve">    }</w:t>
+      </w:r>
+    </w:p>
+    <w:p>
+      <w:pPr>
+        <w:rPr>
+          <w:rFonts w:ascii="Times New Roman" w:hAnsi="Times New Roman" w:cs="Times New Roman"/>
+          <w:lang w:val="id-ID"/>
+        </w:rPr>
+      </w:pPr>
+    </w:p>
+    <w:p>
+      <w:pPr>
+        <w:rPr>
+          <w:rFonts w:ascii="Times New Roman" w:hAnsi="Times New Roman" w:cs="Times New Roman"/>
+          <w:lang w:val="id-ID"/>
+        </w:rPr>
+      </w:pPr>
+      <w:r>
+        <w:rPr>
+          <w:rFonts w:ascii="Times New Roman" w:hAnsi="Times New Roman" w:cs="Times New Roman"/>
+          <w:lang w:val="id-ID"/>
+        </w:rPr>
+        <w:t xml:space="preserve">    /**</w:t>
+      </w:r>
+    </w:p>
+    <w:p>
+      <w:pPr>
+        <w:rPr>
+          <w:rFonts w:ascii="Times New Roman" w:hAnsi="Times New Roman" w:cs="Times New Roman"/>
+          <w:lang w:val="id-ID"/>
+        </w:rPr>
+      </w:pPr>
+      <w:r>
+        <w:rPr>
+          <w:rFonts w:ascii="Times New Roman" w:hAnsi="Times New Roman" w:cs="Times New Roman"/>
+          <w:lang w:val="id-ID"/>
+        </w:rPr>
+        <w:t xml:space="preserve">     * Perhitungan SUBTOTAL dibikin dengan paradigma functional programming.</w:t>
+      </w:r>
+    </w:p>
+    <w:p>
+      <w:pPr>
+        <w:rPr>
+          <w:rFonts w:ascii="Times New Roman" w:hAnsi="Times New Roman" w:cs="Times New Roman"/>
+          <w:lang w:val="id-ID"/>
+        </w:rPr>
+      </w:pPr>
+      <w:r>
+        <w:rPr>
+          <w:rFonts w:ascii="Times New Roman" w:hAnsi="Times New Roman" w:cs="Times New Roman"/>
+          <w:lang w:val="id-ID"/>
+        </w:rPr>
+        <w:t xml:space="preserve">     */</w:t>
+      </w:r>
+    </w:p>
+    <w:p>
+      <w:pPr>
+        <w:rPr>
+          <w:rFonts w:ascii="Times New Roman" w:hAnsi="Times New Roman" w:cs="Times New Roman"/>
+          <w:lang w:val="id-ID"/>
+        </w:rPr>
+      </w:pPr>
+      <w:r>
+        <w:rPr>
+          <w:rFonts w:ascii="Times New Roman" w:hAnsi="Times New Roman" w:cs="Times New Roman"/>
+          <w:lang w:val="id-ID"/>
+        </w:rPr>
+        <w:t xml:space="preserve">    private static long hitungSubtotal(Pesanan[] keranjang) {</w:t>
+      </w:r>
+    </w:p>
+    <w:p>
+      <w:pPr>
+        <w:rPr>
+          <w:rFonts w:ascii="Times New Roman" w:hAnsi="Times New Roman" w:cs="Times New Roman"/>
+          <w:lang w:val="id-ID"/>
+        </w:rPr>
+      </w:pPr>
+      <w:r>
+        <w:rPr>
+          <w:rFonts w:ascii="Times New Roman" w:hAnsi="Times New Roman" w:cs="Times New Roman"/>
+          <w:lang w:val="id-ID"/>
+        </w:rPr>
+        <w:t xml:space="preserve">        return (keranjang[0] != null ? keranjang[0].hitungTotalHarga() : 0)</w:t>
+      </w:r>
+    </w:p>
+    <w:p>
+      <w:pPr>
+        <w:rPr>
+          <w:rFonts w:ascii="Times New Roman" w:hAnsi="Times New Roman" w:cs="Times New Roman"/>
+          <w:lang w:val="id-ID"/>
+        </w:rPr>
+      </w:pPr>
+      <w:r>
+        <w:rPr>
+          <w:rFonts w:ascii="Times New Roman" w:hAnsi="Times New Roman" w:cs="Times New Roman"/>
+          <w:lang w:val="id-ID"/>
+        </w:rPr>
+        <w:t xml:space="preserve">                + (keranjang[1] != null ? keranjang[1].hitungTotalHarga() : 0)</w:t>
+      </w:r>
+    </w:p>
+    <w:p>
+      <w:pPr>
+        <w:rPr>
+          <w:rFonts w:ascii="Times New Roman" w:hAnsi="Times New Roman" w:cs="Times New Roman"/>
+          <w:lang w:val="id-ID"/>
+        </w:rPr>
+      </w:pPr>
+      <w:r>
+        <w:rPr>
+          <w:rFonts w:ascii="Times New Roman" w:hAnsi="Times New Roman" w:cs="Times New Roman"/>
+          <w:lang w:val="id-ID"/>
+        </w:rPr>
+        <w:t xml:space="preserve">                + (keranjang[2] != null ? keranjang[2].hitungTotalHarga() : 0)</w:t>
+      </w:r>
+    </w:p>
+    <w:p>
+      <w:pPr>
+        <w:rPr>
+          <w:rFonts w:ascii="Times New Roman" w:hAnsi="Times New Roman" w:cs="Times New Roman"/>
+          <w:lang w:val="id-ID"/>
+        </w:rPr>
+      </w:pPr>
+      <w:r>
+        <w:rPr>
+          <w:rFonts w:ascii="Times New Roman" w:hAnsi="Times New Roman" w:cs="Times New Roman"/>
+          <w:lang w:val="id-ID"/>
+        </w:rPr>
+        <w:t xml:space="preserve">                + (keranjang[3] != null ? keranjang[3].hitungTotalHarga() : 0);</w:t>
+      </w:r>
+    </w:p>
+    <w:p>
+      <w:pPr>
+        <w:rPr>
+          <w:rFonts w:ascii="Times New Roman" w:hAnsi="Times New Roman" w:cs="Times New Roman"/>
+          <w:lang w:val="id-ID"/>
+        </w:rPr>
+      </w:pPr>
+      <w:r>
+        <w:rPr>
+          <w:rFonts w:ascii="Times New Roman" w:hAnsi="Times New Roman" w:cs="Times New Roman"/>
+          <w:lang w:val="id-ID"/>
+        </w:rPr>
+        <w:t xml:space="preserve">    }</w:t>
+      </w:r>
+    </w:p>
+    <w:p>
+      <w:pPr>
+        <w:rPr>
+          <w:rFonts w:ascii="Times New Roman" w:hAnsi="Times New Roman" w:cs="Times New Roman"/>
+          <w:lang w:val="id-ID"/>
+        </w:rPr>
+      </w:pPr>
+    </w:p>
+    <w:p>
+      <w:pPr>
+        <w:rPr>
+          <w:rFonts w:ascii="Times New Roman" w:hAnsi="Times New Roman" w:cs="Times New Roman"/>
+          <w:lang w:val="id-ID"/>
+        </w:rPr>
+      </w:pPr>
+      <w:r>
+        <w:rPr>
+          <w:rFonts w:ascii="Times New Roman" w:hAnsi="Times New Roman" w:cs="Times New Roman"/>
+          <w:lang w:val="id-ID"/>
+        </w:rPr>
+        <w:t xml:space="preserve">    /**</w:t>
+      </w:r>
+    </w:p>
+    <w:p>
+      <w:pPr>
+        <w:rPr>
+          <w:rFonts w:ascii="Times New Roman" w:hAnsi="Times New Roman" w:cs="Times New Roman"/>
+          <w:lang w:val="id-ID"/>
+        </w:rPr>
+      </w:pPr>
+      <w:r>
+        <w:rPr>
+          <w:rFonts w:ascii="Times New Roman" w:hAnsi="Times New Roman" w:cs="Times New Roman"/>
+          <w:lang w:val="id-ID"/>
+        </w:rPr>
+        <w:t xml:space="preserve">     * Perhitungan promo BOGO dibikin dengan paradigma functional programming.</w:t>
+      </w:r>
+    </w:p>
+    <w:p>
+      <w:pPr>
+        <w:rPr>
+          <w:rFonts w:ascii="Times New Roman" w:hAnsi="Times New Roman" w:cs="Times New Roman"/>
+          <w:lang w:val="id-ID"/>
+        </w:rPr>
+      </w:pPr>
+      <w:r>
+        <w:rPr>
+          <w:rFonts w:ascii="Times New Roman" w:hAnsi="Times New Roman" w:cs="Times New Roman"/>
+          <w:lang w:val="id-ID"/>
+        </w:rPr>
+        <w:t xml:space="preserve">     */</w:t>
+      </w:r>
+    </w:p>
+    <w:p>
+      <w:pPr>
+        <w:rPr>
+          <w:rFonts w:ascii="Times New Roman" w:hAnsi="Times New Roman" w:cs="Times New Roman"/>
+          <w:lang w:val="id-ID"/>
+        </w:rPr>
+      </w:pPr>
+      <w:r>
+        <w:rPr>
+          <w:rFonts w:ascii="Times New Roman" w:hAnsi="Times New Roman" w:cs="Times New Roman"/>
+          <w:lang w:val="id-ID"/>
+        </w:rPr>
+        <w:t xml:space="preserve">    private static void promoBogo(Scanner scanner, long BOGO_MIN, long SUBTOTAL, Pesanan[] keranjang) {</w:t>
+      </w:r>
+    </w:p>
+    <w:p>
+      <w:pPr>
+        <w:rPr>
+          <w:rFonts w:ascii="Times New Roman" w:hAnsi="Times New Roman" w:cs="Times New Roman"/>
+          <w:lang w:val="id-ID"/>
+        </w:rPr>
+      </w:pPr>
+      <w:r>
+        <w:rPr>
+          <w:rFonts w:ascii="Times New Roman" w:hAnsi="Times New Roman" w:cs="Times New Roman"/>
+          <w:lang w:val="id-ID"/>
+        </w:rPr>
+        <w:t xml:space="preserve">        if (SUBTOTAL &lt;= BOGO_MIN)</w:t>
+      </w:r>
+    </w:p>
+    <w:p>
+      <w:pPr>
+        <w:rPr>
+          <w:rFonts w:ascii="Times New Roman" w:hAnsi="Times New Roman" w:cs="Times New Roman"/>
+          <w:lang w:val="id-ID"/>
+        </w:rPr>
+      </w:pPr>
+      <w:r>
+        <w:rPr>
+          <w:rFonts w:ascii="Times New Roman" w:hAnsi="Times New Roman" w:cs="Times New Roman"/>
+          <w:lang w:val="id-ID"/>
+        </w:rPr>
+        <w:t xml:space="preserve">            return;</w:t>
+      </w:r>
+    </w:p>
+    <w:p>
+      <w:pPr>
+        <w:rPr>
+          <w:rFonts w:ascii="Times New Roman" w:hAnsi="Times New Roman" w:cs="Times New Roman"/>
+          <w:lang w:val="id-ID"/>
+        </w:rPr>
+      </w:pPr>
+      <w:r>
+        <w:rPr>
+          <w:rFonts w:ascii="Times New Roman" w:hAnsi="Times New Roman" w:cs="Times New Roman"/>
+          <w:lang w:val="id-ID"/>
+        </w:rPr>
+        <w:t xml:space="preserve">        Pesanan[] minumanDalamKeranjang = new Pesanan[4];</w:t>
+      </w:r>
+    </w:p>
+    <w:p>
+      <w:pPr>
+        <w:rPr>
+          <w:rFonts w:ascii="Times New Roman" w:hAnsi="Times New Roman" w:cs="Times New Roman"/>
+          <w:lang w:val="id-ID"/>
+        </w:rPr>
+      </w:pPr>
+    </w:p>
+    <w:p>
+      <w:pPr>
+        <w:rPr>
+          <w:rFonts w:ascii="Times New Roman" w:hAnsi="Times New Roman" w:cs="Times New Roman"/>
+          <w:lang w:val="id-ID"/>
+        </w:rPr>
+      </w:pPr>
+      <w:r>
+        <w:rPr>
+          <w:rFonts w:ascii="Times New Roman" w:hAnsi="Times New Roman" w:cs="Times New Roman"/>
+          <w:lang w:val="id-ID"/>
+        </w:rPr>
+        <w:t xml:space="preserve">        if (keranjang[0] != null &amp;&amp; keranjang[0].menu.kategoriMenu == Kategori.MINUMAN) {</w:t>
+      </w:r>
+    </w:p>
+    <w:p>
+      <w:pPr>
+        <w:rPr>
+          <w:rFonts w:ascii="Times New Roman" w:hAnsi="Times New Roman" w:cs="Times New Roman"/>
+          <w:lang w:val="id-ID"/>
+        </w:rPr>
+      </w:pPr>
+      <w:r>
+        <w:rPr>
+          <w:rFonts w:ascii="Times New Roman" w:hAnsi="Times New Roman" w:cs="Times New Roman"/>
+          <w:lang w:val="id-ID"/>
+        </w:rPr>
+        <w:t xml:space="preserve">            minumanDalamKeranjang[0] = keranjang[0];</w:t>
+      </w:r>
+    </w:p>
+    <w:p>
+      <w:pPr>
+        <w:rPr>
+          <w:rFonts w:ascii="Times New Roman" w:hAnsi="Times New Roman" w:cs="Times New Roman"/>
+          <w:lang w:val="id-ID"/>
+        </w:rPr>
+      </w:pPr>
+      <w:r>
+        <w:rPr>
+          <w:rFonts w:ascii="Times New Roman" w:hAnsi="Times New Roman" w:cs="Times New Roman"/>
+          <w:lang w:val="id-ID"/>
+        </w:rPr>
+        <w:t xml:space="preserve">        }</w:t>
+      </w:r>
+    </w:p>
+    <w:p>
+      <w:pPr>
+        <w:rPr>
+          <w:rFonts w:ascii="Times New Roman" w:hAnsi="Times New Roman" w:cs="Times New Roman"/>
+          <w:lang w:val="id-ID"/>
+        </w:rPr>
+      </w:pPr>
+      <w:r>
+        <w:rPr>
+          <w:rFonts w:ascii="Times New Roman" w:hAnsi="Times New Roman" w:cs="Times New Roman"/>
+          <w:lang w:val="id-ID"/>
+        </w:rPr>
+        <w:t xml:space="preserve">        if (keranjang[1] != null &amp;&amp; keranjang[1].menu.kategoriMenu == Kategori.MINUMAN) {</w:t>
+      </w:r>
+    </w:p>
+    <w:p>
+      <w:pPr>
+        <w:rPr>
+          <w:rFonts w:ascii="Times New Roman" w:hAnsi="Times New Roman" w:cs="Times New Roman"/>
+          <w:lang w:val="id-ID"/>
+        </w:rPr>
+      </w:pPr>
+      <w:r>
+        <w:rPr>
+          <w:rFonts w:ascii="Times New Roman" w:hAnsi="Times New Roman" w:cs="Times New Roman"/>
+          <w:lang w:val="id-ID"/>
+        </w:rPr>
+        <w:t xml:space="preserve">            if (minumanDalamKeranjang[0] == null) {</w:t>
+      </w:r>
+    </w:p>
+    <w:p>
+      <w:pPr>
+        <w:rPr>
+          <w:rFonts w:ascii="Times New Roman" w:hAnsi="Times New Roman" w:cs="Times New Roman"/>
+          <w:lang w:val="id-ID"/>
+        </w:rPr>
+      </w:pPr>
+      <w:r>
+        <w:rPr>
+          <w:rFonts w:ascii="Times New Roman" w:hAnsi="Times New Roman" w:cs="Times New Roman"/>
+          <w:lang w:val="id-ID"/>
+        </w:rPr>
+        <w:t xml:space="preserve">                minumanDalamKeranjang[0] = keranjang[1];</w:t>
+      </w:r>
+    </w:p>
+    <w:p>
+      <w:pPr>
+        <w:rPr>
+          <w:rFonts w:ascii="Times New Roman" w:hAnsi="Times New Roman" w:cs="Times New Roman"/>
+          <w:lang w:val="id-ID"/>
+        </w:rPr>
+      </w:pPr>
+      <w:r>
+        <w:rPr>
+          <w:rFonts w:ascii="Times New Roman" w:hAnsi="Times New Roman" w:cs="Times New Roman"/>
+          <w:lang w:val="id-ID"/>
+        </w:rPr>
+        <w:t xml:space="preserve">            } else {</w:t>
+      </w:r>
+    </w:p>
+    <w:p>
+      <w:pPr>
+        <w:rPr>
+          <w:rFonts w:ascii="Times New Roman" w:hAnsi="Times New Roman" w:cs="Times New Roman"/>
+          <w:lang w:val="id-ID"/>
+        </w:rPr>
+      </w:pPr>
+      <w:r>
+        <w:rPr>
+          <w:rFonts w:ascii="Times New Roman" w:hAnsi="Times New Roman" w:cs="Times New Roman"/>
+          <w:lang w:val="id-ID"/>
+        </w:rPr>
+        <w:t xml:space="preserve">                minumanDalamKeranjang[1] = keranjang[1];</w:t>
+      </w:r>
+    </w:p>
+    <w:p>
+      <w:pPr>
+        <w:rPr>
+          <w:rFonts w:ascii="Times New Roman" w:hAnsi="Times New Roman" w:cs="Times New Roman"/>
+          <w:lang w:val="id-ID"/>
+        </w:rPr>
+      </w:pPr>
+      <w:r>
+        <w:rPr>
+          <w:rFonts w:ascii="Times New Roman" w:hAnsi="Times New Roman" w:cs="Times New Roman"/>
+          <w:lang w:val="id-ID"/>
+        </w:rPr>
+        <w:t xml:space="preserve">            }</w:t>
+      </w:r>
+    </w:p>
+    <w:p>
+      <w:pPr>
+        <w:rPr>
+          <w:rFonts w:ascii="Times New Roman" w:hAnsi="Times New Roman" w:cs="Times New Roman"/>
+          <w:lang w:val="id-ID"/>
+        </w:rPr>
+      </w:pPr>
+      <w:r>
+        <w:rPr>
+          <w:rFonts w:ascii="Times New Roman" w:hAnsi="Times New Roman" w:cs="Times New Roman"/>
+          <w:lang w:val="id-ID"/>
+        </w:rPr>
+        <w:t xml:space="preserve">        }</w:t>
+      </w:r>
+    </w:p>
+    <w:p>
+      <w:pPr>
+        <w:rPr>
+          <w:rFonts w:ascii="Times New Roman" w:hAnsi="Times New Roman" w:cs="Times New Roman"/>
+          <w:lang w:val="id-ID"/>
+        </w:rPr>
+      </w:pPr>
+      <w:r>
+        <w:rPr>
+          <w:rFonts w:ascii="Times New Roman" w:hAnsi="Times New Roman" w:cs="Times New Roman"/>
+          <w:lang w:val="id-ID"/>
+        </w:rPr>
+        <w:t xml:space="preserve">        if (keranjang[2] != null &amp;&amp; keranjang[2].menu.kategoriMenu == Kategori.MINUMAN) {</w:t>
+      </w:r>
+    </w:p>
+    <w:p>
+      <w:pPr>
+        <w:rPr>
+          <w:rFonts w:ascii="Times New Roman" w:hAnsi="Times New Roman" w:cs="Times New Roman"/>
+          <w:lang w:val="id-ID"/>
+        </w:rPr>
+      </w:pPr>
+      <w:r>
+        <w:rPr>
+          <w:rFonts w:ascii="Times New Roman" w:hAnsi="Times New Roman" w:cs="Times New Roman"/>
+          <w:lang w:val="id-ID"/>
+        </w:rPr>
+        <w:t xml:space="preserve">            if (minumanDalamKeranjang[0] == null) {</w:t>
+      </w:r>
+    </w:p>
+    <w:p>
+      <w:pPr>
+        <w:rPr>
+          <w:rFonts w:ascii="Times New Roman" w:hAnsi="Times New Roman" w:cs="Times New Roman"/>
+          <w:lang w:val="id-ID"/>
+        </w:rPr>
+      </w:pPr>
+      <w:r>
+        <w:rPr>
+          <w:rFonts w:ascii="Times New Roman" w:hAnsi="Times New Roman" w:cs="Times New Roman"/>
+          <w:lang w:val="id-ID"/>
+        </w:rPr>
+        <w:t xml:space="preserve">                minumanDalamKeranjang[0] = keranjang[2];</w:t>
+      </w:r>
+    </w:p>
+    <w:p>
+      <w:pPr>
+        <w:rPr>
+          <w:rFonts w:ascii="Times New Roman" w:hAnsi="Times New Roman" w:cs="Times New Roman"/>
+          <w:lang w:val="id-ID"/>
+        </w:rPr>
+      </w:pPr>
+      <w:r>
+        <w:rPr>
+          <w:rFonts w:ascii="Times New Roman" w:hAnsi="Times New Roman" w:cs="Times New Roman"/>
+          <w:lang w:val="id-ID"/>
+        </w:rPr>
+        <w:t xml:space="preserve">            } else if (minumanDalamKeranjang[1] == null) {</w:t>
+      </w:r>
+    </w:p>
+    <w:p>
+      <w:pPr>
+        <w:rPr>
+          <w:rFonts w:ascii="Times New Roman" w:hAnsi="Times New Roman" w:cs="Times New Roman"/>
+          <w:lang w:val="id-ID"/>
+        </w:rPr>
+      </w:pPr>
+      <w:r>
+        <w:rPr>
+          <w:rFonts w:ascii="Times New Roman" w:hAnsi="Times New Roman" w:cs="Times New Roman"/>
+          <w:lang w:val="id-ID"/>
+        </w:rPr>
+        <w:t xml:space="preserve">                minumanDalamKeranjang[1] = keranjang[2];</w:t>
+      </w:r>
+    </w:p>
+    <w:p>
+      <w:pPr>
+        <w:rPr>
+          <w:rFonts w:ascii="Times New Roman" w:hAnsi="Times New Roman" w:cs="Times New Roman"/>
+          <w:lang w:val="id-ID"/>
+        </w:rPr>
+      </w:pPr>
+      <w:r>
+        <w:rPr>
+          <w:rFonts w:ascii="Times New Roman" w:hAnsi="Times New Roman" w:cs="Times New Roman"/>
+          <w:lang w:val="id-ID"/>
+        </w:rPr>
+        <w:t xml:space="preserve">            } else {</w:t>
+      </w:r>
+    </w:p>
+    <w:p>
+      <w:pPr>
+        <w:rPr>
+          <w:rFonts w:ascii="Times New Roman" w:hAnsi="Times New Roman" w:cs="Times New Roman"/>
+          <w:lang w:val="id-ID"/>
+        </w:rPr>
+      </w:pPr>
+      <w:r>
+        <w:rPr>
+          <w:rFonts w:ascii="Times New Roman" w:hAnsi="Times New Roman" w:cs="Times New Roman"/>
+          <w:lang w:val="id-ID"/>
+        </w:rPr>
+        <w:t xml:space="preserve">                minumanDalamKeranjang[2] = keranjang[2];</w:t>
+      </w:r>
+    </w:p>
+    <w:p>
+      <w:pPr>
+        <w:rPr>
+          <w:rFonts w:ascii="Times New Roman" w:hAnsi="Times New Roman" w:cs="Times New Roman"/>
+          <w:lang w:val="id-ID"/>
+        </w:rPr>
+      </w:pPr>
+      <w:r>
+        <w:rPr>
+          <w:rFonts w:ascii="Times New Roman" w:hAnsi="Times New Roman" w:cs="Times New Roman"/>
+          <w:lang w:val="id-ID"/>
+        </w:rPr>
+        <w:t xml:space="preserve">            }</w:t>
+      </w:r>
+    </w:p>
+    <w:p>
+      <w:pPr>
+        <w:rPr>
+          <w:rFonts w:ascii="Times New Roman" w:hAnsi="Times New Roman" w:cs="Times New Roman"/>
+          <w:lang w:val="id-ID"/>
+        </w:rPr>
+      </w:pPr>
+      <w:r>
+        <w:rPr>
+          <w:rFonts w:ascii="Times New Roman" w:hAnsi="Times New Roman" w:cs="Times New Roman"/>
+          <w:lang w:val="id-ID"/>
+        </w:rPr>
+        <w:t xml:space="preserve">        }</w:t>
+      </w:r>
+    </w:p>
+    <w:p>
+      <w:pPr>
+        <w:rPr>
+          <w:rFonts w:ascii="Times New Roman" w:hAnsi="Times New Roman" w:cs="Times New Roman"/>
+          <w:lang w:val="id-ID"/>
+        </w:rPr>
+      </w:pPr>
+      <w:r>
+        <w:rPr>
+          <w:rFonts w:ascii="Times New Roman" w:hAnsi="Times New Roman" w:cs="Times New Roman"/>
+          <w:lang w:val="id-ID"/>
+        </w:rPr>
+        <w:t xml:space="preserve">        if (keranjang[3] != null &amp;&amp; keranjang[3].menu.kategoriMenu == Kategori.MINUMAN) {</w:t>
+      </w:r>
+    </w:p>
+    <w:p>
+      <w:pPr>
+        <w:rPr>
+          <w:rFonts w:ascii="Times New Roman" w:hAnsi="Times New Roman" w:cs="Times New Roman"/>
+          <w:lang w:val="id-ID"/>
+        </w:rPr>
+      </w:pPr>
+      <w:r>
+        <w:rPr>
+          <w:rFonts w:ascii="Times New Roman" w:hAnsi="Times New Roman" w:cs="Times New Roman"/>
+          <w:lang w:val="id-ID"/>
+        </w:rPr>
+        <w:t xml:space="preserve">            if (minumanDalamKeranjang[0] == null) {</w:t>
+      </w:r>
+    </w:p>
+    <w:p>
+      <w:pPr>
+        <w:rPr>
+          <w:rFonts w:ascii="Times New Roman" w:hAnsi="Times New Roman" w:cs="Times New Roman"/>
+          <w:lang w:val="id-ID"/>
+        </w:rPr>
+      </w:pPr>
+      <w:r>
+        <w:rPr>
+          <w:rFonts w:ascii="Times New Roman" w:hAnsi="Times New Roman" w:cs="Times New Roman"/>
+          <w:lang w:val="id-ID"/>
+        </w:rPr>
+        <w:t xml:space="preserve">                minumanDalamKeranjang[0] = keranjang[3];</w:t>
+      </w:r>
+    </w:p>
+    <w:p>
+      <w:pPr>
+        <w:rPr>
+          <w:rFonts w:ascii="Times New Roman" w:hAnsi="Times New Roman" w:cs="Times New Roman"/>
+          <w:lang w:val="id-ID"/>
+        </w:rPr>
+      </w:pPr>
+      <w:r>
+        <w:rPr>
+          <w:rFonts w:ascii="Times New Roman" w:hAnsi="Times New Roman" w:cs="Times New Roman"/>
+          <w:lang w:val="id-ID"/>
+        </w:rPr>
+        <w:t xml:space="preserve">            } else if (minumanDalamKeranjang[1] == null) {</w:t>
+      </w:r>
+    </w:p>
+    <w:p>
+      <w:pPr>
+        <w:rPr>
+          <w:rFonts w:ascii="Times New Roman" w:hAnsi="Times New Roman" w:cs="Times New Roman"/>
+          <w:lang w:val="id-ID"/>
+        </w:rPr>
+      </w:pPr>
+      <w:r>
+        <w:rPr>
+          <w:rFonts w:ascii="Times New Roman" w:hAnsi="Times New Roman" w:cs="Times New Roman"/>
+          <w:lang w:val="id-ID"/>
+        </w:rPr>
+        <w:t xml:space="preserve">                minumanDalamKeranjang[1] = keranjang[3];</w:t>
+      </w:r>
+    </w:p>
+    <w:p>
+      <w:pPr>
+        <w:rPr>
+          <w:rFonts w:ascii="Times New Roman" w:hAnsi="Times New Roman" w:cs="Times New Roman"/>
+          <w:lang w:val="id-ID"/>
+        </w:rPr>
+      </w:pPr>
+      <w:r>
+        <w:rPr>
+          <w:rFonts w:ascii="Times New Roman" w:hAnsi="Times New Roman" w:cs="Times New Roman"/>
+          <w:lang w:val="id-ID"/>
+        </w:rPr>
+        <w:t xml:space="preserve">            } else if (minumanDalamKeranjang[2] == null) {</w:t>
+      </w:r>
+    </w:p>
+    <w:p>
+      <w:pPr>
+        <w:rPr>
+          <w:rFonts w:ascii="Times New Roman" w:hAnsi="Times New Roman" w:cs="Times New Roman"/>
+          <w:lang w:val="id-ID"/>
+        </w:rPr>
+      </w:pPr>
+      <w:r>
+        <w:rPr>
+          <w:rFonts w:ascii="Times New Roman" w:hAnsi="Times New Roman" w:cs="Times New Roman"/>
+          <w:lang w:val="id-ID"/>
+        </w:rPr>
+        <w:t xml:space="preserve">                minumanDalamKeranjang[2] = keranjang[3];</w:t>
+      </w:r>
+    </w:p>
+    <w:p>
+      <w:pPr>
+        <w:rPr>
+          <w:rFonts w:ascii="Times New Roman" w:hAnsi="Times New Roman" w:cs="Times New Roman"/>
+          <w:lang w:val="id-ID"/>
+        </w:rPr>
+      </w:pPr>
+      <w:r>
+        <w:rPr>
+          <w:rFonts w:ascii="Times New Roman" w:hAnsi="Times New Roman" w:cs="Times New Roman"/>
+          <w:lang w:val="id-ID"/>
+        </w:rPr>
+        <w:t xml:space="preserve">            } else {</w:t>
+      </w:r>
+    </w:p>
+    <w:p>
+      <w:pPr>
+        <w:rPr>
+          <w:rFonts w:ascii="Times New Roman" w:hAnsi="Times New Roman" w:cs="Times New Roman"/>
+          <w:lang w:val="id-ID"/>
+        </w:rPr>
+      </w:pPr>
+      <w:r>
+        <w:rPr>
+          <w:rFonts w:ascii="Times New Roman" w:hAnsi="Times New Roman" w:cs="Times New Roman"/>
+          <w:lang w:val="id-ID"/>
+        </w:rPr>
+        <w:t xml:space="preserve">                minumanDalamKeranjang[3] = keranjang[3];</w:t>
+      </w:r>
+    </w:p>
+    <w:p>
+      <w:pPr>
+        <w:rPr>
+          <w:rFonts w:ascii="Times New Roman" w:hAnsi="Times New Roman" w:cs="Times New Roman"/>
+          <w:lang w:val="id-ID"/>
+        </w:rPr>
+      </w:pPr>
+      <w:r>
+        <w:rPr>
+          <w:rFonts w:ascii="Times New Roman" w:hAnsi="Times New Roman" w:cs="Times New Roman"/>
+          <w:lang w:val="id-ID"/>
+        </w:rPr>
+        <w:t xml:space="preserve">            }</w:t>
+      </w:r>
+    </w:p>
+    <w:p>
+      <w:pPr>
+        <w:rPr>
+          <w:rFonts w:ascii="Times New Roman" w:hAnsi="Times New Roman" w:cs="Times New Roman"/>
+          <w:lang w:val="id-ID"/>
+        </w:rPr>
+      </w:pPr>
+      <w:r>
+        <w:rPr>
+          <w:rFonts w:ascii="Times New Roman" w:hAnsi="Times New Roman" w:cs="Times New Roman"/>
+          <w:lang w:val="id-ID"/>
+        </w:rPr>
+        <w:t xml:space="preserve">        }</w:t>
+      </w:r>
+    </w:p>
+    <w:p>
+      <w:pPr>
+        <w:rPr>
+          <w:rFonts w:ascii="Times New Roman" w:hAnsi="Times New Roman" w:cs="Times New Roman"/>
+          <w:lang w:val="id-ID"/>
+        </w:rPr>
+      </w:pPr>
+    </w:p>
+    <w:p>
+      <w:pPr>
+        <w:rPr>
+          <w:rFonts w:ascii="Times New Roman" w:hAnsi="Times New Roman" w:cs="Times New Roman"/>
+          <w:lang w:val="id-ID"/>
+        </w:rPr>
+      </w:pPr>
+      <w:r>
+        <w:rPr>
+          <w:rFonts w:ascii="Times New Roman" w:hAnsi="Times New Roman" w:cs="Times New Roman"/>
+          <w:lang w:val="id-ID"/>
+        </w:rPr>
+        <w:t xml:space="preserve">        if (minumanDalamKeranjang[0] == null &amp;&amp; minumanDalamKeranjang[1] == null &amp;&amp; minumanDalamKeranjang[2] == null</w:t>
+      </w:r>
+    </w:p>
+    <w:p>
+      <w:pPr>
+        <w:rPr>
+          <w:rFonts w:ascii="Times New Roman" w:hAnsi="Times New Roman" w:cs="Times New Roman"/>
+          <w:lang w:val="id-ID"/>
+        </w:rPr>
+      </w:pPr>
+      <w:r>
+        <w:rPr>
+          <w:rFonts w:ascii="Times New Roman" w:hAnsi="Times New Roman" w:cs="Times New Roman"/>
+          <w:lang w:val="id-ID"/>
+        </w:rPr>
+        <w:t xml:space="preserve">                &amp;&amp; minumanDalamKeranjang[3] == null)</w:t>
+      </w:r>
+    </w:p>
+    <w:p>
+      <w:pPr>
+        <w:rPr>
+          <w:rFonts w:ascii="Times New Roman" w:hAnsi="Times New Roman" w:cs="Times New Roman"/>
+          <w:lang w:val="id-ID"/>
+        </w:rPr>
+      </w:pPr>
+      <w:r>
+        <w:rPr>
+          <w:rFonts w:ascii="Times New Roman" w:hAnsi="Times New Roman" w:cs="Times New Roman"/>
+          <w:lang w:val="id-ID"/>
+        </w:rPr>
+        <w:t xml:space="preserve">            return;</w:t>
+      </w:r>
+    </w:p>
+    <w:p>
+      <w:pPr>
+        <w:rPr>
+          <w:rFonts w:ascii="Times New Roman" w:hAnsi="Times New Roman" w:cs="Times New Roman"/>
+          <w:lang w:val="id-ID"/>
+        </w:rPr>
+      </w:pPr>
+    </w:p>
+    <w:p>
+      <w:pPr>
+        <w:rPr>
+          <w:rFonts w:ascii="Times New Roman" w:hAnsi="Times New Roman" w:cs="Times New Roman"/>
+          <w:lang w:val="id-ID"/>
+        </w:rPr>
+      </w:pPr>
+      <w:r>
+        <w:rPr>
+          <w:rFonts w:ascii="Times New Roman" w:hAnsi="Times New Roman" w:cs="Times New Roman"/>
+          <w:lang w:val="id-ID"/>
+        </w:rPr>
+        <w:t xml:space="preserve">        tampilkanMenuBogo(minumanDalamKeranjang);</w:t>
+      </w:r>
+    </w:p>
+    <w:p>
+      <w:pPr>
+        <w:rPr>
+          <w:rFonts w:ascii="Times New Roman" w:hAnsi="Times New Roman" w:cs="Times New Roman"/>
+          <w:lang w:val="id-ID"/>
+        </w:rPr>
+      </w:pPr>
+      <w:r>
+        <w:rPr>
+          <w:rFonts w:ascii="Times New Roman" w:hAnsi="Times New Roman" w:cs="Times New Roman"/>
+          <w:lang w:val="id-ID"/>
+        </w:rPr>
+        <w:t xml:space="preserve">        int pilihanGratis = pilihGratisan(scanner, minumanDalamKeranjang);</w:t>
+      </w:r>
+    </w:p>
+    <w:p>
+      <w:pPr>
+        <w:rPr>
+          <w:rFonts w:ascii="Times New Roman" w:hAnsi="Times New Roman" w:cs="Times New Roman"/>
+          <w:lang w:val="id-ID"/>
+        </w:rPr>
+      </w:pPr>
+      <w:r>
+        <w:rPr>
+          <w:rFonts w:ascii="Times New Roman" w:hAnsi="Times New Roman" w:cs="Times New Roman"/>
+          <w:lang w:val="id-ID"/>
+        </w:rPr>
+        <w:t xml:space="preserve">        minumanDalamKeranjang[pilihanGratis].jumlahGratis++;</w:t>
+      </w:r>
+    </w:p>
+    <w:p>
+      <w:pPr>
+        <w:rPr>
+          <w:rFonts w:ascii="Times New Roman" w:hAnsi="Times New Roman" w:cs="Times New Roman"/>
+          <w:lang w:val="id-ID"/>
+        </w:rPr>
+      </w:pPr>
+      <w:r>
+        <w:rPr>
+          <w:rFonts w:ascii="Times New Roman" w:hAnsi="Times New Roman" w:cs="Times New Roman"/>
+          <w:lang w:val="id-ID"/>
+        </w:rPr>
+        <w:t xml:space="preserve">    }</w:t>
+      </w:r>
+    </w:p>
+    <w:p>
+      <w:pPr>
+        <w:rPr>
+          <w:rFonts w:ascii="Times New Roman" w:hAnsi="Times New Roman" w:cs="Times New Roman"/>
+          <w:lang w:val="id-ID"/>
+        </w:rPr>
+      </w:pPr>
+    </w:p>
+    <w:p>
+      <w:pPr>
+        <w:rPr>
+          <w:rFonts w:ascii="Times New Roman" w:hAnsi="Times New Roman" w:cs="Times New Roman"/>
+          <w:lang w:val="id-ID"/>
+        </w:rPr>
+      </w:pPr>
+      <w:r>
+        <w:rPr>
+          <w:rFonts w:ascii="Times New Roman" w:hAnsi="Times New Roman" w:cs="Times New Roman"/>
+          <w:lang w:val="id-ID"/>
+        </w:rPr>
+        <w:t xml:space="preserve">    /**</w:t>
+      </w:r>
+    </w:p>
+    <w:p>
+      <w:pPr>
+        <w:rPr>
+          <w:rFonts w:ascii="Times New Roman" w:hAnsi="Times New Roman" w:cs="Times New Roman"/>
+          <w:lang w:val="id-ID"/>
+        </w:rPr>
+      </w:pPr>
+      <w:r>
+        <w:rPr>
+          <w:rFonts w:ascii="Times New Roman" w:hAnsi="Times New Roman" w:cs="Times New Roman"/>
+          <w:lang w:val="id-ID"/>
+        </w:rPr>
+        <w:t xml:space="preserve">     * Method ini digunakan untuk meminta input user untuk memilih menu gratisan.</w:t>
+      </w:r>
+    </w:p>
+    <w:p>
+      <w:pPr>
+        <w:rPr>
+          <w:rFonts w:ascii="Times New Roman" w:hAnsi="Times New Roman" w:cs="Times New Roman"/>
+          <w:lang w:val="id-ID"/>
+        </w:rPr>
+      </w:pPr>
+      <w:r>
+        <w:rPr>
+          <w:rFonts w:ascii="Times New Roman" w:hAnsi="Times New Roman" w:cs="Times New Roman"/>
+          <w:lang w:val="id-ID"/>
+        </w:rPr>
+        <w:t xml:space="preserve">     */</w:t>
+      </w:r>
+    </w:p>
+    <w:p>
+      <w:pPr>
+        <w:rPr>
+          <w:rFonts w:ascii="Times New Roman" w:hAnsi="Times New Roman" w:cs="Times New Roman"/>
+          <w:lang w:val="id-ID"/>
+        </w:rPr>
+      </w:pPr>
+      <w:r>
+        <w:rPr>
+          <w:rFonts w:ascii="Times New Roman" w:hAnsi="Times New Roman" w:cs="Times New Roman"/>
+          <w:lang w:val="id-ID"/>
+        </w:rPr>
+        <w:t xml:space="preserve">    private static int pilihGratisan(Scanner scanner, Pesanan[] minumanDalamKeranjang) {</w:t>
+      </w:r>
+    </w:p>
+    <w:p>
+      <w:pPr>
+        <w:rPr>
+          <w:rFonts w:ascii="Times New Roman" w:hAnsi="Times New Roman" w:cs="Times New Roman"/>
+          <w:lang w:val="id-ID"/>
+        </w:rPr>
+      </w:pPr>
+      <w:r>
+        <w:rPr>
+          <w:rFonts w:ascii="Times New Roman" w:hAnsi="Times New Roman" w:cs="Times New Roman"/>
+          <w:lang w:val="id-ID"/>
+        </w:rPr>
+        <w:t xml:space="preserve">        System.out.print("Masukkan nomor menu yang ingin Anda dapatkan gratis (1-4): ");</w:t>
+      </w:r>
+    </w:p>
+    <w:p>
+      <w:pPr>
+        <w:rPr>
+          <w:rFonts w:ascii="Times New Roman" w:hAnsi="Times New Roman" w:cs="Times New Roman"/>
+          <w:lang w:val="id-ID"/>
+        </w:rPr>
+      </w:pPr>
+      <w:r>
+        <w:rPr>
+          <w:rFonts w:ascii="Times New Roman" w:hAnsi="Times New Roman" w:cs="Times New Roman"/>
+          <w:lang w:val="id-ID"/>
+        </w:rPr>
+        <w:t xml:space="preserve">        int pilihanGratis = 0;</w:t>
+      </w:r>
+    </w:p>
+    <w:p>
+      <w:pPr>
+        <w:rPr>
+          <w:rFonts w:ascii="Times New Roman" w:hAnsi="Times New Roman" w:cs="Times New Roman"/>
+          <w:lang w:val="id-ID"/>
+        </w:rPr>
+      </w:pPr>
+      <w:r>
+        <w:rPr>
+          <w:rFonts w:ascii="Times New Roman" w:hAnsi="Times New Roman" w:cs="Times New Roman"/>
+          <w:lang w:val="id-ID"/>
+        </w:rPr>
+        <w:t xml:space="preserve">        boolean validInput = false;</w:t>
+      </w:r>
+    </w:p>
+    <w:p>
+      <w:pPr>
+        <w:rPr>
+          <w:rFonts w:ascii="Times New Roman" w:hAnsi="Times New Roman" w:cs="Times New Roman"/>
+          <w:lang w:val="id-ID"/>
+        </w:rPr>
+      </w:pPr>
+    </w:p>
+    <w:p>
+      <w:pPr>
+        <w:rPr>
+          <w:rFonts w:ascii="Times New Roman" w:hAnsi="Times New Roman" w:cs="Times New Roman"/>
+          <w:lang w:val="id-ID"/>
+        </w:rPr>
+      </w:pPr>
+      <w:r>
+        <w:rPr>
+          <w:rFonts w:ascii="Times New Roman" w:hAnsi="Times New Roman" w:cs="Times New Roman"/>
+          <w:lang w:val="id-ID"/>
+        </w:rPr>
+        <w:t xml:space="preserve">        while (!validInput) {</w:t>
+      </w:r>
+    </w:p>
+    <w:p>
+      <w:pPr>
+        <w:rPr>
+          <w:rFonts w:ascii="Times New Roman" w:hAnsi="Times New Roman" w:cs="Times New Roman"/>
+          <w:lang w:val="id-ID"/>
+        </w:rPr>
+      </w:pPr>
+      <w:r>
+        <w:rPr>
+          <w:rFonts w:ascii="Times New Roman" w:hAnsi="Times New Roman" w:cs="Times New Roman"/>
+          <w:lang w:val="id-ID"/>
+        </w:rPr>
+        <w:t xml:space="preserve">            if (!scanner.hasNextInt()) {</w:t>
+      </w:r>
+    </w:p>
+    <w:p>
+      <w:pPr>
+        <w:rPr>
+          <w:rFonts w:ascii="Times New Roman" w:hAnsi="Times New Roman" w:cs="Times New Roman"/>
+          <w:lang w:val="id-ID"/>
+        </w:rPr>
+      </w:pPr>
+      <w:r>
+        <w:rPr>
+          <w:rFonts w:ascii="Times New Roman" w:hAnsi="Times New Roman" w:cs="Times New Roman"/>
+          <w:lang w:val="id-ID"/>
+        </w:rPr>
+        <w:t xml:space="preserve">                System.out.print("Input tidak valid. Masukkan nomor menu (1-4): ");</w:t>
+      </w:r>
+    </w:p>
+    <w:p>
+      <w:pPr>
+        <w:rPr>
+          <w:rFonts w:ascii="Times New Roman" w:hAnsi="Times New Roman" w:cs="Times New Roman"/>
+          <w:lang w:val="id-ID"/>
+        </w:rPr>
+      </w:pPr>
+      <w:r>
+        <w:rPr>
+          <w:rFonts w:ascii="Times New Roman" w:hAnsi="Times New Roman" w:cs="Times New Roman"/>
+          <w:lang w:val="id-ID"/>
+        </w:rPr>
+        <w:t xml:space="preserve">                scanner.next();</w:t>
+      </w:r>
+    </w:p>
+    <w:p>
+      <w:pPr>
+        <w:rPr>
+          <w:rFonts w:ascii="Times New Roman" w:hAnsi="Times New Roman" w:cs="Times New Roman"/>
+          <w:lang w:val="id-ID"/>
+        </w:rPr>
+      </w:pPr>
+      <w:r>
+        <w:rPr>
+          <w:rFonts w:ascii="Times New Roman" w:hAnsi="Times New Roman" w:cs="Times New Roman"/>
+          <w:lang w:val="id-ID"/>
+        </w:rPr>
+        <w:t xml:space="preserve">                continue;</w:t>
+      </w:r>
+    </w:p>
+    <w:p>
+      <w:pPr>
+        <w:rPr>
+          <w:rFonts w:ascii="Times New Roman" w:hAnsi="Times New Roman" w:cs="Times New Roman"/>
+          <w:lang w:val="id-ID"/>
+        </w:rPr>
+      </w:pPr>
+      <w:r>
+        <w:rPr>
+          <w:rFonts w:ascii="Times New Roman" w:hAnsi="Times New Roman" w:cs="Times New Roman"/>
+          <w:lang w:val="id-ID"/>
+        </w:rPr>
+        <w:t xml:space="preserve">            }</w:t>
+      </w:r>
+    </w:p>
+    <w:p>
+      <w:pPr>
+        <w:rPr>
+          <w:rFonts w:ascii="Times New Roman" w:hAnsi="Times New Roman" w:cs="Times New Roman"/>
+          <w:lang w:val="id-ID"/>
+        </w:rPr>
+      </w:pPr>
+    </w:p>
+    <w:p>
+      <w:pPr>
+        <w:rPr>
+          <w:rFonts w:ascii="Times New Roman" w:hAnsi="Times New Roman" w:cs="Times New Roman"/>
+          <w:lang w:val="id-ID"/>
+        </w:rPr>
+      </w:pPr>
+      <w:r>
+        <w:rPr>
+          <w:rFonts w:ascii="Times New Roman" w:hAnsi="Times New Roman" w:cs="Times New Roman"/>
+          <w:lang w:val="id-ID"/>
+        </w:rPr>
+        <w:t xml:space="preserve">            pilihanGratis = scanner.nextInt();</w:t>
+      </w:r>
+    </w:p>
+    <w:p>
+      <w:pPr>
+        <w:rPr>
+          <w:rFonts w:ascii="Times New Roman" w:hAnsi="Times New Roman" w:cs="Times New Roman"/>
+          <w:lang w:val="id-ID"/>
+        </w:rPr>
+      </w:pPr>
+      <w:r>
+        <w:rPr>
+          <w:rFonts w:ascii="Times New Roman" w:hAnsi="Times New Roman" w:cs="Times New Roman"/>
+          <w:lang w:val="id-ID"/>
+        </w:rPr>
+        <w:t xml:space="preserve">            if (pilihanGratis &lt; 1 || pilihanGratis &gt; 4) {</w:t>
+      </w:r>
+    </w:p>
+    <w:p>
+      <w:pPr>
+        <w:rPr>
+          <w:rFonts w:ascii="Times New Roman" w:hAnsi="Times New Roman" w:cs="Times New Roman"/>
+          <w:lang w:val="id-ID"/>
+        </w:rPr>
+      </w:pPr>
+      <w:r>
+        <w:rPr>
+          <w:rFonts w:ascii="Times New Roman" w:hAnsi="Times New Roman" w:cs="Times New Roman"/>
+          <w:lang w:val="id-ID"/>
+        </w:rPr>
+        <w:t xml:space="preserve">                System.out.print("Input tidak valid. Masukkan nomor menu (1-4): ");</w:t>
+      </w:r>
+    </w:p>
+    <w:p>
+      <w:pPr>
+        <w:rPr>
+          <w:rFonts w:ascii="Times New Roman" w:hAnsi="Times New Roman" w:cs="Times New Roman"/>
+          <w:lang w:val="id-ID"/>
+        </w:rPr>
+      </w:pPr>
+      <w:r>
+        <w:rPr>
+          <w:rFonts w:ascii="Times New Roman" w:hAnsi="Times New Roman" w:cs="Times New Roman"/>
+          <w:lang w:val="id-ID"/>
+        </w:rPr>
+        <w:t xml:space="preserve">                continue;</w:t>
+      </w:r>
+    </w:p>
+    <w:p>
+      <w:pPr>
+        <w:rPr>
+          <w:rFonts w:ascii="Times New Roman" w:hAnsi="Times New Roman" w:cs="Times New Roman"/>
+          <w:lang w:val="id-ID"/>
+        </w:rPr>
+      </w:pPr>
+      <w:r>
+        <w:rPr>
+          <w:rFonts w:ascii="Times New Roman" w:hAnsi="Times New Roman" w:cs="Times New Roman"/>
+          <w:lang w:val="id-ID"/>
+        </w:rPr>
+        <w:t xml:space="preserve">            }</w:t>
+      </w:r>
+    </w:p>
+    <w:p>
+      <w:pPr>
+        <w:rPr>
+          <w:rFonts w:ascii="Times New Roman" w:hAnsi="Times New Roman" w:cs="Times New Roman"/>
+          <w:lang w:val="id-ID"/>
+        </w:rPr>
+      </w:pPr>
+      <w:r>
+        <w:rPr>
+          <w:rFonts w:ascii="Times New Roman" w:hAnsi="Times New Roman" w:cs="Times New Roman"/>
+          <w:lang w:val="id-ID"/>
+        </w:rPr>
+        <w:t xml:space="preserve">            if (minumanDalamKeranjang[pilihanGratis - 1] == null) {</w:t>
+      </w:r>
+    </w:p>
+    <w:p>
+      <w:pPr>
+        <w:rPr>
+          <w:rFonts w:ascii="Times New Roman" w:hAnsi="Times New Roman" w:cs="Times New Roman"/>
+          <w:lang w:val="id-ID"/>
+        </w:rPr>
+      </w:pPr>
+      <w:r>
+        <w:rPr>
+          <w:rFonts w:ascii="Times New Roman" w:hAnsi="Times New Roman" w:cs="Times New Roman"/>
+          <w:lang w:val="id-ID"/>
+        </w:rPr>
+        <w:t xml:space="preserve">                System.out.print("Slot menu tersebut kosong. Masukkan nomor menu (1-4): ");</w:t>
+      </w:r>
+    </w:p>
+    <w:p>
+      <w:pPr>
+        <w:rPr>
+          <w:rFonts w:ascii="Times New Roman" w:hAnsi="Times New Roman" w:cs="Times New Roman"/>
+          <w:lang w:val="id-ID"/>
+        </w:rPr>
+      </w:pPr>
+      <w:r>
+        <w:rPr>
+          <w:rFonts w:ascii="Times New Roman" w:hAnsi="Times New Roman" w:cs="Times New Roman"/>
+          <w:lang w:val="id-ID"/>
+        </w:rPr>
+        <w:t xml:space="preserve">                continue;</w:t>
+      </w:r>
+    </w:p>
+    <w:p>
+      <w:pPr>
+        <w:rPr>
+          <w:rFonts w:ascii="Times New Roman" w:hAnsi="Times New Roman" w:cs="Times New Roman"/>
+          <w:lang w:val="id-ID"/>
+        </w:rPr>
+      </w:pPr>
+      <w:r>
+        <w:rPr>
+          <w:rFonts w:ascii="Times New Roman" w:hAnsi="Times New Roman" w:cs="Times New Roman"/>
+          <w:lang w:val="id-ID"/>
+        </w:rPr>
+        <w:t xml:space="preserve">            }</w:t>
+      </w:r>
+    </w:p>
+    <w:p>
+      <w:pPr>
+        <w:rPr>
+          <w:rFonts w:ascii="Times New Roman" w:hAnsi="Times New Roman" w:cs="Times New Roman"/>
+          <w:lang w:val="id-ID"/>
+        </w:rPr>
+      </w:pPr>
+      <w:r>
+        <w:rPr>
+          <w:rFonts w:ascii="Times New Roman" w:hAnsi="Times New Roman" w:cs="Times New Roman"/>
+          <w:lang w:val="id-ID"/>
+        </w:rPr>
+        <w:t xml:space="preserve">            if (minumanDalamKeranjang[pilihanGratis - 1].menu.kategoriMenu != Kategori.MINUMAN) {</w:t>
+      </w:r>
+    </w:p>
+    <w:p>
+      <w:pPr>
+        <w:rPr>
+          <w:rFonts w:ascii="Times New Roman" w:hAnsi="Times New Roman" w:cs="Times New Roman"/>
+          <w:lang w:val="id-ID"/>
+        </w:rPr>
+      </w:pPr>
+      <w:r>
+        <w:rPr>
+          <w:rFonts w:ascii="Times New Roman" w:hAnsi="Times New Roman" w:cs="Times New Roman"/>
+          <w:lang w:val="id-ID"/>
+        </w:rPr>
+        <w:t xml:space="preserve">                System.out.print("Menu tersebut bukan minuman. Masukkan nomor menu (1-4): ");</w:t>
+      </w:r>
+    </w:p>
+    <w:p>
+      <w:pPr>
+        <w:rPr>
+          <w:rFonts w:ascii="Times New Roman" w:hAnsi="Times New Roman" w:cs="Times New Roman"/>
+          <w:lang w:val="id-ID"/>
+        </w:rPr>
+      </w:pPr>
+      <w:r>
+        <w:rPr>
+          <w:rFonts w:ascii="Times New Roman" w:hAnsi="Times New Roman" w:cs="Times New Roman"/>
+          <w:lang w:val="id-ID"/>
+        </w:rPr>
+        <w:t xml:space="preserve">                continue;</w:t>
+      </w:r>
+    </w:p>
+    <w:p>
+      <w:pPr>
+        <w:rPr>
+          <w:rFonts w:ascii="Times New Roman" w:hAnsi="Times New Roman" w:cs="Times New Roman"/>
+          <w:lang w:val="id-ID"/>
+        </w:rPr>
+      </w:pPr>
+      <w:r>
+        <w:rPr>
+          <w:rFonts w:ascii="Times New Roman" w:hAnsi="Times New Roman" w:cs="Times New Roman"/>
+          <w:lang w:val="id-ID"/>
+        </w:rPr>
+        <w:t xml:space="preserve">            }</w:t>
+      </w:r>
+    </w:p>
+    <w:p>
+      <w:pPr>
+        <w:rPr>
+          <w:rFonts w:ascii="Times New Roman" w:hAnsi="Times New Roman" w:cs="Times New Roman"/>
+          <w:lang w:val="id-ID"/>
+        </w:rPr>
+      </w:pPr>
+      <w:r>
+        <w:rPr>
+          <w:rFonts w:ascii="Times New Roman" w:hAnsi="Times New Roman" w:cs="Times New Roman"/>
+          <w:lang w:val="id-ID"/>
+        </w:rPr>
+        <w:t xml:space="preserve">            validInput = true;</w:t>
+      </w:r>
+    </w:p>
+    <w:p>
+      <w:pPr>
+        <w:rPr>
+          <w:rFonts w:ascii="Times New Roman" w:hAnsi="Times New Roman" w:cs="Times New Roman"/>
+          <w:lang w:val="id-ID"/>
+        </w:rPr>
+      </w:pPr>
+      <w:r>
+        <w:rPr>
+          <w:rFonts w:ascii="Times New Roman" w:hAnsi="Times New Roman" w:cs="Times New Roman"/>
+          <w:lang w:val="id-ID"/>
+        </w:rPr>
+        <w:t xml:space="preserve">        }</w:t>
+      </w:r>
+    </w:p>
+    <w:p>
+      <w:pPr>
+        <w:rPr>
+          <w:rFonts w:ascii="Times New Roman" w:hAnsi="Times New Roman" w:cs="Times New Roman"/>
+          <w:lang w:val="id-ID"/>
+        </w:rPr>
+      </w:pPr>
+      <w:r>
+        <w:rPr>
+          <w:rFonts w:ascii="Times New Roman" w:hAnsi="Times New Roman" w:cs="Times New Roman"/>
+          <w:lang w:val="id-ID"/>
+        </w:rPr>
+        <w:t xml:space="preserve">        return pilihanGratis - 1;</w:t>
+      </w:r>
+    </w:p>
+    <w:p>
+      <w:pPr>
+        <w:rPr>
+          <w:rFonts w:ascii="Times New Roman" w:hAnsi="Times New Roman" w:cs="Times New Roman"/>
+          <w:lang w:val="id-ID"/>
+        </w:rPr>
+      </w:pPr>
+      <w:r>
+        <w:rPr>
+          <w:rFonts w:ascii="Times New Roman" w:hAnsi="Times New Roman" w:cs="Times New Roman"/>
+          <w:lang w:val="id-ID"/>
+        </w:rPr>
+        <w:t xml:space="preserve">    }</w:t>
+      </w:r>
+    </w:p>
+    <w:p>
+      <w:pPr>
+        <w:rPr>
+          <w:rFonts w:ascii="Times New Roman" w:hAnsi="Times New Roman" w:cs="Times New Roman"/>
+          <w:lang w:val="id-ID"/>
+        </w:rPr>
+      </w:pPr>
+    </w:p>
+    <w:p>
+      <w:pPr>
+        <w:rPr>
+          <w:rFonts w:ascii="Times New Roman" w:hAnsi="Times New Roman" w:cs="Times New Roman"/>
+          <w:lang w:val="id-ID"/>
+        </w:rPr>
+      </w:pPr>
+      <w:r>
+        <w:rPr>
+          <w:rFonts w:ascii="Times New Roman" w:hAnsi="Times New Roman" w:cs="Times New Roman"/>
+          <w:lang w:val="id-ID"/>
+        </w:rPr>
+        <w:t xml:space="preserve">    /**</w:t>
+      </w:r>
+    </w:p>
+    <w:p>
+      <w:pPr>
+        <w:rPr>
+          <w:rFonts w:ascii="Times New Roman" w:hAnsi="Times New Roman" w:cs="Times New Roman"/>
+          <w:lang w:val="id-ID"/>
+        </w:rPr>
+      </w:pPr>
+      <w:r>
+        <w:rPr>
+          <w:rFonts w:ascii="Times New Roman" w:hAnsi="Times New Roman" w:cs="Times New Roman"/>
+          <w:lang w:val="id-ID"/>
+        </w:rPr>
+        <w:t xml:space="preserve">     * Method ini digunakan untuk menampilkan menu yang bisa dipilih untuk claim</w:t>
+      </w:r>
+    </w:p>
+    <w:p>
+      <w:pPr>
+        <w:rPr>
+          <w:rFonts w:ascii="Times New Roman" w:hAnsi="Times New Roman" w:cs="Times New Roman"/>
+          <w:lang w:val="id-ID"/>
+        </w:rPr>
+      </w:pPr>
+      <w:r>
+        <w:rPr>
+          <w:rFonts w:ascii="Times New Roman" w:hAnsi="Times New Roman" w:cs="Times New Roman"/>
+          <w:lang w:val="id-ID"/>
+        </w:rPr>
+        <w:t xml:space="preserve">     * promo BOGO.</w:t>
+      </w:r>
+    </w:p>
+    <w:p>
+      <w:pPr>
+        <w:rPr>
+          <w:rFonts w:ascii="Times New Roman" w:hAnsi="Times New Roman" w:cs="Times New Roman"/>
+          <w:lang w:val="id-ID"/>
+        </w:rPr>
+      </w:pPr>
+      <w:r>
+        <w:rPr>
+          <w:rFonts w:ascii="Times New Roman" w:hAnsi="Times New Roman" w:cs="Times New Roman"/>
+          <w:lang w:val="id-ID"/>
+        </w:rPr>
+        <w:t xml:space="preserve">     */</w:t>
+      </w:r>
+    </w:p>
+    <w:p>
+      <w:pPr>
+        <w:rPr>
+          <w:rFonts w:ascii="Times New Roman" w:hAnsi="Times New Roman" w:cs="Times New Roman"/>
+          <w:lang w:val="id-ID"/>
+        </w:rPr>
+      </w:pPr>
+      <w:r>
+        <w:rPr>
+          <w:rFonts w:ascii="Times New Roman" w:hAnsi="Times New Roman" w:cs="Times New Roman"/>
+          <w:lang w:val="id-ID"/>
+        </w:rPr>
+        <w:t xml:space="preserve">    private static void tampilkanMenuBogo(Pesanan[] minumanDalamKeranjang) {</w:t>
+      </w:r>
+    </w:p>
+    <w:p>
+      <w:pPr>
+        <w:rPr>
+          <w:rFonts w:ascii="Times New Roman" w:hAnsi="Times New Roman" w:cs="Times New Roman"/>
+          <w:lang w:val="id-ID"/>
+        </w:rPr>
+      </w:pPr>
+      <w:r>
+        <w:rPr>
+          <w:rFonts w:ascii="Times New Roman" w:hAnsi="Times New Roman" w:cs="Times New Roman"/>
+          <w:lang w:val="id-ID"/>
+        </w:rPr>
+        <w:t xml:space="preserve">        System.out.println(</w:t>
+      </w:r>
+    </w:p>
+    <w:p>
+      <w:pPr>
+        <w:rPr>
+          <w:rFonts w:ascii="Times New Roman" w:hAnsi="Times New Roman" w:cs="Times New Roman"/>
+          <w:lang w:val="id-ID"/>
+        </w:rPr>
+      </w:pPr>
+      <w:r>
+        <w:rPr>
+          <w:rFonts w:ascii="Times New Roman" w:hAnsi="Times New Roman" w:cs="Times New Roman"/>
+          <w:lang w:val="id-ID"/>
+        </w:rPr>
+        <w:t xml:space="preserve">                "Selamat! Anda mendapatkan promo BOGO untuk minuman. Silahkan pilih minuman yang ada di keranjang yang ingin Anda dapatkan gratis:");</w:t>
+      </w:r>
+    </w:p>
+    <w:p>
+      <w:pPr>
+        <w:rPr>
+          <w:rFonts w:ascii="Times New Roman" w:hAnsi="Times New Roman" w:cs="Times New Roman"/>
+          <w:lang w:val="id-ID"/>
+        </w:rPr>
+      </w:pPr>
+      <w:r>
+        <w:rPr>
+          <w:rFonts w:ascii="Times New Roman" w:hAnsi="Times New Roman" w:cs="Times New Roman"/>
+          <w:lang w:val="id-ID"/>
+        </w:rPr>
+        <w:t xml:space="preserve">        System.out.println("!----------------------------------------------------!");</w:t>
+      </w:r>
+    </w:p>
+    <w:p>
+      <w:pPr>
+        <w:rPr>
+          <w:rFonts w:ascii="Times New Roman" w:hAnsi="Times New Roman" w:cs="Times New Roman"/>
+          <w:lang w:val="id-ID"/>
+        </w:rPr>
+      </w:pPr>
+    </w:p>
+    <w:p>
+      <w:pPr>
+        <w:rPr>
+          <w:rFonts w:ascii="Times New Roman" w:hAnsi="Times New Roman" w:cs="Times New Roman"/>
+          <w:lang w:val="id-ID"/>
+        </w:rPr>
+      </w:pPr>
+      <w:r>
+        <w:rPr>
+          <w:rFonts w:ascii="Times New Roman" w:hAnsi="Times New Roman" w:cs="Times New Roman"/>
+          <w:lang w:val="id-ID"/>
+        </w:rPr>
+        <w:t xml:space="preserve">        if (minumanDalamKeranjang[0] != null &amp;&amp; minumanDalamKeranjang[0].menu.kategoriMenu == Kategori.MINUMAN)</w:t>
+      </w:r>
+    </w:p>
+    <w:p>
+      <w:pPr>
+        <w:rPr>
+          <w:rFonts w:ascii="Times New Roman" w:hAnsi="Times New Roman" w:cs="Times New Roman"/>
+          <w:lang w:val="id-ID"/>
+        </w:rPr>
+      </w:pPr>
+      <w:r>
+        <w:rPr>
+          <w:rFonts w:ascii="Times New Roman" w:hAnsi="Times New Roman" w:cs="Times New Roman"/>
+          <w:lang w:val="id-ID"/>
+        </w:rPr>
+        <w:t xml:space="preserve">            System.out.println("1. " + minumanDalamKeranjang[0].menu.namaMenu);</w:t>
+      </w:r>
+    </w:p>
+    <w:p>
+      <w:pPr>
+        <w:rPr>
+          <w:rFonts w:ascii="Times New Roman" w:hAnsi="Times New Roman" w:cs="Times New Roman"/>
+          <w:lang w:val="id-ID"/>
+        </w:rPr>
+      </w:pPr>
+      <w:r>
+        <w:rPr>
+          <w:rFonts w:ascii="Times New Roman" w:hAnsi="Times New Roman" w:cs="Times New Roman"/>
+          <w:lang w:val="id-ID"/>
+        </w:rPr>
+        <w:t xml:space="preserve">        if (minumanDalamKeranjang[1] != null &amp;&amp; minumanDalamKeranjang[1].menu.kategoriMenu == Kategori.MINUMAN)</w:t>
+      </w:r>
+    </w:p>
+    <w:p>
+      <w:pPr>
+        <w:rPr>
+          <w:rFonts w:ascii="Times New Roman" w:hAnsi="Times New Roman" w:cs="Times New Roman"/>
+          <w:lang w:val="id-ID"/>
+        </w:rPr>
+      </w:pPr>
+      <w:r>
+        <w:rPr>
+          <w:rFonts w:ascii="Times New Roman" w:hAnsi="Times New Roman" w:cs="Times New Roman"/>
+          <w:lang w:val="id-ID"/>
+        </w:rPr>
+        <w:t xml:space="preserve">            System.out.println("2. " + minumanDalamKeranjang[1].menu.namaMenu);</w:t>
+      </w:r>
+    </w:p>
+    <w:p>
+      <w:pPr>
+        <w:rPr>
+          <w:rFonts w:ascii="Times New Roman" w:hAnsi="Times New Roman" w:cs="Times New Roman"/>
+          <w:lang w:val="id-ID"/>
+        </w:rPr>
+      </w:pPr>
+      <w:r>
+        <w:rPr>
+          <w:rFonts w:ascii="Times New Roman" w:hAnsi="Times New Roman" w:cs="Times New Roman"/>
+          <w:lang w:val="id-ID"/>
+        </w:rPr>
+        <w:t xml:space="preserve">        if (minumanDalamKeranjang[2] != null &amp;&amp; minumanDalamKeranjang[2].menu.kategoriMenu == Kategori.MINUMAN)</w:t>
+      </w:r>
+    </w:p>
+    <w:p>
+      <w:pPr>
+        <w:rPr>
+          <w:rFonts w:ascii="Times New Roman" w:hAnsi="Times New Roman" w:cs="Times New Roman"/>
+          <w:lang w:val="id-ID"/>
+        </w:rPr>
+      </w:pPr>
+      <w:r>
+        <w:rPr>
+          <w:rFonts w:ascii="Times New Roman" w:hAnsi="Times New Roman" w:cs="Times New Roman"/>
+          <w:lang w:val="id-ID"/>
+        </w:rPr>
+        <w:t xml:space="preserve">            System.out.println("3. " + minumanDalamKeranjang[2].menu.namaMenu);</w:t>
+      </w:r>
+    </w:p>
+    <w:p>
+      <w:pPr>
+        <w:rPr>
+          <w:rFonts w:ascii="Times New Roman" w:hAnsi="Times New Roman" w:cs="Times New Roman"/>
+          <w:lang w:val="id-ID"/>
+        </w:rPr>
+      </w:pPr>
+      <w:r>
+        <w:rPr>
+          <w:rFonts w:ascii="Times New Roman" w:hAnsi="Times New Roman" w:cs="Times New Roman"/>
+          <w:lang w:val="id-ID"/>
+        </w:rPr>
+        <w:t xml:space="preserve">        if (minumanDalamKeranjang[3] != null &amp;&amp; minumanDalamKeranjang[3].menu.kategoriMenu == Kategori.MINUMAN)</w:t>
+      </w:r>
+    </w:p>
+    <w:p>
+      <w:pPr>
+        <w:rPr>
+          <w:rFonts w:ascii="Times New Roman" w:hAnsi="Times New Roman" w:cs="Times New Roman"/>
+          <w:lang w:val="id-ID"/>
+        </w:rPr>
+      </w:pPr>
+      <w:r>
+        <w:rPr>
+          <w:rFonts w:ascii="Times New Roman" w:hAnsi="Times New Roman" w:cs="Times New Roman"/>
+          <w:lang w:val="id-ID"/>
+        </w:rPr>
+        <w:t xml:space="preserve">            System.out.println("4. " + minumanDalamKeranjang[3].menu.namaMenu);</w:t>
+      </w:r>
+    </w:p>
+    <w:p>
+      <w:pPr>
+        <w:rPr>
+          <w:rFonts w:ascii="Times New Roman" w:hAnsi="Times New Roman" w:cs="Times New Roman"/>
+          <w:lang w:val="id-ID"/>
+        </w:rPr>
+      </w:pPr>
+    </w:p>
+    <w:p>
+      <w:pPr>
+        <w:rPr>
+          <w:rFonts w:ascii="Times New Roman" w:hAnsi="Times New Roman" w:cs="Times New Roman"/>
+          <w:lang w:val="id-ID"/>
+        </w:rPr>
+      </w:pPr>
+      <w:r>
+        <w:rPr>
+          <w:rFonts w:ascii="Times New Roman" w:hAnsi="Times New Roman" w:cs="Times New Roman"/>
+          <w:lang w:val="id-ID"/>
+        </w:rPr>
+        <w:t xml:space="preserve">        System.out.println("!----------------------------------------------------!");</w:t>
+      </w:r>
+    </w:p>
+    <w:p>
+      <w:pPr>
+        <w:rPr>
+          <w:rFonts w:ascii="Times New Roman" w:hAnsi="Times New Roman" w:cs="Times New Roman"/>
+          <w:lang w:val="id-ID"/>
+        </w:rPr>
+      </w:pPr>
+      <w:r>
+        <w:rPr>
+          <w:rFonts w:ascii="Times New Roman" w:hAnsi="Times New Roman" w:cs="Times New Roman"/>
+          <w:lang w:val="id-ID"/>
+        </w:rPr>
+        <w:t xml:space="preserve">    }</w:t>
+      </w:r>
+    </w:p>
+    <w:p>
+      <w:pPr>
+        <w:rPr>
+          <w:rFonts w:ascii="Times New Roman" w:hAnsi="Times New Roman" w:cs="Times New Roman"/>
+          <w:lang w:val="id-ID"/>
+        </w:rPr>
+      </w:pPr>
+    </w:p>
+    <w:p>
+      <w:pPr>
+        <w:rPr>
+          <w:rFonts w:ascii="Times New Roman" w:hAnsi="Times New Roman" w:cs="Times New Roman"/>
+          <w:lang w:val="id-ID"/>
+        </w:rPr>
+      </w:pPr>
+      <w:r>
+        <w:rPr>
+          <w:rFonts w:ascii="Times New Roman" w:hAnsi="Times New Roman" w:cs="Times New Roman"/>
+          <w:lang w:val="id-ID"/>
+        </w:rPr>
+        <w:t xml:space="preserve">    /**</w:t>
+      </w:r>
+    </w:p>
+    <w:p>
+      <w:pPr>
+        <w:rPr>
+          <w:rFonts w:ascii="Times New Roman" w:hAnsi="Times New Roman" w:cs="Times New Roman"/>
+          <w:lang w:val="id-ID"/>
+        </w:rPr>
+      </w:pPr>
+      <w:r>
+        <w:rPr>
+          <w:rFonts w:ascii="Times New Roman" w:hAnsi="Times New Roman" w:cs="Times New Roman"/>
+          <w:lang w:val="id-ID"/>
+        </w:rPr>
+        <w:t xml:space="preserve">     * Perhitungan diskon dibikin dengan paradigma functional programming.</w:t>
+      </w:r>
+    </w:p>
+    <w:p>
+      <w:pPr>
+        <w:rPr>
+          <w:rFonts w:ascii="Times New Roman" w:hAnsi="Times New Roman" w:cs="Times New Roman"/>
+          <w:lang w:val="id-ID"/>
+        </w:rPr>
+      </w:pPr>
+      <w:r>
+        <w:rPr>
+          <w:rFonts w:ascii="Times New Roman" w:hAnsi="Times New Roman" w:cs="Times New Roman"/>
+          <w:lang w:val="id-ID"/>
+        </w:rPr>
+        <w:t xml:space="preserve">     */</w:t>
+      </w:r>
+    </w:p>
+    <w:p>
+      <w:pPr>
+        <w:rPr>
+          <w:rFonts w:ascii="Times New Roman" w:hAnsi="Times New Roman" w:cs="Times New Roman"/>
+          <w:lang w:val="id-ID"/>
+        </w:rPr>
+      </w:pPr>
+      <w:r>
+        <w:rPr>
+          <w:rFonts w:ascii="Times New Roman" w:hAnsi="Times New Roman" w:cs="Times New Roman"/>
+          <w:lang w:val="id-ID"/>
+        </w:rPr>
+        <w:t xml:space="preserve">    private static long hitungDiskon(int DISKON1, long DISKON1_MIN, long SUBTOTAL) {</w:t>
+      </w:r>
+    </w:p>
+    <w:p>
+      <w:pPr>
+        <w:rPr>
+          <w:rFonts w:ascii="Times New Roman" w:hAnsi="Times New Roman" w:cs="Times New Roman"/>
+          <w:lang w:val="id-ID"/>
+        </w:rPr>
+      </w:pPr>
+      <w:r>
+        <w:rPr>
+          <w:rFonts w:ascii="Times New Roman" w:hAnsi="Times New Roman" w:cs="Times New Roman"/>
+          <w:lang w:val="id-ID"/>
+        </w:rPr>
+        <w:t xml:space="preserve">        if (SUBTOTAL &lt;= DISKON1_MIN)</w:t>
+      </w:r>
+    </w:p>
+    <w:p>
+      <w:pPr>
+        <w:rPr>
+          <w:rFonts w:ascii="Times New Roman" w:hAnsi="Times New Roman" w:cs="Times New Roman"/>
+          <w:lang w:val="id-ID"/>
+        </w:rPr>
+      </w:pPr>
+      <w:r>
+        <w:rPr>
+          <w:rFonts w:ascii="Times New Roman" w:hAnsi="Times New Roman" w:cs="Times New Roman"/>
+          <w:lang w:val="id-ID"/>
+        </w:rPr>
+        <w:t xml:space="preserve">            return 0;</w:t>
+      </w:r>
+    </w:p>
+    <w:p>
+      <w:pPr>
+        <w:rPr>
+          <w:rFonts w:ascii="Times New Roman" w:hAnsi="Times New Roman" w:cs="Times New Roman"/>
+          <w:lang w:val="id-ID"/>
+        </w:rPr>
+      </w:pPr>
+      <w:r>
+        <w:rPr>
+          <w:rFonts w:ascii="Times New Roman" w:hAnsi="Times New Roman" w:cs="Times New Roman"/>
+          <w:lang w:val="id-ID"/>
+        </w:rPr>
+        <w:t xml:space="preserve">        return SUBTOTAL * DISKON1 / 100;</w:t>
+      </w:r>
+    </w:p>
+    <w:p>
+      <w:pPr>
+        <w:rPr>
+          <w:rFonts w:ascii="Times New Roman" w:hAnsi="Times New Roman" w:cs="Times New Roman"/>
+          <w:lang w:val="id-ID"/>
+        </w:rPr>
+      </w:pPr>
+    </w:p>
+    <w:p>
+      <w:pPr>
+        <w:rPr>
+          <w:rFonts w:ascii="Times New Roman" w:hAnsi="Times New Roman" w:cs="Times New Roman"/>
+          <w:lang w:val="id-ID"/>
+        </w:rPr>
+      </w:pPr>
+      <w:r>
+        <w:rPr>
+          <w:rFonts w:ascii="Times New Roman" w:hAnsi="Times New Roman" w:cs="Times New Roman"/>
+          <w:lang w:val="id-ID"/>
+        </w:rPr>
+        <w:t xml:space="preserve">    }</w:t>
+      </w:r>
+    </w:p>
+    <w:p>
+      <w:pPr>
+        <w:rPr>
+          <w:rFonts w:ascii="Times New Roman" w:hAnsi="Times New Roman" w:cs="Times New Roman"/>
+          <w:lang w:val="id-ID"/>
+        </w:rPr>
+      </w:pPr>
+    </w:p>
+    <w:p>
+      <w:pPr>
+        <w:rPr>
+          <w:rFonts w:ascii="Times New Roman" w:hAnsi="Times New Roman" w:cs="Times New Roman"/>
+          <w:lang w:val="id-ID"/>
+        </w:rPr>
+      </w:pPr>
+      <w:r>
+        <w:rPr>
+          <w:rFonts w:ascii="Times New Roman" w:hAnsi="Times New Roman" w:cs="Times New Roman"/>
+          <w:lang w:val="id-ID"/>
+        </w:rPr>
+        <w:t xml:space="preserve">    /**</w:t>
+      </w:r>
+    </w:p>
+    <w:p>
+      <w:pPr>
+        <w:rPr>
+          <w:rFonts w:ascii="Times New Roman" w:hAnsi="Times New Roman" w:cs="Times New Roman"/>
+          <w:lang w:val="id-ID"/>
+        </w:rPr>
+      </w:pPr>
+      <w:r>
+        <w:rPr>
+          <w:rFonts w:ascii="Times New Roman" w:hAnsi="Times New Roman" w:cs="Times New Roman"/>
+          <w:lang w:val="id-ID"/>
+        </w:rPr>
+        <w:t xml:space="preserve">     * Perhitungan pajak dibikin dengan paradigma functional programming.</w:t>
+      </w:r>
+    </w:p>
+    <w:p>
+      <w:pPr>
+        <w:rPr>
+          <w:rFonts w:ascii="Times New Roman" w:hAnsi="Times New Roman" w:cs="Times New Roman"/>
+          <w:lang w:val="id-ID"/>
+        </w:rPr>
+      </w:pPr>
+      <w:r>
+        <w:rPr>
+          <w:rFonts w:ascii="Times New Roman" w:hAnsi="Times New Roman" w:cs="Times New Roman"/>
+          <w:lang w:val="id-ID"/>
+        </w:rPr>
+        <w:t xml:space="preserve">     */</w:t>
+      </w:r>
+    </w:p>
+    <w:p>
+      <w:pPr>
+        <w:rPr>
+          <w:rFonts w:ascii="Times New Roman" w:hAnsi="Times New Roman" w:cs="Times New Roman"/>
+          <w:lang w:val="id-ID"/>
+        </w:rPr>
+      </w:pPr>
+      <w:r>
+        <w:rPr>
+          <w:rFonts w:ascii="Times New Roman" w:hAnsi="Times New Roman" w:cs="Times New Roman"/>
+          <w:lang w:val="id-ID"/>
+        </w:rPr>
+        <w:t xml:space="preserve">    private static long hitungPajak(int PAJAK, long SUBTOTAL) {</w:t>
+      </w:r>
+    </w:p>
+    <w:p>
+      <w:pPr>
+        <w:rPr>
+          <w:rFonts w:ascii="Times New Roman" w:hAnsi="Times New Roman" w:cs="Times New Roman"/>
+          <w:lang w:val="id-ID"/>
+        </w:rPr>
+      </w:pPr>
+      <w:r>
+        <w:rPr>
+          <w:rFonts w:ascii="Times New Roman" w:hAnsi="Times New Roman" w:cs="Times New Roman"/>
+          <w:lang w:val="id-ID"/>
+        </w:rPr>
+        <w:t xml:space="preserve">        return SUBTOTAL * PAJAK / 100;</w:t>
+      </w:r>
+    </w:p>
+    <w:p>
+      <w:pPr>
+        <w:rPr>
+          <w:rFonts w:ascii="Times New Roman" w:hAnsi="Times New Roman" w:cs="Times New Roman"/>
+          <w:lang w:val="id-ID"/>
+        </w:rPr>
+      </w:pPr>
+      <w:r>
+        <w:rPr>
+          <w:rFonts w:ascii="Times New Roman" w:hAnsi="Times New Roman" w:cs="Times New Roman"/>
+          <w:lang w:val="id-ID"/>
+        </w:rPr>
+        <w:t xml:space="preserve">    }</w:t>
+      </w:r>
+    </w:p>
+    <w:p>
+      <w:pPr>
+        <w:rPr>
+          <w:rFonts w:ascii="Times New Roman" w:hAnsi="Times New Roman" w:cs="Times New Roman"/>
+          <w:lang w:val="id-ID"/>
+        </w:rPr>
+      </w:pPr>
+    </w:p>
+    <w:p>
+      <w:pPr>
+        <w:rPr>
+          <w:rFonts w:ascii="Times New Roman" w:hAnsi="Times New Roman" w:cs="Times New Roman"/>
+          <w:lang w:val="id-ID"/>
+        </w:rPr>
+      </w:pPr>
+      <w:r>
+        <w:rPr>
+          <w:rFonts w:ascii="Times New Roman" w:hAnsi="Times New Roman" w:cs="Times New Roman"/>
+          <w:lang w:val="id-ID"/>
+        </w:rPr>
+        <w:t xml:space="preserve">    private static void prosesPerhitunganDanCetakStruk(Scanner scanner, Pesanan[] keranjang, int DISKON1,</w:t>
+      </w:r>
+    </w:p>
+    <w:p>
+      <w:pPr>
+        <w:rPr>
+          <w:rFonts w:ascii="Times New Roman" w:hAnsi="Times New Roman" w:cs="Times New Roman"/>
+          <w:lang w:val="id-ID"/>
+        </w:rPr>
+      </w:pPr>
+      <w:r>
+        <w:rPr>
+          <w:rFonts w:ascii="Times New Roman" w:hAnsi="Times New Roman" w:cs="Times New Roman"/>
+          <w:lang w:val="id-ID"/>
+        </w:rPr>
+        <w:t xml:space="preserve">            long DISKON1_MIN, long BIAYA_LAYANAN, int PAJAK, long BOGO_MIN) {</w:t>
+      </w:r>
+    </w:p>
+    <w:p>
+      <w:pPr>
+        <w:rPr>
+          <w:rFonts w:ascii="Times New Roman" w:hAnsi="Times New Roman" w:cs="Times New Roman"/>
+          <w:lang w:val="id-ID"/>
+        </w:rPr>
+      </w:pPr>
+      <w:r>
+        <w:rPr>
+          <w:rFonts w:ascii="Times New Roman" w:hAnsi="Times New Roman" w:cs="Times New Roman"/>
+          <w:lang w:val="id-ID"/>
+        </w:rPr>
+        <w:t xml:space="preserve">            </w:t>
+      </w:r>
+    </w:p>
+    <w:p>
+      <w:pPr>
+        <w:rPr>
+          <w:rFonts w:ascii="Times New Roman" w:hAnsi="Times New Roman" w:cs="Times New Roman"/>
+          <w:lang w:val="id-ID"/>
+        </w:rPr>
+      </w:pPr>
+      <w:r>
+        <w:rPr>
+          <w:rFonts w:ascii="Times New Roman" w:hAnsi="Times New Roman" w:cs="Times New Roman"/>
+          <w:lang w:val="id-ID"/>
+        </w:rPr>
+        <w:t xml:space="preserve">        final long SUBTOTAL = hitungSubtotal(keranjang);</w:t>
+      </w:r>
+    </w:p>
+    <w:p>
+      <w:pPr>
+        <w:rPr>
+          <w:rFonts w:ascii="Times New Roman" w:hAnsi="Times New Roman" w:cs="Times New Roman"/>
+          <w:lang w:val="id-ID"/>
+        </w:rPr>
+      </w:pPr>
+      <w:r>
+        <w:rPr>
+          <w:rFonts w:ascii="Times New Roman" w:hAnsi="Times New Roman" w:cs="Times New Roman"/>
+          <w:lang w:val="id-ID"/>
+        </w:rPr>
+        <w:t xml:space="preserve">        long nilaiMurniTransaksi = SUBTOTAL;</w:t>
+      </w:r>
+    </w:p>
+    <w:p>
+      <w:pPr>
+        <w:rPr>
+          <w:rFonts w:ascii="Times New Roman" w:hAnsi="Times New Roman" w:cs="Times New Roman"/>
+          <w:lang w:val="id-ID"/>
+        </w:rPr>
+      </w:pPr>
+      <w:r>
+        <w:rPr>
+          <w:rFonts w:ascii="Times New Roman" w:hAnsi="Times New Roman" w:cs="Times New Roman"/>
+          <w:lang w:val="id-ID"/>
+        </w:rPr>
+        <w:t xml:space="preserve">        </w:t>
+      </w:r>
+    </w:p>
+    <w:p>
+      <w:pPr>
+        <w:rPr>
+          <w:rFonts w:ascii="Times New Roman" w:hAnsi="Times New Roman" w:cs="Times New Roman"/>
+          <w:lang w:val="id-ID"/>
+        </w:rPr>
+      </w:pPr>
+      <w:r>
+        <w:rPr>
+          <w:rFonts w:ascii="Times New Roman" w:hAnsi="Times New Roman" w:cs="Times New Roman"/>
+          <w:lang w:val="id-ID"/>
+        </w:rPr>
+        <w:t xml:space="preserve">        long nominalDiskon = hitungDiskon(DISKON1, DISKON1_MIN, SUBTOTAL);</w:t>
+      </w:r>
+    </w:p>
+    <w:p>
+      <w:pPr>
+        <w:rPr>
+          <w:rFonts w:ascii="Times New Roman" w:hAnsi="Times New Roman" w:cs="Times New Roman"/>
+          <w:lang w:val="id-ID"/>
+        </w:rPr>
+      </w:pPr>
+      <w:r>
+        <w:rPr>
+          <w:rFonts w:ascii="Times New Roman" w:hAnsi="Times New Roman" w:cs="Times New Roman"/>
+          <w:lang w:val="id-ID"/>
+        </w:rPr>
+        <w:t xml:space="preserve">        if (nominalDiskon &gt; 0) {</w:t>
+      </w:r>
+    </w:p>
+    <w:p>
+      <w:pPr>
+        <w:rPr>
+          <w:rFonts w:ascii="Times New Roman" w:hAnsi="Times New Roman" w:cs="Times New Roman"/>
+          <w:lang w:val="id-ID"/>
+        </w:rPr>
+      </w:pPr>
+      <w:r>
+        <w:rPr>
+          <w:rFonts w:ascii="Times New Roman" w:hAnsi="Times New Roman" w:cs="Times New Roman"/>
+          <w:lang w:val="id-ID"/>
+        </w:rPr>
+        <w:t xml:space="preserve">            nilaiMurniTransaksi -= nominalDiskon; </w:t>
+      </w:r>
+    </w:p>
+    <w:p>
+      <w:pPr>
+        <w:rPr>
+          <w:rFonts w:ascii="Times New Roman" w:hAnsi="Times New Roman" w:cs="Times New Roman"/>
+          <w:lang w:val="id-ID"/>
+        </w:rPr>
+      </w:pPr>
+      <w:r>
+        <w:rPr>
+          <w:rFonts w:ascii="Times New Roman" w:hAnsi="Times New Roman" w:cs="Times New Roman"/>
+          <w:lang w:val="id-ID"/>
+        </w:rPr>
+        <w:t xml:space="preserve">        }</w:t>
+      </w:r>
+    </w:p>
+    <w:p>
+      <w:pPr>
+        <w:rPr>
+          <w:rFonts w:ascii="Times New Roman" w:hAnsi="Times New Roman" w:cs="Times New Roman"/>
+          <w:lang w:val="id-ID"/>
+        </w:rPr>
+      </w:pPr>
+      <w:r>
+        <w:rPr>
+          <w:rFonts w:ascii="Times New Roman" w:hAnsi="Times New Roman" w:cs="Times New Roman"/>
+          <w:lang w:val="id-ID"/>
+        </w:rPr>
+        <w:t xml:space="preserve">            </w:t>
+      </w:r>
+    </w:p>
+    <w:p>
+      <w:pPr>
+        <w:rPr>
+          <w:rFonts w:ascii="Times New Roman" w:hAnsi="Times New Roman" w:cs="Times New Roman"/>
+          <w:lang w:val="id-ID"/>
+        </w:rPr>
+      </w:pPr>
+      <w:r>
+        <w:rPr>
+          <w:rFonts w:ascii="Times New Roman" w:hAnsi="Times New Roman" w:cs="Times New Roman"/>
+          <w:lang w:val="id-ID"/>
+        </w:rPr>
+        <w:t xml:space="preserve">        </w:t>
+      </w:r>
+    </w:p>
+    <w:p>
+      <w:pPr>
+        <w:rPr>
+          <w:rFonts w:ascii="Times New Roman" w:hAnsi="Times New Roman" w:cs="Times New Roman"/>
+          <w:lang w:val="id-ID"/>
+        </w:rPr>
+      </w:pPr>
+      <w:r>
+        <w:rPr>
+          <w:rFonts w:ascii="Times New Roman" w:hAnsi="Times New Roman" w:cs="Times New Roman"/>
+          <w:lang w:val="id-ID"/>
+        </w:rPr>
+        <w:t xml:space="preserve">        long dasarPengenaanPajak = nilaiMurniTransaksi + BIAYA_LAYANAN; </w:t>
+      </w:r>
+    </w:p>
+    <w:p>
+      <w:pPr>
+        <w:rPr>
+          <w:rFonts w:ascii="Times New Roman" w:hAnsi="Times New Roman" w:cs="Times New Roman"/>
+          <w:lang w:val="id-ID"/>
+        </w:rPr>
+      </w:pPr>
+      <w:r>
+        <w:rPr>
+          <w:rFonts w:ascii="Times New Roman" w:hAnsi="Times New Roman" w:cs="Times New Roman"/>
+          <w:lang w:val="id-ID"/>
+        </w:rPr>
+        <w:t xml:space="preserve">        long nominalPajak = hitungPajak(PAJAK, dasarPengenaanPajak);</w:t>
+      </w:r>
+    </w:p>
+    <w:p>
+      <w:pPr>
+        <w:rPr>
+          <w:rFonts w:ascii="Times New Roman" w:hAnsi="Times New Roman" w:cs="Times New Roman"/>
+          <w:lang w:val="id-ID"/>
+        </w:rPr>
+      </w:pPr>
+      <w:r>
+        <w:rPr>
+          <w:rFonts w:ascii="Times New Roman" w:hAnsi="Times New Roman" w:cs="Times New Roman"/>
+          <w:lang w:val="id-ID"/>
+        </w:rPr>
+        <w:t xml:space="preserve">        long totalAkhir = dasarPengenaanPajak + nominalPajak;</w:t>
+      </w:r>
+    </w:p>
+    <w:p>
+      <w:pPr>
+        <w:rPr>
+          <w:rFonts w:ascii="Times New Roman" w:hAnsi="Times New Roman" w:cs="Times New Roman"/>
+          <w:lang w:val="id-ID"/>
+        </w:rPr>
+      </w:pPr>
+    </w:p>
+    <w:p>
+      <w:pPr>
+        <w:rPr>
+          <w:rFonts w:ascii="Times New Roman" w:hAnsi="Times New Roman" w:cs="Times New Roman"/>
+          <w:lang w:val="id-ID"/>
+        </w:rPr>
+      </w:pPr>
+      <w:r>
+        <w:rPr>
+          <w:rFonts w:ascii="Times New Roman" w:hAnsi="Times New Roman" w:cs="Times New Roman"/>
+          <w:lang w:val="id-ID"/>
+        </w:rPr>
+        <w:t xml:space="preserve">        promoBogo(scanner, BOGO_MIN, SUBTOTAL, keranjang);</w:t>
+      </w:r>
+    </w:p>
+    <w:p>
+      <w:pPr>
+        <w:rPr>
+          <w:rFonts w:ascii="Times New Roman" w:hAnsi="Times New Roman" w:cs="Times New Roman"/>
+          <w:lang w:val="id-ID"/>
+        </w:rPr>
+      </w:pPr>
+    </w:p>
+    <w:p>
+      <w:pPr>
+        <w:rPr>
+          <w:rFonts w:ascii="Times New Roman" w:hAnsi="Times New Roman" w:cs="Times New Roman"/>
+          <w:lang w:val="id-ID"/>
+        </w:rPr>
+      </w:pPr>
+      <w:r>
+        <w:rPr>
+          <w:rFonts w:ascii="Times New Roman" w:hAnsi="Times New Roman" w:cs="Times New Roman"/>
+          <w:lang w:val="id-ID"/>
+        </w:rPr>
+        <w:t xml:space="preserve">        tampilkanStruk(keranjang, SUBTOTAL, nominalDiskon, nominalPajak, BIAYA_LAYANAN, </w:t>
+      </w:r>
+    </w:p>
+    <w:p>
+      <w:pPr>
+        <w:rPr>
+          <w:rFonts w:ascii="Times New Roman" w:hAnsi="Times New Roman" w:cs="Times New Roman"/>
+          <w:lang w:val="id-ID"/>
+        </w:rPr>
+      </w:pPr>
+      <w:r>
+        <w:rPr>
+          <w:rFonts w:ascii="Times New Roman" w:hAnsi="Times New Roman" w:cs="Times New Roman"/>
+          <w:lang w:val="id-ID"/>
+        </w:rPr>
+        <w:t xml:space="preserve">                       nilaiMurniTransaksi, dasarPengenaanPajak, totalAkhir);</w:t>
+      </w:r>
+    </w:p>
+    <w:p>
+      <w:pPr>
+        <w:rPr>
+          <w:rFonts w:ascii="Times New Roman" w:hAnsi="Times New Roman" w:cs="Times New Roman"/>
+          <w:lang w:val="id-ID"/>
+        </w:rPr>
+      </w:pPr>
+      <w:r>
+        <w:rPr>
+          <w:rFonts w:ascii="Times New Roman" w:hAnsi="Times New Roman" w:cs="Times New Roman"/>
+          <w:lang w:val="id-ID"/>
+        </w:rPr>
+        <w:t xml:space="preserve">    }</w:t>
+      </w:r>
+    </w:p>
+    <w:p>
+      <w:pPr>
+        <w:rPr>
+          <w:rFonts w:ascii="Times New Roman" w:hAnsi="Times New Roman" w:cs="Times New Roman"/>
+          <w:lang w:val="id-ID"/>
+        </w:rPr>
+      </w:pPr>
+    </w:p>
+    <w:p>
+      <w:pPr>
+        <w:rPr>
+          <w:rFonts w:ascii="Times New Roman" w:hAnsi="Times New Roman" w:cs="Times New Roman"/>
+          <w:lang w:val="id-ID"/>
+        </w:rPr>
+      </w:pPr>
+      <w:r>
+        <w:rPr>
+          <w:rFonts w:ascii="Times New Roman" w:hAnsi="Times New Roman" w:cs="Times New Roman"/>
+          <w:lang w:val="id-ID"/>
+        </w:rPr>
+        <w:t xml:space="preserve">    private static void tampilkanStruk(Pesanan[] keranjang, long SUBTOTAL, long nominalDiskon, long nominalPajak,</w:t>
+      </w:r>
+    </w:p>
+    <w:p>
+      <w:pPr>
+        <w:rPr>
+          <w:rFonts w:ascii="Times New Roman" w:hAnsi="Times New Roman" w:cs="Times New Roman"/>
+          <w:lang w:val="id-ID"/>
+        </w:rPr>
+      </w:pPr>
+      <w:r>
+        <w:rPr>
+          <w:rFonts w:ascii="Times New Roman" w:hAnsi="Times New Roman" w:cs="Times New Roman"/>
+          <w:lang w:val="id-ID"/>
+        </w:rPr>
+        <w:t xml:space="preserve">            long BIAYA_LAYANAN, long nilaiMurniTransaksi, long dasarPengenaanPajak, long totalAkhir) {</w:t>
+      </w:r>
+    </w:p>
+    <w:p>
+      <w:pPr>
+        <w:rPr>
+          <w:rFonts w:ascii="Times New Roman" w:hAnsi="Times New Roman" w:cs="Times New Roman"/>
+          <w:lang w:val="id-ID"/>
+        </w:rPr>
+      </w:pPr>
+      <w:r>
+        <w:rPr>
+          <w:rFonts w:ascii="Times New Roman" w:hAnsi="Times New Roman" w:cs="Times New Roman"/>
+          <w:lang w:val="id-ID"/>
+        </w:rPr>
+        <w:t xml:space="preserve">            </w:t>
+      </w:r>
+    </w:p>
+    <w:p>
+      <w:pPr>
+        <w:rPr>
+          <w:rFonts w:ascii="Times New Roman" w:hAnsi="Times New Roman" w:cs="Times New Roman"/>
+          <w:lang w:val="id-ID"/>
+        </w:rPr>
+      </w:pPr>
+      <w:r>
+        <w:rPr>
+          <w:rFonts w:ascii="Times New Roman" w:hAnsi="Times New Roman" w:cs="Times New Roman"/>
+          <w:lang w:val="id-ID"/>
+        </w:rPr>
+        <w:t xml:space="preserve">        System.out.println("\nStruk Pesanan:");</w:t>
+      </w:r>
+    </w:p>
+    <w:p>
+      <w:pPr>
+        <w:rPr>
+          <w:rFonts w:ascii="Times New Roman" w:hAnsi="Times New Roman" w:cs="Times New Roman"/>
+          <w:lang w:val="id-ID"/>
+        </w:rPr>
+      </w:pPr>
+      <w:r>
+        <w:rPr>
+          <w:rFonts w:ascii="Times New Roman" w:hAnsi="Times New Roman" w:cs="Times New Roman"/>
+          <w:lang w:val="id-ID"/>
+        </w:rPr>
+        <w:t xml:space="preserve">        System.out.println("!----------------------------------------------------!");</w:t>
+      </w:r>
+    </w:p>
+    <w:p>
+      <w:pPr>
+        <w:rPr>
+          <w:rFonts w:ascii="Times New Roman" w:hAnsi="Times New Roman" w:cs="Times New Roman"/>
+          <w:lang w:val="id-ID"/>
+        </w:rPr>
+      </w:pPr>
+      <w:r>
+        <w:rPr>
+          <w:rFonts w:ascii="Times New Roman" w:hAnsi="Times New Roman" w:cs="Times New Roman"/>
+          <w:lang w:val="id-ID"/>
+        </w:rPr>
+        <w:t xml:space="preserve">        </w:t>
+      </w:r>
+    </w:p>
+    <w:p>
+      <w:pPr>
+        <w:rPr>
+          <w:rFonts w:ascii="Times New Roman" w:hAnsi="Times New Roman" w:cs="Times New Roman"/>
+          <w:lang w:val="id-ID"/>
+        </w:rPr>
+      </w:pPr>
+      <w:r>
+        <w:rPr>
+          <w:rFonts w:ascii="Times New Roman" w:hAnsi="Times New Roman" w:cs="Times New Roman"/>
+          <w:lang w:val="id-ID"/>
+        </w:rPr>
+        <w:t xml:space="preserve">        // Lempar parameter TRUE agar "Subtotal" per menu tidak nge-spam di dalam struk</w:t>
+      </w:r>
+    </w:p>
+    <w:p>
+      <w:pPr>
+        <w:rPr>
+          <w:rFonts w:ascii="Times New Roman" w:hAnsi="Times New Roman" w:cs="Times New Roman"/>
+          <w:lang w:val="id-ID"/>
+        </w:rPr>
+      </w:pPr>
+      <w:r>
+        <w:rPr>
+          <w:rFonts w:ascii="Times New Roman" w:hAnsi="Times New Roman" w:cs="Times New Roman"/>
+          <w:lang w:val="id-ID"/>
+        </w:rPr>
+        <w:t xml:space="preserve">        tampilkanKeranjang(keranjang, true);</w:t>
+      </w:r>
+    </w:p>
+    <w:p>
+      <w:pPr>
+        <w:rPr>
+          <w:rFonts w:ascii="Times New Roman" w:hAnsi="Times New Roman" w:cs="Times New Roman"/>
+          <w:lang w:val="id-ID"/>
+        </w:rPr>
+      </w:pPr>
+      <w:r>
+        <w:rPr>
+          <w:rFonts w:ascii="Times New Roman" w:hAnsi="Times New Roman" w:cs="Times New Roman"/>
+          <w:lang w:val="id-ID"/>
+        </w:rPr>
+        <w:t xml:space="preserve">        </w:t>
+      </w:r>
+    </w:p>
+    <w:p>
+      <w:pPr>
+        <w:rPr>
+          <w:rFonts w:ascii="Times New Roman" w:hAnsi="Times New Roman" w:cs="Times New Roman"/>
+          <w:lang w:val="id-ID"/>
+        </w:rPr>
+      </w:pPr>
+      <w:r>
+        <w:rPr>
+          <w:rFonts w:ascii="Times New Roman" w:hAnsi="Times New Roman" w:cs="Times New Roman"/>
+          <w:lang w:val="id-ID"/>
+        </w:rPr>
+        <w:t xml:space="preserve">        // Alignment \t diratakan pada ketukan ke-32 (biar lurus sempurna kayak print kasir)</w:t>
+      </w:r>
+    </w:p>
+    <w:p>
+      <w:pPr>
+        <w:rPr>
+          <w:rFonts w:ascii="Times New Roman" w:hAnsi="Times New Roman" w:cs="Times New Roman"/>
+          <w:lang w:val="id-ID"/>
+        </w:rPr>
+      </w:pPr>
+      <w:r>
+        <w:rPr>
+          <w:rFonts w:ascii="Times New Roman" w:hAnsi="Times New Roman" w:cs="Times New Roman"/>
+          <w:lang w:val="id-ID"/>
+        </w:rPr>
+        <w:t xml:space="preserve">        System.out.println("Subtotal\t\t\t: Rp " + SUBTOTAL);</w:t>
+      </w:r>
+    </w:p>
+    <w:p>
+      <w:pPr>
+        <w:rPr>
+          <w:rFonts w:ascii="Times New Roman" w:hAnsi="Times New Roman" w:cs="Times New Roman"/>
+          <w:lang w:val="id-ID"/>
+        </w:rPr>
+      </w:pPr>
+      <w:r>
+        <w:rPr>
+          <w:rFonts w:ascii="Times New Roman" w:hAnsi="Times New Roman" w:cs="Times New Roman"/>
+          <w:lang w:val="id-ID"/>
+        </w:rPr>
+        <w:t xml:space="preserve">        System.out.println("Diskon\t\t\t\t: - Rp " + nominalDiskon);</w:t>
+      </w:r>
+    </w:p>
+    <w:p>
+      <w:pPr>
+        <w:rPr>
+          <w:rFonts w:ascii="Times New Roman" w:hAnsi="Times New Roman" w:cs="Times New Roman"/>
+          <w:lang w:val="id-ID"/>
+        </w:rPr>
+      </w:pPr>
+      <w:r>
+        <w:rPr>
+          <w:rFonts w:ascii="Times New Roman" w:hAnsi="Times New Roman" w:cs="Times New Roman"/>
+          <w:lang w:val="id-ID"/>
+        </w:rPr>
+        <w:t xml:space="preserve">        System.out.println("Nilai Transaksi Murni\t\t: Rp " + nilaiMurniTransaksi);</w:t>
+      </w:r>
+    </w:p>
+    <w:p>
+      <w:pPr>
+        <w:rPr>
+          <w:rFonts w:ascii="Times New Roman" w:hAnsi="Times New Roman" w:cs="Times New Roman"/>
+          <w:lang w:val="id-ID"/>
+        </w:rPr>
+      </w:pPr>
+      <w:r>
+        <w:rPr>
+          <w:rFonts w:ascii="Times New Roman" w:hAnsi="Times New Roman" w:cs="Times New Roman"/>
+          <w:lang w:val="id-ID"/>
+        </w:rPr>
+        <w:t xml:space="preserve">        System.out.println("Biaya Layanan\t\t\t: + Rp " + BIAYA_LAYANAN);</w:t>
+      </w:r>
+    </w:p>
+    <w:p>
+      <w:pPr>
+        <w:rPr>
+          <w:rFonts w:ascii="Times New Roman" w:hAnsi="Times New Roman" w:cs="Times New Roman"/>
+          <w:lang w:val="id-ID"/>
+        </w:rPr>
+      </w:pPr>
+      <w:r>
+        <w:rPr>
+          <w:rFonts w:ascii="Times New Roman" w:hAnsi="Times New Roman" w:cs="Times New Roman"/>
+          <w:lang w:val="id-ID"/>
+        </w:rPr>
+        <w:t xml:space="preserve">        System.out.println("Dasar Pengenaan Pajak\t\t: Rp " + dasarPengenaanPajak);</w:t>
+      </w:r>
+    </w:p>
+    <w:p>
+      <w:pPr>
+        <w:rPr>
+          <w:rFonts w:ascii="Times New Roman" w:hAnsi="Times New Roman" w:cs="Times New Roman"/>
+          <w:lang w:val="id-ID"/>
+        </w:rPr>
+      </w:pPr>
+      <w:r>
+        <w:rPr>
+          <w:rFonts w:ascii="Times New Roman" w:hAnsi="Times New Roman" w:cs="Times New Roman"/>
+          <w:lang w:val="id-ID"/>
+        </w:rPr>
+        <w:t xml:space="preserve">        System.out.println("Pajak\t\t\t\t: + Rp " + nominalPajak);</w:t>
+      </w:r>
+    </w:p>
+    <w:p>
+      <w:pPr>
+        <w:rPr>
+          <w:rFonts w:ascii="Times New Roman" w:hAnsi="Times New Roman" w:cs="Times New Roman"/>
+          <w:lang w:val="id-ID"/>
+        </w:rPr>
+      </w:pPr>
+      <w:r>
+        <w:rPr>
+          <w:rFonts w:ascii="Times New Roman" w:hAnsi="Times New Roman" w:cs="Times New Roman"/>
+          <w:lang w:val="id-ID"/>
+        </w:rPr>
+        <w:t xml:space="preserve">        System.out.println("!----------------------------------------------------!");</w:t>
+      </w:r>
+    </w:p>
+    <w:p>
+      <w:pPr>
+        <w:rPr>
+          <w:rFonts w:ascii="Times New Roman" w:hAnsi="Times New Roman" w:cs="Times New Roman"/>
+          <w:lang w:val="id-ID"/>
+        </w:rPr>
+      </w:pPr>
+      <w:r>
+        <w:rPr>
+          <w:rFonts w:ascii="Times New Roman" w:hAnsi="Times New Roman" w:cs="Times New Roman"/>
+          <w:lang w:val="id-ID"/>
+        </w:rPr>
+        <w:t xml:space="preserve">        System.out.println("Total Akhir\t\t\t: Rp " + totalAkhir);</w:t>
+      </w:r>
+    </w:p>
+    <w:p>
+      <w:pPr>
+        <w:rPr>
+          <w:rFonts w:ascii="Times New Roman" w:hAnsi="Times New Roman" w:cs="Times New Roman"/>
+          <w:lang w:val="id-ID"/>
+        </w:rPr>
+      </w:pPr>
+      <w:r>
+        <w:rPr>
+          <w:rFonts w:ascii="Times New Roman" w:hAnsi="Times New Roman" w:cs="Times New Roman"/>
+          <w:lang w:val="id-ID"/>
+        </w:rPr>
+        <w:t xml:space="preserve">        System.out.println("!----------------------------------------------------!");</w:t>
+      </w:r>
+    </w:p>
+    <w:p>
+      <w:pPr>
+        <w:rPr>
+          <w:rFonts w:ascii="Times New Roman" w:hAnsi="Times New Roman" w:cs="Times New Roman"/>
+          <w:lang w:val="id-ID"/>
+        </w:rPr>
+      </w:pPr>
+      <w:r>
+        <w:rPr>
+          <w:rFonts w:ascii="Times New Roman" w:hAnsi="Times New Roman" w:cs="Times New Roman"/>
+          <w:lang w:val="id-ID"/>
+        </w:rPr>
+        <w:t xml:space="preserve">    }</w:t>
+      </w:r>
+    </w:p>
+    <w:p>
+      <w:pPr>
+        <w:rPr>
+          <w:rFonts w:ascii="Times New Roman" w:hAnsi="Times New Roman" w:cs="Times New Roman"/>
+          <w:lang w:val="id-ID"/>
+        </w:rPr>
+        <w:sectPr>
+          <w:type w:val="nextPage"/>
+          <w:pgSz w:w="12240" w:h="15840"/>
+          <w:pgMar w:top="1440" w:right="1440" w:bottom="1440" w:left="1440" w:header="708" w:footer="708" w:gutter="0"/>
+          <w:cols w:space="708" w:num="1"/>
+          <w:docGrid w:linePitch="360"/>
+        </w:sectPr>
+      </w:pPr>
+      <w:r>
+        <w:rPr>
+          <w:rFonts w:ascii="Times New Roman" w:hAnsi="Times New Roman" w:cs="Times New Roman"/>
+          <w:lang w:val="id-ID"/>
+        </w:rPr>
+        <w:t xml:space="preserve">}</w:t>
       </w:r>
     </w:p>
     <w:p>
@@ -567,13 +6859,593 @@
       <w:r>
         <w:rPr>
           <w:rFonts w:ascii="Times New Roman" w:hAnsi="Times New Roman" w:cs="Times New Roman"/>
+        </w:rPr>
+        <w:t xml:space="preserve">Aplikasi sistem pemesanan restoran ini dirancang menggunakan prinsip Pemrograman Berorientasi Objek (OOP) untuk menjaga integritas data dan modularitas kode. Pemisahan struktur ke dalam beberapa file (</w:t>
+      </w:r>
+      <w:r>
+        <w:rPr>
+          <w:rFonts w:ascii="Times New Roman" w:hAnsi="Times New Roman" w:cs="Times New Roman"/>
+          <w:i/>
+        </w:rPr>
+        <w:t xml:space="preserve">class</w:t>
+      </w:r>
+      <w:r>
+        <w:rPr>
+          <w:rFonts w:ascii="Times New Roman" w:hAnsi="Times New Roman" w:cs="Times New Roman"/>
+        </w:rPr>
+        <w:t xml:space="preserve">) merupakan </w:t>
+      </w:r>
+      <w:r>
+        <w:rPr>
+          <w:rFonts w:ascii="Times New Roman" w:hAnsi="Times New Roman" w:cs="Times New Roman"/>
+          <w:i/>
+        </w:rPr>
+        <w:t xml:space="preserve">best practice</w:t>
+      </w:r>
+      <w:r>
+        <w:rPr>
+          <w:rFonts w:ascii="Times New Roman" w:hAnsi="Times New Roman" w:cs="Times New Roman"/>
+        </w:rPr>
+        <w:t xml:space="preserve"> dalam pengembangan perangkat lunak untuk menghindari penumpukan logika (</w:t>
+      </w:r>
+      <w:r>
+        <w:rPr>
+          <w:rFonts w:ascii="Times New Roman" w:hAnsi="Times New Roman" w:cs="Times New Roman"/>
+          <w:i/>
+        </w:rPr>
+        <w:t xml:space="preserve">spaghetti code</w:t>
+      </w:r>
+      <w:r>
+        <w:rPr>
+          <w:rFonts w:ascii="Times New Roman" w:hAnsi="Times New Roman" w:cs="Times New Roman"/>
+        </w:rPr>
+        <w:t xml:space="preserve">). Penggunaan representasi Objek (Class) dipilih alih-alih menggunakan tiga array paralel (misalnya menderetkan array nama, harga, dan kategori secara terpisah) karena array paralel rentan terhadap anomali </w:t>
+      </w:r>
+      <w:r>
+        <w:rPr>
+          <w:rFonts w:ascii="Times New Roman" w:hAnsi="Times New Roman" w:cs="Times New Roman"/>
+          <w:i/>
+        </w:rPr>
+        <w:t xml:space="preserve">indexing</w:t>
+      </w:r>
+      <w:r>
+        <w:rPr>
+          <w:rFonts w:ascii="Times New Roman" w:hAnsi="Times New Roman" w:cs="Times New Roman"/>
+        </w:rPr>
+        <w:t xml:space="preserve"> (data tertukar) dan tidak memiliki kepemilikan data (</w:t>
+      </w:r>
+      <w:r>
+        <w:rPr>
+          <w:rFonts w:ascii="Times New Roman" w:hAnsi="Times New Roman" w:cs="Times New Roman"/>
+          <w:i/>
+        </w:rPr>
+        <w:t xml:space="preserve">data ownership</w:t>
+      </w:r>
+      <w:r>
+        <w:rPr>
+          <w:rFonts w:ascii="Times New Roman" w:hAnsi="Times New Roman" w:cs="Times New Roman"/>
+        </w:rPr>
+        <w:t xml:space="preserve">) yang jelas. Mengingat Java tidak mendung struktur data berbasis </w:t>
+      </w:r>
+      <w:r>
+        <w:rPr>
+          <w:rFonts w:ascii="Times New Roman" w:hAnsi="Times New Roman" w:cs="Times New Roman"/>
+          <w:i/>
+        </w:rPr>
+        <w:t xml:space="preserve">key-value</w:t>
+      </w:r>
+      <w:r>
+        <w:rPr>
+          <w:rFonts w:ascii="Times New Roman" w:hAnsi="Times New Roman" w:cs="Times New Roman"/>
+        </w:rPr>
+        <w:t xml:space="preserve"> secara </w:t>
+      </w:r>
+      <w:r>
+        <w:rPr>
+          <w:rFonts w:ascii="Times New Roman" w:hAnsi="Times New Roman" w:cs="Times New Roman"/>
+          <w:i/>
+        </w:rPr>
+        <w:t xml:space="preserve">native</w:t>
+      </w:r>
+      <w:r>
+        <w:rPr>
+          <w:rFonts w:ascii="Times New Roman" w:hAnsi="Times New Roman" w:cs="Times New Roman"/>
+        </w:rPr>
+        <w:t xml:space="preserve"> (seperti JSON), pembungkusan data ke dalam kelas adalah solusi paling optimal.</w:t>
+      </w:r>
+    </w:p>
+    <w:p>
+      <w:pPr>
+        <w:rPr>
+          <w:rFonts w:ascii="Times New Roman" w:hAnsi="Times New Roman" w:cs="Times New Roman"/>
+        </w:rPr>
+      </w:pPr>
+      <w:r>
+        <w:rPr>
+          <w:rFonts w:ascii="Times New Roman" w:hAnsi="Times New Roman" w:cs="Times New Roman"/>
+        </w:rPr>
+        <w:t xml:space="preserve">Adapun penjelasan rincian implementasi untuk masing-masing kelas adalah sebagai berikut:</w:t>
+      </w:r>
+    </w:p>
+    <w:p>
+      <w:pPr>
+        <w:rPr>
+          <w:rFonts w:ascii="Times New Roman" w:hAnsi="Times New Roman" w:cs="Times New Roman"/>
+        </w:rPr>
+      </w:pPr>
+      <w:r>
+        <w:rPr>
+          <w:rFonts w:ascii="Times New Roman" w:hAnsi="Times New Roman" w:cs="Times New Roman"/>
           <w:b/>
-          <w:bCs/>
-          <w:u w:val="single"/>
-          <w:lang w:val="id-ID"/>
-        </w:rPr>
-        <w:br w:type="page"/>
-      </w:r>
+        </w:rPr>
+        <w:t xml:space="preserve">1. Kategori.java</w:t>
+      </w:r>
+      <w:r>
+        <w:rPr>
+          <w:rFonts w:ascii="Times New Roman" w:hAnsi="Times New Roman" w:cs="Times New Roman"/>
+        </w:rPr>
+        <w:t xml:space="preserve"> Kelas ini direpresentasikan menggunakan tipe data enum khusus untuk (MAKANAN, MINUMAN). Penggunaan enum sengaja diimplementasikan demi keamanan data (</w:t>
+      </w:r>
+      <w:r>
+        <w:rPr>
+          <w:rFonts w:ascii="Times New Roman" w:hAnsi="Times New Roman" w:cs="Times New Roman"/>
+          <w:i/>
+        </w:rPr>
+        <w:t xml:space="preserve">type-safety</w:t>
+      </w:r>
+      <w:r>
+        <w:rPr>
+          <w:rFonts w:ascii="Times New Roman" w:hAnsi="Times New Roman" w:cs="Times New Roman"/>
+        </w:rPr>
+        <w:t xml:space="preserve">) guna mencegah </w:t>
+      </w:r>
+      <w:r>
+        <w:rPr>
+          <w:rFonts w:ascii="Times New Roman" w:hAnsi="Times New Roman" w:cs="Times New Roman"/>
+          <w:i/>
+        </w:rPr>
+        <w:t xml:space="preserve">bad data</w:t>
+      </w:r>
+      <w:r>
+        <w:rPr>
+          <w:rFonts w:ascii="Times New Roman" w:hAnsi="Times New Roman" w:cs="Times New Roman"/>
+        </w:rPr>
+        <w:t xml:space="preserve"> atau </w:t>
+      </w:r>
+      <w:r>
+        <w:rPr>
+          <w:rFonts w:ascii="Times New Roman" w:hAnsi="Times New Roman" w:cs="Times New Roman"/>
+          <w:i/>
+        </w:rPr>
+        <w:t xml:space="preserve">typo</w:t>
+      </w:r>
+      <w:r>
+        <w:rPr>
+          <w:rFonts w:ascii="Times New Roman" w:hAnsi="Times New Roman" w:cs="Times New Roman"/>
+        </w:rPr>
+        <w:t xml:space="preserve"> yang sering terjadi jika menggunakan tipe data String biasa.</w:t>
+      </w:r>
+    </w:p>
+    <w:p>
+      <w:pPr>
+        <w:rPr>
+          <w:rFonts w:ascii="Times New Roman" w:hAnsi="Times New Roman" w:cs="Times New Roman"/>
+        </w:rPr>
+      </w:pPr>
+      <w:r>
+        <w:rPr>
+          <w:rFonts w:ascii="Times New Roman" w:hAnsi="Times New Roman" w:cs="Times New Roman"/>
+          <w:b/>
+        </w:rPr>
+        <w:t xml:space="preserve">2. Menu.java</w:t>
+      </w:r>
+      <w:r>
+        <w:rPr>
+          <w:rFonts w:ascii="Times New Roman" w:hAnsi="Times New Roman" w:cs="Times New Roman"/>
+        </w:rPr>
+        <w:t xml:space="preserve"> Merupakan </w:t>
+      </w:r>
+      <w:r>
+        <w:rPr>
+          <w:rFonts w:ascii="Times New Roman" w:hAnsi="Times New Roman" w:cs="Times New Roman"/>
+          <w:i/>
+        </w:rPr>
+        <w:t xml:space="preserve">blueprint</w:t>
+      </w:r>
+      <w:r>
+        <w:rPr>
+          <w:rFonts w:ascii="Times New Roman" w:hAnsi="Times New Roman" w:cs="Times New Roman"/>
+        </w:rPr>
+        <w:t xml:space="preserve"> untuk menginisialisasi entitas menu sesuai spesifikasi tugas. Pengambilan data (</w:t>
+      </w:r>
+      <w:r>
+        <w:rPr>
+          <w:rFonts w:ascii="Times New Roman" w:hAnsi="Times New Roman" w:cs="Times New Roman"/>
+          <w:i/>
+        </w:rPr>
+        <w:t xml:space="preserve">data retrieval</w:t>
+      </w:r>
+      <w:r>
+        <w:rPr>
+          <w:rFonts w:ascii="Times New Roman" w:hAnsi="Times New Roman" w:cs="Times New Roman"/>
+        </w:rPr>
+        <w:t xml:space="preserve">) saat ini memanggil atribut secara langsung tanpa menggunakan </w:t>
+      </w:r>
+      <w:r>
+        <w:rPr>
+          <w:rFonts w:ascii="Times New Roman" w:hAnsi="Times New Roman" w:cs="Times New Roman"/>
+          <w:i/>
+        </w:rPr>
+        <w:t xml:space="preserve">method encapsulation</w:t>
+      </w:r>
+      <w:r>
+        <w:rPr>
+          <w:rFonts w:ascii="Times New Roman" w:hAnsi="Times New Roman" w:cs="Times New Roman"/>
+        </w:rPr>
+        <w:t xml:space="preserve"> (seperti getter() atau setter()) sebagai penyesuaian terhadap materi perkuliahan dasar yang diasumsikan belum mencapai tahap enkapsulasi penuh.</w:t>
+      </w:r>
+    </w:p>
+    <w:p>
+      <w:pPr>
+        <w:rPr>
+          <w:rFonts w:ascii="Times New Roman" w:hAnsi="Times New Roman" w:cs="Times New Roman"/>
+        </w:rPr>
+      </w:pPr>
+      <w:r>
+        <w:rPr>
+          <w:rFonts w:ascii="Times New Roman" w:hAnsi="Times New Roman" w:cs="Times New Roman"/>
+          <w:b/>
+        </w:rPr>
+        <w:t xml:space="preserve">3. Pesanan.java</w:t>
+      </w:r>
+      <w:r>
+        <w:rPr>
+          <w:rFonts w:ascii="Times New Roman" w:hAnsi="Times New Roman" w:cs="Times New Roman"/>
+        </w:rPr>
+        <w:t xml:space="preserve"> Kelas ini berfungsi untuk melacak item yang masuk ke dalam keranjang. Terdapat atribut int jumlahGratis untuk melacak item dari promo BOGO. Atribut ini sengaja menggunakan tipe data </w:t>
+      </w:r>
+      <w:r>
+        <w:rPr>
+          <w:rFonts w:ascii="Times New Roman" w:hAnsi="Times New Roman" w:cs="Times New Roman"/>
+          <w:i/>
+        </w:rPr>
+        <w:t xml:space="preserve">integer</w:t>
+      </w:r>
+      <w:r>
+        <w:rPr>
+          <w:rFonts w:ascii="Times New Roman" w:hAnsi="Times New Roman" w:cs="Times New Roman"/>
+        </w:rPr>
+        <w:t xml:space="preserve"> dan bukan </w:t>
+      </w:r>
+      <w:r>
+        <w:rPr>
+          <w:rFonts w:ascii="Times New Roman" w:hAnsi="Times New Roman" w:cs="Times New Roman"/>
+          <w:i/>
+        </w:rPr>
+        <w:t xml:space="preserve">boolean</w:t>
+      </w:r>
+      <w:r>
+        <w:rPr>
+          <w:rFonts w:ascii="Times New Roman" w:hAnsi="Times New Roman" w:cs="Times New Roman"/>
+        </w:rPr>
+        <w:t xml:space="preserve"> (isGratis) sebagai langkah antisipasi skalabilitas aplikasi di masa depan (misalnya, jika sewaktu-waktu restoran mengadakan promo beli 3 gratis 2, maka nilai </w:t>
+      </w:r>
+      <w:r>
+        <w:rPr>
+          <w:rFonts w:ascii="Times New Roman" w:hAnsi="Times New Roman" w:cs="Times New Roman"/>
+          <w:i/>
+        </w:rPr>
+        <w:t xml:space="preserve">integer</w:t>
+      </w:r>
+      <w:r>
+        <w:rPr>
+          <w:rFonts w:ascii="Times New Roman" w:hAnsi="Times New Roman" w:cs="Times New Roman"/>
+        </w:rPr>
+        <w:t xml:space="preserve"> dapat menampungnya tanpa harus merombak struktur kelas).</w:t>
+      </w:r>
+    </w:p>
+    <w:p>
+      <w:pPr>
+        <w:rPr>
+          <w:rFonts w:ascii="Times New Roman" w:hAnsi="Times New Roman" w:cs="Times New Roman"/>
+        </w:rPr>
+      </w:pPr>
+      <w:r>
+        <w:rPr>
+          <w:rFonts w:ascii="Times New Roman" w:hAnsi="Times New Roman" w:cs="Times New Roman"/>
+          <w:b/>
+        </w:rPr>
+        <w:t xml:space="preserve">4. Main.java</w:t>
+      </w:r>
+      <w:r>
+        <w:rPr>
+          <w:rFonts w:ascii="Times New Roman" w:hAnsi="Times New Roman" w:cs="Times New Roman"/>
+        </w:rPr>
+        <w:t xml:space="preserve"> Kelas utama ini dirancang dengan beberapa paradigma dan pertimbangan proses bisnis berikut:</w:t>
+      </w:r>
+    </w:p>
+    <w:p>
+      <w:pPr>
+        <w:pStyle w:val="ListParagraph"/>
+        <w:numPr>
+          <w:ilvl w:val="0"/>
+          <w:numId w:val="9"/>
+        </w:numPr>
+        <w:rPr>
+          <w:rFonts w:ascii="Times New Roman" w:hAnsi="Times New Roman" w:cs="Times New Roman"/>
+        </w:rPr>
+      </w:pPr>
+      <w:r>
+        <w:rPr>
+          <w:rFonts w:ascii="Times New Roman" w:hAnsi="Times New Roman" w:cs="Times New Roman"/>
+          <w:b/>
+        </w:rPr>
+        <w:t xml:space="preserve">Clean Main Method:</w:t>
+      </w:r>
+      <w:r>
+        <w:rPr>
+          <w:rFonts w:ascii="Times New Roman" w:hAnsi="Times New Roman" w:cs="Times New Roman"/>
+        </w:rPr>
+        <w:t xml:space="preserve"> </w:t>
+      </w:r>
+      <w:r>
+        <w:rPr>
+          <w:rFonts w:ascii="Times New Roman" w:hAnsi="Times New Roman" w:cs="Times New Roman"/>
+          <w:i/>
+        </w:rPr>
+        <w:t xml:space="preserve">Method</w:t>
+      </w:r>
+      <w:r>
+        <w:rPr>
+          <w:rFonts w:ascii="Times New Roman" w:hAnsi="Times New Roman" w:cs="Times New Roman"/>
+        </w:rPr>
+        <w:t xml:space="preserve"> main dijaga agar tetap ringkas dan tidak memuat alur logika yang kompleks. Area ini murni digunakan untuk inisialisasi </w:t>
+      </w:r>
+      <w:r>
+        <w:rPr>
+          <w:rFonts w:ascii="Times New Roman" w:hAnsi="Times New Roman" w:cs="Times New Roman"/>
+          <w:i/>
+        </w:rPr>
+        <w:t xml:space="preserve">tools</w:t>
+      </w:r>
+      <w:r>
+        <w:rPr>
+          <w:rFonts w:ascii="Times New Roman" w:hAnsi="Times New Roman" w:cs="Times New Roman"/>
+        </w:rPr>
+        <w:t xml:space="preserve"> (seperti Scanner), penetapan konstanta, dan pemanggilan </w:t>
+      </w:r>
+      <w:r>
+        <w:rPr>
+          <w:rFonts w:ascii="Times New Roman" w:hAnsi="Times New Roman" w:cs="Times New Roman"/>
+          <w:i/>
+        </w:rPr>
+        <w:t xml:space="preserve">method</w:t>
+      </w:r>
+      <w:r>
+        <w:rPr>
+          <w:rFonts w:ascii="Times New Roman" w:hAnsi="Times New Roman" w:cs="Times New Roman"/>
+        </w:rPr>
+        <w:t xml:space="preserve"> fungsional tingkat atas.</w:t>
+      </w:r>
+    </w:p>
+    <w:p>
+      <w:pPr>
+        <w:pStyle w:val="ListParagraph"/>
+        <w:numPr>
+          <w:ilvl w:val="0"/>
+          <w:numId w:val="9"/>
+        </w:numPr>
+        <w:rPr>
+          <w:rFonts w:ascii="Times New Roman" w:hAnsi="Times New Roman" w:cs="Times New Roman"/>
+        </w:rPr>
+      </w:pPr>
+      <w:r>
+        <w:rPr>
+          <w:rFonts w:ascii="Times New Roman" w:hAnsi="Times New Roman" w:cs="Times New Roman"/>
+          <w:b/>
+        </w:rPr>
+        <w:t xml:space="preserve">Guard Clauses (Early Exit):</w:t>
+      </w:r>
+      <w:r>
+        <w:rPr>
+          <w:rFonts w:ascii="Times New Roman" w:hAnsi="Times New Roman" w:cs="Times New Roman"/>
+        </w:rPr>
+        <w:t xml:space="preserve"> Logika di dalam </w:t>
+      </w:r>
+      <w:r>
+        <w:rPr>
+          <w:rFonts w:ascii="Times New Roman" w:hAnsi="Times New Roman" w:cs="Times New Roman"/>
+          <w:i/>
+        </w:rPr>
+        <w:t xml:space="preserve">method</w:t>
+      </w:r>
+      <w:r>
+        <w:rPr>
+          <w:rFonts w:ascii="Times New Roman" w:hAnsi="Times New Roman" w:cs="Times New Roman"/>
+        </w:rPr>
+        <w:t xml:space="preserve"> seperti promoBogo menggunakan paradigma </w:t>
+      </w:r>
+      <w:r>
+        <w:rPr>
+          <w:rFonts w:ascii="Times New Roman" w:hAnsi="Times New Roman" w:cs="Times New Roman"/>
+          <w:i/>
+        </w:rPr>
+        <w:t xml:space="preserve">guard clause</w:t>
+      </w:r>
+      <w:r>
+        <w:rPr>
+          <w:rFonts w:ascii="Times New Roman" w:hAnsi="Times New Roman" w:cs="Times New Roman"/>
+        </w:rPr>
+        <w:t xml:space="preserve"> (if (kondisi salah) return;). Pendekatan ini digunakan untuk mencegah terjadinya sarang </w:t>
+      </w:r>
+      <w:r>
+        <w:rPr>
+          <w:rFonts w:ascii="Times New Roman" w:hAnsi="Times New Roman" w:cs="Times New Roman"/>
+          <w:i/>
+        </w:rPr>
+        <w:t xml:space="preserve">if-else</w:t>
+      </w:r>
+      <w:r>
+        <w:rPr>
+          <w:rFonts w:ascii="Times New Roman" w:hAnsi="Times New Roman" w:cs="Times New Roman"/>
+        </w:rPr>
+        <w:t xml:space="preserve"> (</w:t>
+      </w:r>
+      <w:r>
+        <w:rPr>
+          <w:rFonts w:ascii="Times New Roman" w:hAnsi="Times New Roman" w:cs="Times New Roman"/>
+          <w:i/>
+        </w:rPr>
+        <w:t xml:space="preserve">deep nesting</w:t>
+      </w:r>
+      <w:r>
+        <w:rPr>
+          <w:rFonts w:ascii="Times New Roman" w:hAnsi="Times New Roman" w:cs="Times New Roman"/>
+        </w:rPr>
+        <w:t xml:space="preserve">) sehingga kode tetap mudah dibaca.</w:t>
+      </w:r>
+    </w:p>
+    <w:p>
+      <w:pPr>
+        <w:pStyle w:val="ListParagraph"/>
+        <w:numPr>
+          <w:ilvl w:val="0"/>
+          <w:numId w:val="9"/>
+        </w:numPr>
+        <w:rPr>
+          <w:rFonts w:ascii="Times New Roman" w:hAnsi="Times New Roman" w:cs="Times New Roman"/>
+        </w:rPr>
+      </w:pPr>
+      <w:r>
+        <w:rPr>
+          <w:rFonts w:ascii="Times New Roman" w:hAnsi="Times New Roman" w:cs="Times New Roman"/>
+          <w:b/>
+        </w:rPr>
+        <w:t xml:space="preserve">Justifikasi Penggunaan Struktur Pengulangan (While-Loop):</w:t>
+      </w:r>
+      <w:r>
+        <w:rPr>
+          <w:rFonts w:ascii="Times New Roman" w:hAnsi="Times New Roman" w:cs="Times New Roman"/>
+        </w:rPr>
+        <w:t xml:space="preserve"> Sesuai instruksi penugasan, penggunaan </w:t>
+      </w:r>
+      <w:r>
+        <w:rPr>
+          <w:rFonts w:ascii="Times New Roman" w:hAnsi="Times New Roman" w:cs="Times New Roman"/>
+          <w:i/>
+        </w:rPr>
+        <w:t xml:space="preserve">looping</w:t>
+      </w:r>
+      <w:r>
+        <w:rPr>
+          <w:rFonts w:ascii="Times New Roman" w:hAnsi="Times New Roman" w:cs="Times New Roman"/>
+        </w:rPr>
+        <w:t xml:space="preserve"> tidak diterapkan pada alur logika keranjang pesanan (diganti dengan metode eliminasi dan pengecekan array </w:t>
+      </w:r>
+      <w:r>
+        <w:rPr>
+          <w:rFonts w:ascii="Times New Roman" w:hAnsi="Times New Roman" w:cs="Times New Roman"/>
+          <w:i/>
+        </w:rPr>
+        <w:t xml:space="preserve">unrolled</w:t>
+      </w:r>
+      <w:r>
+        <w:rPr>
+          <w:rFonts w:ascii="Times New Roman" w:hAnsi="Times New Roman" w:cs="Times New Roman"/>
+        </w:rPr>
+        <w:t xml:space="preserve">). Namun, pengulangan while </w:t>
+      </w:r>
+      <w:r>
+        <w:rPr>
+          <w:rFonts w:ascii="Times New Roman" w:hAnsi="Times New Roman" w:cs="Times New Roman"/>
+          <w:b/>
+        </w:rPr>
+        <w:t xml:space="preserve">wajib dan sengaja dipertahankan</w:t>
+      </w:r>
+      <w:r>
+        <w:rPr>
+          <w:rFonts w:ascii="Times New Roman" w:hAnsi="Times New Roman" w:cs="Times New Roman"/>
+        </w:rPr>
+        <w:t xml:space="preserve"> khusus pada area input Scanner. Hal ini dijustifikasi sebagai langkah sanitasi data CLI; tanpa </w:t>
+      </w:r>
+      <w:r>
+        <w:rPr>
+          <w:rFonts w:ascii="Times New Roman" w:hAnsi="Times New Roman" w:cs="Times New Roman"/>
+          <w:i/>
+        </w:rPr>
+        <w:t xml:space="preserve">looping</w:t>
+      </w:r>
+      <w:r>
+        <w:rPr>
+          <w:rFonts w:ascii="Times New Roman" w:hAnsi="Times New Roman" w:cs="Times New Roman"/>
+        </w:rPr>
+        <w:t xml:space="preserve"> validasi, program akan langsung mengalami </w:t>
+      </w:r>
+      <w:r>
+        <w:rPr>
+          <w:rFonts w:ascii="Times New Roman" w:hAnsi="Times New Roman" w:cs="Times New Roman"/>
+          <w:i/>
+        </w:rPr>
+        <w:t xml:space="preserve">crash</w:t>
+      </w:r>
+      <w:r>
+        <w:rPr>
+          <w:rFonts w:ascii="Times New Roman" w:hAnsi="Times New Roman" w:cs="Times New Roman"/>
+        </w:rPr>
+        <w:t xml:space="preserve"> (</w:t>
+      </w:r>
+      <w:r>
+        <w:rPr>
+          <w:rFonts w:ascii="Times New Roman" w:hAnsi="Times New Roman" w:cs="Times New Roman"/>
+          <w:i/>
+        </w:rPr>
+        <w:t xml:space="preserve">InputMismatchException</w:t>
+      </w:r>
+      <w:r>
+        <w:rPr>
+          <w:rFonts w:ascii="Times New Roman" w:hAnsi="Times New Roman" w:cs="Times New Roman"/>
+        </w:rPr>
+        <w:t xml:space="preserve">) apabila pengguna secara tidak sengaja memasukkan karakter huruf pada kolom angka.</w:t>
+      </w:r>
+    </w:p>
+    <w:p>
+      <w:pPr>
+        <w:pStyle w:val="ListParagraph"/>
+        <w:numPr>
+          <w:ilvl w:val="0"/>
+          <w:numId w:val="9"/>
+        </w:numPr>
+        <w:rPr>
+          <w:rFonts w:ascii="Times New Roman" w:hAnsi="Times New Roman" w:cs="Times New Roman"/>
+        </w:rPr>
+      </w:pPr>
+      <w:r>
+        <w:rPr>
+          <w:rFonts w:ascii="Times New Roman" w:hAnsi="Times New Roman" w:cs="Times New Roman"/>
+          <w:b/>
+        </w:rPr>
+        <w:t xml:space="preserve">Asumsi Logika Bisnis:</w:t>
+      </w:r>
+      <w:r>
+        <w:rPr>
+          <w:rFonts w:ascii="Times New Roman" w:hAnsi="Times New Roman" w:cs="Times New Roman"/>
+        </w:rPr>
+        <w:t xml:space="preserve"> Karena terdapat beberapa skenario perpajakan dan perhitungan diskon yang tidak dirincikan secara absolut pada soal, alur kalkulasi akhir (Nilai Murni Transaksi, Dasar Pengenaan Pajak, hingga Total Akhir) diformulasikan berdasarkan arahan diskusi (Pak Rico) serta standar operasional bagaimana sistem kasir restoran pada umumnya menangani beban Biaya Layanan dan Pajak Restoran.</w:t>
+      </w:r>
+    </w:p>
+    <w:p>
+      <w:pPr>
+        <w:rPr>
+          <w:rFonts w:ascii="Times New Roman" w:hAnsi="Times New Roman" w:cs="Times New Roman"/>
+        </w:rPr>
+        <w:sectPr>
+          <w:type w:val="nextPage"/>
+          <w:pgSz w:w="12240" w:h="15840"/>
+          <w:pgMar w:top="1440" w:right="1440" w:bottom="1440" w:left="1440" w:header="708" w:footer="708" w:gutter="0"/>
+          <w:cols w:space="708" w:num="1"/>
+          <w:docGrid w:linePitch="360"/>
+        </w:sectPr>
+      </w:pPr>
     </w:p>
     <w:p>
       <w:pPr>
@@ -601,487 +7473,54 @@
     </w:p>
     <w:p>
       <w:pPr>
-        <w:pStyle w:val="ListParagraph"/>
-        <w:rPr>
-          <w:rFonts w:ascii="Times New Roman" w:hAnsi="Times New Roman" w:cs="Times New Roman"/>
-          <w:b/>
-          <w:bCs/>
-          <w:lang w:val="id-ID"/>
-        </w:rPr>
-      </w:pPr>
-    </w:p>
-    <w:p>
-      <w:pPr>
-        <w:rPr>
-          <w:rFonts w:ascii="Times New Roman" w:hAnsi="Times New Roman" w:cs="Times New Roman"/>
-          <w:color w:val="EE0000"/>
-          <w:lang w:val="id-ID"/>
-        </w:rPr>
-      </w:pPr>
-      <w:r>
-        <w:rPr>
-          <w:rFonts w:ascii="Times New Roman" w:hAnsi="Times New Roman" w:cs="Times New Roman"/>
-          <w:color w:val="EE0000"/>
-          <w:lang w:val="id-ID"/>
-        </w:rPr>
-        <w:t xml:space="preserve">Mahasiswa wajib melampirkan bukti video praktik dengan ketentuan sebagai berikut:</w:t>
-      </w:r>
-    </w:p>
-    <w:p>
-      <w:pPr>
-        <w:rPr>
-          <w:rFonts w:ascii="Times New Roman" w:hAnsi="Times New Roman" w:cs="Times New Roman"/>
-          <w:color w:val="EE0000"/>
-          <w:lang w:val="id-ID"/>
-        </w:rPr>
-      </w:pPr>
-    </w:p>
-    <w:p>
-      <w:pPr>
-        <w:pStyle w:val="ListParagraph"/>
-        <w:numPr>
-          <w:ilvl w:val="0"/>
-          <w:numId w:val="4"/>
-        </w:numPr>
-        <w:rPr>
-          <w:rFonts w:ascii="Times New Roman" w:hAnsi="Times New Roman" w:cs="Times New Roman"/>
-          <w:color w:val="EE0000"/>
-          <w:lang w:val="id-ID"/>
-        </w:rPr>
-      </w:pPr>
-      <w:r>
-        <w:rPr>
-          <w:rFonts w:ascii="Times New Roman" w:hAnsi="Times New Roman" w:cs="Times New Roman"/>
-          <w:color w:val="EE0000"/>
-          <w:lang w:val="id-ID"/>
-        </w:rPr>
-        <w:t xml:space="preserve">Video praktik dapat diunggah melalui YouTube atau Google Drive.</w:t>
-      </w:r>
-    </w:p>
-    <w:p>
-      <w:pPr>
-        <w:pStyle w:val="ListParagraph"/>
-        <w:numPr>
-          <w:ilvl w:val="0"/>
-          <w:numId w:val="4"/>
-        </w:numPr>
-        <w:rPr>
-          <w:rFonts w:ascii="Times New Roman" w:hAnsi="Times New Roman" w:cs="Times New Roman"/>
-          <w:color w:val="EE0000"/>
-          <w:lang w:val="id-ID"/>
-        </w:rPr>
-      </w:pPr>
-      <w:r>
-        <w:rPr>
-          <w:rFonts w:ascii="Times New Roman" w:hAnsi="Times New Roman" w:cs="Times New Roman"/>
-          <w:color w:val="EE0000"/>
-          <w:lang w:val="id-ID"/>
-        </w:rPr>
-        <w:t xml:space="preserve">Link video dicantumkan pada laporan tugas.</w:t>
-      </w:r>
-    </w:p>
-    <w:p>
-      <w:pPr>
-        <w:pStyle w:val="ListParagraph"/>
-        <w:numPr>
-          <w:ilvl w:val="0"/>
-          <w:numId w:val="4"/>
-        </w:numPr>
-        <w:rPr>
-          <w:rFonts w:ascii="Times New Roman" w:hAnsi="Times New Roman" w:cs="Times New Roman"/>
-          <w:color w:val="EE0000"/>
-          <w:lang w:val="id-ID"/>
-        </w:rPr>
-      </w:pPr>
-      <w:r>
-        <w:rPr>
-          <w:rFonts w:ascii="Times New Roman" w:hAnsi="Times New Roman" w:cs="Times New Roman"/>
-          <w:color w:val="EE0000"/>
-          <w:lang w:val="id-ID"/>
-        </w:rPr>
-        <w:t xml:space="preserve">Apabila menggunakan YouTube, video dapat diatur dalam mode Public atau Unlisted.</w:t>
-      </w:r>
-    </w:p>
-    <w:p>
-      <w:pPr>
-        <w:pStyle w:val="ListParagraph"/>
-        <w:numPr>
-          <w:ilvl w:val="0"/>
-          <w:numId w:val="4"/>
-        </w:numPr>
-        <w:rPr>
-          <w:rFonts w:ascii="Times New Roman" w:hAnsi="Times New Roman" w:cs="Times New Roman"/>
-          <w:color w:val="EE0000"/>
-          <w:lang w:val="id-ID"/>
-        </w:rPr>
-      </w:pPr>
-      <w:r>
-        <w:rPr>
-          <w:rFonts w:ascii="Times New Roman" w:hAnsi="Times New Roman" w:cs="Times New Roman"/>
-          <w:color w:val="EE0000"/>
-          <w:lang w:val="id-ID"/>
-        </w:rPr>
-        <w:t xml:space="preserve">Apabila menggunakan Google Drive, mahasiswa wajib mengatur akses menjadi terbuka, sehingga tutor dapat membuka dan menonton video.</w:t>
-      </w:r>
-    </w:p>
-    <w:p>
-      <w:pPr>
-        <w:pStyle w:val="ListParagraph"/>
-        <w:numPr>
-          <w:ilvl w:val="0"/>
-          <w:numId w:val="4"/>
-        </w:numPr>
-        <w:rPr>
-          <w:rFonts w:ascii="Times New Roman" w:hAnsi="Times New Roman" w:cs="Times New Roman"/>
-          <w:color w:val="EE0000"/>
-          <w:lang w:val="id-ID"/>
-        </w:rPr>
-      </w:pPr>
-      <w:r>
-        <w:rPr>
-          <w:rFonts w:ascii="Times New Roman" w:hAnsi="Times New Roman" w:cs="Times New Roman"/>
-          <w:color w:val="EE0000"/>
-          <w:lang w:val="id-ID"/>
-        </w:rPr>
-        <w:t xml:space="preserve">Video tidak boleh dalam kondisi Private atau Restricted Access.</w:t>
-      </w:r>
-    </w:p>
-    <w:p>
-      <w:pPr>
-        <w:pStyle w:val="ListParagraph"/>
-        <w:numPr>
-          <w:ilvl w:val="0"/>
-          <w:numId w:val="4"/>
-        </w:numPr>
-        <w:rPr>
-          <w:rFonts w:ascii="Times New Roman" w:hAnsi="Times New Roman" w:cs="Times New Roman"/>
-          <w:color w:val="EE0000"/>
-          <w:lang w:val="id-ID"/>
-        </w:rPr>
-      </w:pPr>
-      <w:r>
-        <w:rPr>
-          <w:rFonts w:ascii="Times New Roman" w:hAnsi="Times New Roman" w:cs="Times New Roman"/>
-          <w:color w:val="EE0000"/>
-          <w:lang w:val="id-ID"/>
-        </w:rPr>
-        <w:t xml:space="preserve">Mahasiswa wajib memastikan link video aktif dan dapat diakses oleh tutor tanpa perlu meminta izin akses tambahan.</w:t>
-      </w:r>
-    </w:p>
-    <w:p>
-      <w:pPr>
-        <w:pStyle w:val="ListParagraph"/>
-        <w:numPr>
-          <w:ilvl w:val="0"/>
-          <w:numId w:val="4"/>
-        </w:numPr>
-        <w:rPr>
-          <w:rFonts w:ascii="Times New Roman" w:hAnsi="Times New Roman" w:cs="Times New Roman"/>
-          <w:color w:val="EE0000"/>
-          <w:lang w:val="id-ID"/>
-        </w:rPr>
-      </w:pPr>
-      <w:r>
-        <w:rPr>
-          <w:rFonts w:ascii="Times New Roman" w:hAnsi="Times New Roman" w:cs="Times New Roman"/>
-          <w:color w:val="EE0000"/>
-          <w:lang w:val="id-ID"/>
-        </w:rPr>
-        <w:t xml:space="preserve">Video praktik wajib menampilkan wajah mahasiswa dengan jelas.</w:t>
-      </w:r>
-    </w:p>
-    <w:p>
-      <w:pPr>
-        <w:pStyle w:val="ListParagraph"/>
-        <w:numPr>
-          <w:ilvl w:val="0"/>
-          <w:numId w:val="4"/>
-        </w:numPr>
-        <w:rPr>
-          <w:rFonts w:ascii="Times New Roman" w:hAnsi="Times New Roman" w:cs="Times New Roman"/>
-          <w:color w:val="EE0000"/>
-          <w:lang w:val="id-ID"/>
-        </w:rPr>
-      </w:pPr>
-      <w:r>
-        <w:rPr>
-          <w:rFonts w:ascii="Times New Roman" w:hAnsi="Times New Roman" w:cs="Times New Roman"/>
-          <w:color w:val="EE0000"/>
-          <w:lang w:val="id-ID"/>
-        </w:rPr>
-        <w:t xml:space="preserve">Pada awal video, mahasiswa wajib memperkenalkan diri dengan menyebutkan:</w:t>
-      </w:r>
-    </w:p>
-    <w:p>
-      <w:pPr>
-        <w:spacing w:after="120" w:line="240" w:lineRule="auto"/>
-        <w:ind w:left="720"/>
-        <w:rPr>
-          <w:rFonts w:ascii="Times New Roman" w:hAnsi="Times New Roman" w:cs="Times New Roman"/>
-          <w:color w:val="EE0000"/>
-          <w:lang w:val="id-ID"/>
-        </w:rPr>
-      </w:pPr>
-      <w:r>
-        <w:rPr>
-          <w:rFonts w:ascii="Times New Roman" w:hAnsi="Times New Roman" w:cs="Times New Roman"/>
-          <w:color w:val="EE0000"/>
-          <w:lang w:val="id-ID"/>
-        </w:rPr>
-        <w:t xml:space="preserve">Nama</w:t>
-        <w:tab/>
-        <w:tab/>
-        <w:t xml:space="preserve">:</w:t>
-      </w:r>
-    </w:p>
-    <w:p>
-      <w:pPr>
-        <w:spacing w:after="120" w:line="240" w:lineRule="auto"/>
-        <w:ind w:left="720"/>
-        <w:rPr>
-          <w:rFonts w:ascii="Times New Roman" w:hAnsi="Times New Roman" w:cs="Times New Roman"/>
-          <w:color w:val="EE0000"/>
-          <w:lang w:val="id-ID"/>
-        </w:rPr>
-      </w:pPr>
-      <w:r>
-        <w:rPr>
-          <w:rFonts w:ascii="Times New Roman" w:hAnsi="Times New Roman" w:cs="Times New Roman"/>
-          <w:color w:val="EE0000"/>
-          <w:lang w:val="id-ID"/>
-        </w:rPr>
-        <w:t xml:space="preserve">NIM</w:t>
-        <w:tab/>
-        <w:tab/>
-        <w:t xml:space="preserve">:</w:t>
-      </w:r>
-    </w:p>
-    <w:p>
-      <w:pPr>
-        <w:spacing w:after="120" w:line="240" w:lineRule="auto"/>
-        <w:ind w:left="720"/>
-        <w:rPr>
-          <w:rFonts w:ascii="Times New Roman" w:hAnsi="Times New Roman" w:cs="Times New Roman"/>
-          <w:color w:val="EE0000"/>
-          <w:lang w:val="id-ID"/>
-        </w:rPr>
-      </w:pPr>
-      <w:r>
-        <w:rPr>
-          <w:rFonts w:ascii="Times New Roman" w:hAnsi="Times New Roman" w:cs="Times New Roman"/>
-          <w:color w:val="EE0000"/>
-          <w:lang w:val="id-ID"/>
-        </w:rPr>
-        <w:t xml:space="preserve">Program studi</w:t>
-        <w:tab/>
-        <w:t xml:space="preserve">:</w:t>
-      </w:r>
-    </w:p>
-    <w:p>
-      <w:pPr>
-        <w:ind w:left="720"/>
-        <w:rPr>
-          <w:rFonts w:ascii="Times New Roman" w:hAnsi="Times New Roman" w:cs="Times New Roman"/>
-          <w:color w:val="EE0000"/>
-          <w:lang w:val="id-ID"/>
-        </w:rPr>
-      </w:pPr>
-      <w:r>
-        <w:rPr>
-          <w:rFonts w:ascii="Times New Roman" w:hAnsi="Times New Roman" w:cs="Times New Roman"/>
-          <w:color w:val="EE0000"/>
-          <w:lang w:val="id-ID"/>
-        </w:rPr>
-        <w:t xml:space="preserve">Mata kuliah</w:t>
-        <w:tab/>
-        <w:t xml:space="preserve">:</w:t>
-      </w:r>
-    </w:p>
-    <w:p>
-      <w:pPr>
-        <w:pStyle w:val="ListParagraph"/>
-        <w:numPr>
-          <w:ilvl w:val="0"/>
-          <w:numId w:val="4"/>
-        </w:numPr>
-        <w:rPr>
-          <w:rFonts w:ascii="Times New Roman" w:hAnsi="Times New Roman" w:cs="Times New Roman"/>
-          <w:color w:val="EE0000"/>
-          <w:lang w:val="id-ID"/>
-        </w:rPr>
-      </w:pPr>
-      <w:r>
-        <w:rPr>
-          <w:rFonts w:ascii="Times New Roman" w:hAnsi="Times New Roman" w:cs="Times New Roman"/>
-          <w:color w:val="EE0000"/>
-          <w:lang w:val="id-ID"/>
-        </w:rPr>
-        <w:t xml:space="preserve">Mahasiswa wajib menjelaskan tugas yang dikerjakan secara singkat dan jelas.</w:t>
-      </w:r>
-    </w:p>
-    <w:p>
-      <w:pPr>
-        <w:pStyle w:val="ListParagraph"/>
-        <w:numPr>
-          <w:ilvl w:val="0"/>
-          <w:numId w:val="4"/>
-        </w:numPr>
-        <w:rPr>
-          <w:rFonts w:ascii="Times New Roman" w:hAnsi="Times New Roman" w:cs="Times New Roman"/>
-          <w:color w:val="EE0000"/>
-          <w:lang w:val="id-ID"/>
-        </w:rPr>
-      </w:pPr>
-      <w:r>
-        <w:rPr>
-          <w:rFonts w:ascii="Times New Roman" w:hAnsi="Times New Roman" w:cs="Times New Roman"/>
-          <w:color w:val="EE0000"/>
-          <w:lang w:val="id-ID"/>
-        </w:rPr>
-        <w:t xml:space="preserve">Mahasiswa wajib menampilkan proses praktik atau demonstrasi program secara langsung.</w:t>
-      </w:r>
-    </w:p>
-    <w:p>
-      <w:pPr>
-        <w:pStyle w:val="ListParagraph"/>
-        <w:numPr>
-          <w:ilvl w:val="0"/>
-          <w:numId w:val="4"/>
-        </w:numPr>
-        <w:rPr>
-          <w:rFonts w:ascii="Times New Roman" w:hAnsi="Times New Roman" w:cs="Times New Roman"/>
-          <w:color w:val="EE0000"/>
-          <w:lang w:val="id-ID"/>
-        </w:rPr>
-      </w:pPr>
-      <w:r>
-        <w:rPr>
-          <w:rFonts w:ascii="Times New Roman" w:hAnsi="Times New Roman" w:cs="Times New Roman"/>
-          <w:color w:val="EE0000"/>
-          <w:lang w:val="id-ID"/>
-        </w:rPr>
-        <w:t xml:space="preserve">Mahasiswa wajib menjelaskan hasil dari program yang telah dibuat.</w:t>
-      </w:r>
-    </w:p>
-    <w:p>
-      <w:pPr>
-        <w:pStyle w:val="ListParagraph"/>
-        <w:numPr>
-          <w:ilvl w:val="0"/>
-          <w:numId w:val="4"/>
-        </w:numPr>
-        <w:rPr>
-          <w:rFonts w:ascii="Times New Roman" w:hAnsi="Times New Roman" w:cs="Times New Roman"/>
-          <w:color w:val="EE0000"/>
-          <w:lang w:val="id-ID"/>
-        </w:rPr>
-      </w:pPr>
-      <w:r>
-        <w:rPr>
-          <w:rFonts w:ascii="Times New Roman" w:hAnsi="Times New Roman" w:cs="Times New Roman"/>
-          <w:color w:val="EE0000"/>
-          <w:lang w:val="id-ID"/>
-        </w:rPr>
-        <w:t xml:space="preserve">Pada bagian akhir video, mahasiswa memberikan penutup singkat.</w:t>
-      </w:r>
-    </w:p>
-    <w:p>
-      <w:pPr>
-        <w:pStyle w:val="ListParagraph"/>
-        <w:numPr>
-          <w:ilvl w:val="0"/>
-          <w:numId w:val="4"/>
-        </w:numPr>
-        <w:rPr>
-          <w:rFonts w:ascii="Times New Roman" w:hAnsi="Times New Roman" w:cs="Times New Roman"/>
-          <w:color w:val="EE0000"/>
-          <w:lang w:val="id-ID"/>
-        </w:rPr>
-      </w:pPr>
-      <w:r>
-        <w:rPr>
-          <w:rFonts w:ascii="Times New Roman" w:hAnsi="Times New Roman" w:cs="Times New Roman"/>
-          <w:b/>
-          <w:bCs/>
-          <w:color w:val="EE0000"/>
-          <w:lang w:val="id-ID"/>
-        </w:rPr>
-        <w:t xml:space="preserve">Apabila link video tidak dapat dibuka</w:t>
-      </w:r>
-      <w:r>
-        <w:rPr>
-          <w:rFonts w:ascii="Times New Roman" w:hAnsi="Times New Roman" w:cs="Times New Roman"/>
-          <w:color w:val="EE0000"/>
-          <w:lang w:val="id-ID"/>
-        </w:rPr>
-        <w:t xml:space="preserve">, akses video terkunci, atau video tidak menampilkan proses praktik sesuai ketentuan, maka bukti video dapat </w:t>
-      </w:r>
-      <w:r>
-        <w:rPr>
-          <w:rFonts w:ascii="Times New Roman" w:hAnsi="Times New Roman" w:cs="Times New Roman"/>
-          <w:b/>
-          <w:bCs/>
-          <w:color w:val="EE0000"/>
-          <w:lang w:val="id-ID"/>
-        </w:rPr>
-        <w:t xml:space="preserve">dianggap belum memenuhi syarat penilaian</w:t>
-      </w:r>
-      <w:r>
-        <w:rPr>
-          <w:rFonts w:ascii="Times New Roman" w:hAnsi="Times New Roman" w:cs="Times New Roman"/>
-          <w:color w:val="EE0000"/>
-          <w:lang w:val="id-ID"/>
-        </w:rPr>
-        <w:t xml:space="preserve"> tugas berpraktik.</w:t>
-      </w:r>
-    </w:p>
-    <w:p>
-      <w:pPr>
-        <w:rPr>
-          <w:rFonts w:ascii="Times New Roman" w:hAnsi="Times New Roman" w:cs="Times New Roman"/>
-          <w:color w:val="EE0000"/>
-          <w:lang w:val="id-ID"/>
-        </w:rPr>
-      </w:pPr>
-      <w:r>
-        <w:rPr>
-          <w:rFonts w:ascii="Times New Roman" w:hAnsi="Times New Roman" w:cs="Times New Roman"/>
-          <w:b/>
-          <w:bCs/>
-          <w:color w:val="EE0000"/>
-          <w:lang w:val="id-ID"/>
-        </w:rPr>
-        <w:t xml:space="preserve">Note:</w:t>
-      </w:r>
-      <w:r>
-        <w:rPr>
-          <w:rFonts w:ascii="Times New Roman" w:hAnsi="Times New Roman" w:cs="Times New Roman"/>
-          <w:color w:val="EE0000"/>
-          <w:lang w:val="id-ID"/>
-        </w:rPr>
-        <w:t xml:space="preserve"> tulisan merah dapat dihapus setelah intruksi dilaksanakan</w:t>
-      </w:r>
-    </w:p>
-    <w:p>
-      <w:pPr>
-        <w:rPr>
-          <w:rFonts w:ascii="Times New Roman" w:hAnsi="Times New Roman" w:cs="Times New Roman"/>
-          <w:b/>
-          <w:bCs/>
-          <w:u w:val="single"/>
-          <w:lang w:val="id-ID"/>
-        </w:rPr>
-      </w:pPr>
-      <w:r>
-        <w:rPr>
-          <w:rFonts w:ascii="Times New Roman" w:hAnsi="Times New Roman" w:cs="Times New Roman"/>
-          <w:b/>
-          <w:bCs/>
-          <w:u w:val="single"/>
-          <w:lang w:val="id-ID"/>
-        </w:rPr>
-        <w:br w:type="page"/>
-      </w:r>
+        <w:rPr>
+          <w:rFonts w:ascii="Times New Roman" w:hAnsi="Times New Roman" w:cs="Times New Roman"/>
+          <w:b w:val="0"/>
+          <w:bCs w:val="0"/>
+          <w:lang w:val="id-ID"/>
+        </w:rPr>
+      </w:pPr>
+      <w:r>
+        <w:rPr>
+          <w:rFonts w:ascii="Times New Roman" w:hAnsi="Times New Roman" w:cs="Times New Roman"/>
+          <w:b w:val="0"/>
+          <w:bCs w:val="0"/>
+          <w:lang w:val="id-ID"/>
+        </w:rPr>
+        <w:t xml:space="preserve">Link Video Youtube: </w:t>
+      </w:r>
+      <w:hyperlink r:id="rId2" w:history="1">
+        <w:r>
+          <w:rPr>
+            <w:rStyle w:val="Hyperlink"/>
+          </w:rPr>
+          <w:t xml:space="preserve">https://youtu.be/jIMNfBv9w8U?si=gJN8hjZgngHRL_Vi</w:t>
+        </w:r>
+      </w:hyperlink>
+    </w:p>
+    <w:p>
+      <w:r>
+        <w:t xml:space="preserve">Link Repository Github: </w:t>
+      </w:r>
+      <w:hyperlink r:id="rId3" w:history="1">
+        <w:r>
+          <w:rPr>
+            <w:rStyle w:val="Hyperlink"/>
+          </w:rPr>
+          <w:t xml:space="preserve">https://github.com/Cyrochrome/Tugas1_RestoOrderSystem</w:t>
+        </w:r>
+      </w:hyperlink>
+    </w:p>
+    <w:p>
+      <w:pPr>
+        <w:sectPr>
+          <w:type w:val="nextPage"/>
+          <w:pgSz w:w="12240" w:h="15840"/>
+          <w:pgMar w:top="1440" w:right="1440" w:bottom="1440" w:left="1440" w:header="708" w:footer="708" w:gutter="0"/>
+          <w:cols w:space="708" w:num="1"/>
+          <w:docGrid w:linePitch="360"/>
+        </w:sectPr>
+      </w:pPr>
     </w:p>
     <w:p>
       <w:pPr>
@@ -1117,6 +7556,51 @@
         </w:rPr>
       </w:pPr>
       <w:r>
+        <w:drawing>
+          <wp:anchor distT="0" distB="0" distL="0" distR="0" simplePos="0" relativeHeight="251658241" behindDoc="0" locked="0" layoutInCell="1" allowOverlap="1">
+            <wp:simplePos x="0" y="0"/>
+            <wp:positionH relativeFrom="margin">
+              <wp:posOffset>834107</wp:posOffset>
+            </wp:positionH>
+            <wp:positionV relativeFrom="margin">
+              <wp:posOffset>310230</wp:posOffset>
+            </wp:positionV>
+            <wp:extent cx="4275386" cy="7609140"/>
+            <wp:effectExtent l="0" t="0" r="0" b="0"/>
+            <wp:wrapSquare wrapText="bothSides"/>
+            <wp:docPr id="2" name="Picture 2" descr=""/>
+            <wp:cNvGraphicFramePr/>
+            <a:graphic>
+              <a:graphicData uri="http://schemas.openxmlformats.org/drawingml/2006/picture">
+                <pic:pic>
+                  <pic:nvPicPr>
+                    <pic:cNvPr id="0" name="image2.jpeg" descr=""/>
+                    <pic:cNvPicPr>
+                      <a:picLocks noChangeAspect="1" noChangeArrowheads="1"/>
+                    </pic:cNvPicPr>
+                  </pic:nvPicPr>
+                  <pic:blipFill>
+                    <a:blip r:embed="rId4"/>
+                    <a:stretch>
+                      <a:fillRect/>
+                    </a:stretch>
+                  </pic:blipFill>
+                  <pic:spPr bwMode="auto">
+                    <a:xfrm>
+                      <a:off x="0" y="0"/>
+                      <a:ext cx="4275386" cy="7609140"/>
+                    </a:xfrm>
+                    <a:prstGeom prst="rect">
+                      <a:avLst/>
+                    </a:prstGeom>
+                  </pic:spPr>
+                </pic:pic>
+              </a:graphicData>
+            </a:graphic>
+          </wp:anchor>
+        </w:drawing>
+      </w:r>
+      <w:r>
         <w:rPr>
           <w:rFonts w:ascii="Times New Roman" w:hAnsi="Times New Roman" w:cs="Times New Roman"/>
           <w:b/>
@@ -1145,16 +7629,50 @@
         </w:rPr>
         <w:t xml:space="preserve">DAFTAR PUSTAKA (gunakan APA STYLE edisi 7)</w:t>
       </w:r>
-    </w:p>
-    <w:p>
-      <w:pPr>
-        <w:spacing w:before="240" w:line="240" w:lineRule="auto"/>
-        <w:jc w:val="both"/>
+      <w:r>
+        <w:fldChar w:fldCharType="begin"/>
+      </w:r>
+      <w:r>
+        <w:instrText xml:space="preserve"> BIBLIOGRAPHY </w:instrText>
+      </w:r>
+      <w:r>
+        <w:fldChar w:fldCharType="separate"/>
+      </w:r>
+      <w:r>
+        <w:fldChar w:fldCharType="end"/>
+      </w:r>
+    </w:p>
+    <w:p>
+      <w:pPr>
+        <w:pStyle w:val="ListEntry"/>
+        <w:ind w:left="720" w:hanging="720"/>
+        <w:jc w:val="left"/>
+        <w:rPr>
+          <w:rFonts w:ascii="Times New Roman" w:hAnsi="Times New Roman" w:cs="Times New Roman"/>
+        </w:rPr>
+      </w:pPr>
+      <w:r>
         <w:rPr>
           <w:rFonts w:ascii="Times New Roman" w:hAnsi="Times New Roman" w:cs="Times New Roman"/>
           <w:b/>
           <w:bCs/>
-          <w:lang w:val="id-ID"/>
+        </w:rPr>
+        <w:t xml:space="preserve">Jusuf, H. </w:t>
+      </w:r>
+      <w:r>
+        <w:rPr>
+          <w:rFonts w:ascii="Times New Roman" w:hAnsi="Times New Roman" w:cs="Times New Roman"/>
+        </w:rPr>
+        <w:t xml:space="preserve">(2021). MSIM4301 Pemrogaraman Berbasis Desktop (Edisi ke-1). Universitas Terbuka.</w:t>
+      </w:r>
+    </w:p>
+    <w:p>
+      <w:pPr>
+        <w:pStyle w:val="ListEntry"/>
+        <w:ind w:left="720" w:hanging="720"/>
+        <w:jc w:val="left"/>
+        <w:rPr>
+          <w:rFonts w:ascii="Times New Roman" w:hAnsi="Times New Roman" w:cs="Times New Roman"/>
         </w:rPr>
       </w:pPr>
       <w:r>
@@ -1162,254 +7680,81 @@
           <w:rFonts w:ascii="Times New Roman" w:hAnsi="Times New Roman" w:cs="Times New Roman"/>
           <w:b/>
           <w:bCs/>
-          <w:lang w:val="id-ID"/>
-        </w:rPr>
-        <w:t xml:space="preserve">Contoh:</w:t>
-      </w:r>
-    </w:p>
-    <w:p>
-      <w:pPr>
-        <w:pStyle w:val="NormalWeb"/>
-        <w:spacing w:before="240" w:beforeAutospacing="0" w:after="0" w:afterAutospacing="0"/>
-        <w:ind w:left="284" w:hanging="284"/>
-        <w:jc w:val="both"/>
-        <w:rPr>
-          <w:lang w:val="id-ID"/>
-        </w:rPr>
-      </w:pPr>
-      <w:r>
-        <w:rPr>
-          <w:rStyle w:val="Strong"/>
-          <w:lang w:val="id-ID"/>
-        </w:rPr>
-        <w:t xml:space="preserve">Kani.</w:t>
-      </w:r>
-      <w:r>
-        <w:rPr>
-          <w:lang w:val="id-ID"/>
-        </w:rPr>
-        <w:t xml:space="preserve"> (2022). </w:t>
-      </w:r>
-      <w:r>
-        <w:rPr>
-          <w:rStyle w:val="Emphasis"/>
-          <w:lang w:val="id-ID"/>
-        </w:rPr>
-        <w:t xml:space="preserve">MSIM4203 Algoritma dan pemrograman</w:t>
-      </w:r>
-      <w:r>
-        <w:rPr>
-          <w:lang w:val="id-ID"/>
-        </w:rPr>
-        <w:t xml:space="preserve"> (Edisi ke-2). </w:t>
-      </w:r>
-      <w:r>
-        <w:rPr>
-          <w:rStyle w:val="whitespace-normal"/>
-          <w:lang w:val="id-ID"/>
-        </w:rPr>
-        <w:t xml:space="preserve">Universitas Terbuka</w:t>
-      </w:r>
-      <w:r>
-        <w:rPr>
-          <w:lang w:val="id-ID"/>
-        </w:rPr>
-        <w:t xml:space="preserve">.</w:t>
-      </w:r>
-    </w:p>
-    <w:p>
-      <w:pPr>
-        <w:pStyle w:val="NormalWeb"/>
-        <w:spacing w:before="240" w:beforeAutospacing="0" w:after="0" w:afterAutospacing="0"/>
-        <w:ind w:left="284" w:hanging="284"/>
-        <w:jc w:val="both"/>
-        <w:rPr>
-          <w:lang w:val="id-ID"/>
-        </w:rPr>
-      </w:pPr>
-      <w:r>
-        <w:rPr>
-          <w:b/>
-          <w:bCs/>
-          <w:lang w:val="id-ID"/>
-        </w:rPr>
-        <w:t xml:space="preserve">Putri, Mayang. A.</w:t>
-      </w:r>
-      <w:r>
-        <w:rPr>
-          <w:lang w:val="id-ID"/>
-        </w:rPr>
-        <w:t xml:space="preserve"> (2026). </w:t>
-      </w:r>
-      <w:r>
-        <w:rPr>
-          <w:rStyle w:val="Emphasis"/>
-          <w:lang w:val="id-ID"/>
-        </w:rPr>
-        <w:t xml:space="preserve">The integration of AHP and rank order centroid in a decision support system for selecting social media for MSMEs</w:t>
-      </w:r>
-      <w:r>
-        <w:rPr>
-          <w:lang w:val="id-ID"/>
-        </w:rPr>
-        <w:t xml:space="preserve">. </w:t>
-      </w:r>
-      <w:r>
-        <w:rPr>
-          <w:rStyle w:val="Emphasis"/>
-          <w:i w:val="0"/>
-          <w:iCs w:val="0"/>
-          <w:lang w:val="id-ID"/>
-        </w:rPr>
-        <w:t xml:space="preserve">Journal of Applied Informatics and Computing,</w:t>
-      </w:r>
-      <w:r>
-        <w:rPr>
-          <w:rStyle w:val="Emphasis"/>
-          <w:lang w:val="id-ID"/>
-        </w:rPr>
-        <w:t xml:space="preserve"> 10</w:t>
-      </w:r>
-      <w:r>
-        <w:rPr>
-          <w:lang w:val="id-ID"/>
-        </w:rPr>
-        <w:t xml:space="preserve">(1), 1030–1037.</w:t>
-      </w:r>
-    </w:p>
-    <w:p>
-      <w:pPr>
-        <w:pStyle w:val="NormalWeb"/>
-        <w:spacing w:before="240" w:beforeAutospacing="0" w:after="0" w:afterAutospacing="0"/>
-        <w:ind w:left="284" w:hanging="284"/>
-        <w:jc w:val="both"/>
-        <w:rPr>
-          <w:color w:val="000000"/>
-          <w:lang w:val="id-ID"/>
-        </w:rPr>
-      </w:pPr>
-      <w:r>
-        <w:rPr>
-          <w:b/>
-          <w:bCs/>
-          <w:color w:val="000000"/>
-          <w:lang w:val="id-ID"/>
-        </w:rPr>
-        <w:t xml:space="preserve">Sharma, P., &amp; Singh, R.</w:t>
-      </w:r>
-      <w:r>
-        <w:rPr>
-          <w:color w:val="000000"/>
-          <w:lang w:val="id-ID"/>
-        </w:rPr>
-        <w:t xml:space="preserve"> (2020). Analysis and implementation of sorting algorithms using Java.</w:t>
-      </w:r>
-      <w:r>
-        <w:rPr>
-          <w:rStyle w:val="apple-converted-space"/>
-          <w:color w:val="000000"/>
-          <w:lang w:val="id-ID"/>
-        </w:rPr>
-        <w:t xml:space="preserve"> </w:t>
-      </w:r>
-      <w:r>
-        <w:rPr>
-          <w:rStyle w:val="Emphasis"/>
-          <w:color w:val="000000"/>
-          <w:lang w:val="id-ID"/>
-        </w:rPr>
-        <w:t xml:space="preserve">International Journal of Computer Applications, 176</w:t>
-      </w:r>
-      <w:r>
-        <w:rPr>
-          <w:color w:val="000000"/>
-          <w:lang w:val="id-ID"/>
-        </w:rPr>
-        <w:t xml:space="preserve">(12), 1-6.</w:t>
-      </w:r>
-      <w:r>
-        <w:rPr>
-          <w:rStyle w:val="apple-converted-space"/>
-          <w:color w:val="000000"/>
-          <w:lang w:val="id-ID"/>
-        </w:rPr>
-        <w:t xml:space="preserve"> </w:t>
-      </w:r>
-      <w:hyperlink r:id="rId2" w:history="1">
+        </w:rPr>
+        <w:t xml:space="preserve">Oracle</w:t>
+      </w:r>
+      <w:r>
+        <w:rPr>
+          <w:rFonts w:ascii="Times New Roman" w:hAnsi="Times New Roman" w:cs="Times New Roman"/>
+        </w:rPr>
+        <w:t xml:space="preserve">. (2023). </w:t>
+      </w:r>
+      <w:r>
+        <w:rPr>
+          <w:rFonts w:ascii="Times New Roman" w:hAnsi="Times New Roman" w:cs="Times New Roman"/>
+          <w:i/>
+        </w:rPr>
+        <w:t xml:space="preserve">Enum Types</w:t>
+      </w:r>
+      <w:r>
+        <w:rPr>
+          <w:rFonts w:ascii="Times New Roman" w:hAnsi="Times New Roman" w:cs="Times New Roman"/>
+        </w:rPr>
+        <w:t xml:space="preserve">. Java Documentation. </w:t>
+      </w:r>
+      <w:hyperlink r:id="rId5" w:history="1">
         <w:r>
           <w:rPr>
             <w:rStyle w:val="Hyperlink"/>
-            <w:lang w:val="id-ID"/>
+            <w:rFonts w:ascii="Times New Roman" w:hAnsi="Times New Roman" w:cs="Times New Roman"/>
           </w:rPr>
-          <w:t xml:space="preserve">https://doi.org/10.5120/ijca2020919835</w:t>
+          <w:t xml:space="preserve">https://docs.oracle.com/javase/tutorial/java/javaOO/enum.html </w:t>
         </w:r>
       </w:hyperlink>
     </w:p>
     <w:p>
       <w:pPr>
-        <w:pStyle w:val="NormalWeb"/>
-        <w:spacing w:before="240" w:beforeAutospacing="0" w:after="0" w:afterAutospacing="0"/>
-        <w:ind w:left="284" w:hanging="284"/>
-        <w:jc w:val="both"/>
-        <w:rPr>
-          <w:color w:val="000000"/>
-          <w:lang w:val="id-ID"/>
-        </w:rPr>
-      </w:pPr>
-      <w:r>
-        <w:rPr>
+        <w:pStyle w:val="ListEntry"/>
+        <w:ind w:left="720" w:hanging="720"/>
+        <w:jc w:val="left"/>
+        <w:rPr>
+          <w:rFonts w:ascii="Times New Roman" w:hAnsi="Times New Roman" w:cs="Times New Roman"/>
+        </w:rPr>
+      </w:pPr>
+      <w:r>
+        <w:rPr>
+          <w:rFonts w:ascii="Times New Roman" w:hAnsi="Times New Roman" w:cs="Times New Roman"/>
           <w:b/>
           <w:bCs/>
-          <w:color w:val="000000"/>
-          <w:lang w:val="id-ID"/>
-        </w:rPr>
-        <w:t xml:space="preserve">W3Schools.</w:t>
-      </w:r>
-      <w:r>
-        <w:rPr>
-          <w:color w:val="000000"/>
-          <w:lang w:val="id-ID"/>
-        </w:rPr>
-        <w:t xml:space="preserve"> (2023).</w:t>
-      </w:r>
-      <w:r>
-        <w:rPr>
-          <w:rStyle w:val="apple-converted-space"/>
-          <w:color w:val="000000"/>
-          <w:lang w:val="id-ID"/>
-        </w:rPr>
-        <w:t xml:space="preserve"> </w:t>
-      </w:r>
-      <w:r>
-        <w:rPr>
-          <w:rStyle w:val="Emphasis"/>
-          <w:color w:val="000000"/>
-          <w:lang w:val="id-ID"/>
-        </w:rPr>
-        <w:t xml:space="preserve">Java algorithms tutorial</w:t>
-      </w:r>
-      <w:r>
-        <w:rPr>
-          <w:color w:val="000000"/>
-          <w:lang w:val="id-ID"/>
-        </w:rPr>
-        <w:t xml:space="preserve">.</w:t>
-      </w:r>
-      <w:r>
-        <w:rPr>
-          <w:rStyle w:val="apple-converted-space"/>
-          <w:color w:val="000000"/>
-          <w:lang w:val="id-ID"/>
-        </w:rPr>
-        <w:t xml:space="preserve"> </w:t>
-      </w:r>
-      <w:hyperlink r:id="rId3" w:history="1">
+        </w:rPr>
+        <w:t xml:space="preserve">Oracle</w:t>
+      </w:r>
+      <w:r>
+        <w:rPr>
+          <w:rFonts w:ascii="Times New Roman" w:hAnsi="Times New Roman" w:cs="Times New Roman"/>
+        </w:rPr>
+        <w:t xml:space="preserve">. (2023). </w:t>
+      </w:r>
+      <w:r>
+        <w:rPr>
+          <w:rFonts w:ascii="Times New Roman" w:hAnsi="Times New Roman" w:cs="Times New Roman"/>
+          <w:i/>
+        </w:rPr>
+        <w:t xml:space="preserve">Scanner (Java Platform SE 8 )</w:t>
+      </w:r>
+      <w:r>
+        <w:rPr>
+          <w:rFonts w:ascii="Times New Roman" w:hAnsi="Times New Roman" w:cs="Times New Roman"/>
+        </w:rPr>
+        <w:t xml:space="preserve">. Java Documentation. </w:t>
+      </w:r>
+      <w:hyperlink r:id="rId5" w:history="1">
         <w:r>
           <w:rPr>
             <w:rStyle w:val="Hyperlink"/>
-            <w:lang w:val="id-ID"/>
+            <w:rFonts w:ascii="Times New Roman" w:hAnsi="Times New Roman" w:cs="Times New Roman"/>
           </w:rPr>
-          <w:t xml:space="preserve">https://www.w3schools.com/java/java_algorithms.asp</w:t>
+          <w:t xml:space="preserve">https://docs.oracle.com/javase/8/docs/api/java/util/Scanner.html</w:t>
         </w:r>
       </w:hyperlink>
     </w:p>
@@ -2094,6 +8439,204 @@
       <w:pPr>
         <w:ind w:left="6540" w:hanging="180"/>
       </w:pPr>
+    </w:lvl>
+  </w:abstractNum>
+  <w:abstractNum w:abstractNumId="7">
+    <w:multiLevelType w:val="multilevel"/>
+    <w:lvl w:ilvl="0">
+      <w:start w:val="1"/>
+      <w:numFmt w:val="decimal"/>
+      <w:lvlText w:val="%1."/>
+      <w:lvlJc w:val="left"/>
+      <w:pPr>
+        <w:ind w:left="720" w:hanging="360"/>
+      </w:pPr>
+    </w:lvl>
+    <w:lvl w:ilvl="1">
+      <w:start w:val="1"/>
+      <w:numFmt w:val="bullet"/>
+      <w:lvlText w:val="○"/>
+      <w:lvlJc w:val="left"/>
+      <w:pPr>
+        <w:ind w:left="1440" w:hanging="360"/>
+      </w:pPr>
+      <w:rPr>
+        <w:rFonts w:ascii="Arial" w:hAnsi="Arial"/>
+      </w:rPr>
+    </w:lvl>
+    <w:lvl w:ilvl="2">
+      <w:start w:val="1"/>
+      <w:numFmt w:val="lowerRoman"/>
+      <w:lvlText w:val="%3."/>
+      <w:lvlJc w:val="left"/>
+      <w:pPr>
+        <w:ind w:left="2160" w:hanging="360"/>
+      </w:pPr>
+    </w:lvl>
+    <w:lvl w:ilvl="3">
+      <w:start w:val="1"/>
+      <w:numFmt w:val="decimal"/>
+      <w:lvlText w:val="%4."/>
+      <w:lvlJc w:val="left"/>
+      <w:pPr>
+        <w:ind w:left="2880" w:hanging="360"/>
+      </w:pPr>
+    </w:lvl>
+    <w:lvl w:ilvl="4">
+      <w:start w:val="1"/>
+      <w:numFmt w:val="lowerLetter"/>
+      <w:lvlText w:val="%5."/>
+      <w:lvlJc w:val="left"/>
+      <w:pPr>
+        <w:ind w:left="3600" w:hanging="360"/>
+      </w:pPr>
+    </w:lvl>
+    <w:lvl w:ilvl="5">
+      <w:start w:val="1"/>
+      <w:numFmt w:val="lowerRoman"/>
+      <w:lvlText w:val="%6."/>
+      <w:lvlJc w:val="left"/>
+      <w:pPr>
+        <w:ind w:left="4320" w:hanging="360"/>
+      </w:pPr>
+    </w:lvl>
+    <w:lvl w:ilvl="6">
+      <w:start w:val="1"/>
+      <w:numFmt w:val="decimal"/>
+      <w:lvlText w:val="%7."/>
+      <w:lvlJc w:val="left"/>
+      <w:pPr>
+        <w:ind w:left="5040" w:hanging="360"/>
+      </w:pPr>
+    </w:lvl>
+    <w:lvl w:ilvl="7">
+      <w:start w:val="1"/>
+      <w:numFmt w:val="lowerLetter"/>
+      <w:lvlText w:val="%8."/>
+      <w:lvlJc w:val="left"/>
+      <w:pPr>
+        <w:ind w:left="5760" w:hanging="360"/>
+      </w:pPr>
+    </w:lvl>
+    <w:lvl w:ilvl="8">
+      <w:start w:val="1"/>
+      <w:numFmt w:val="lowerRoman"/>
+      <w:lvlText w:val="%9."/>
+      <w:lvlJc w:val="left"/>
+      <w:pPr>
+        <w:ind w:left="6480" w:hanging="360"/>
+      </w:pPr>
+    </w:lvl>
+  </w:abstractNum>
+  <w:abstractNum w:abstractNumId="8">
+    <w:multiLevelType w:val="multilevel"/>
+    <w:lvl w:ilvl="0">
+      <w:start w:val="1"/>
+      <w:numFmt w:val="bullet"/>
+      <w:lvlText w:val="•"/>
+      <w:lvlJc w:val="left"/>
+      <w:pPr>
+        <w:ind w:left="720" w:hanging="360"/>
+      </w:pPr>
+      <w:rPr>
+        <w:rFonts w:ascii="Arial" w:hAnsi="Arial"/>
+      </w:rPr>
+    </w:lvl>
+    <w:lvl w:ilvl="1">
+      <w:start w:val="1"/>
+      <w:numFmt w:val="bullet"/>
+      <w:lvlText w:val="○"/>
+      <w:lvlJc w:val="left"/>
+      <w:pPr>
+        <w:ind w:left="1440" w:hanging="360"/>
+      </w:pPr>
+      <w:rPr>
+        <w:rFonts w:ascii="Arial" w:hAnsi="Arial"/>
+      </w:rPr>
+    </w:lvl>
+    <w:lvl w:ilvl="2">
+      <w:start w:val="1"/>
+      <w:numFmt w:val="bullet"/>
+      <w:lvlText w:val="▪"/>
+      <w:lvlJc w:val="left"/>
+      <w:pPr>
+        <w:ind w:left="2160" w:hanging="360"/>
+      </w:pPr>
+      <w:rPr>
+        <w:rFonts w:ascii="Arial" w:hAnsi="Arial"/>
+      </w:rPr>
+    </w:lvl>
+    <w:lvl w:ilvl="3">
+      <w:start w:val="1"/>
+      <w:numFmt w:val="bullet"/>
+      <w:lvlText w:val="•"/>
+      <w:lvlJc w:val="left"/>
+      <w:pPr>
+        <w:ind w:left="2880" w:hanging="360"/>
+      </w:pPr>
+      <w:rPr>
+        <w:rFonts w:ascii="Arial" w:hAnsi="Arial"/>
+      </w:rPr>
+    </w:lvl>
+    <w:lvl w:ilvl="4">
+      <w:start w:val="1"/>
+      <w:numFmt w:val="bullet"/>
+      <w:lvlText w:val="○"/>
+      <w:lvlJc w:val="left"/>
+      <w:pPr>
+        <w:ind w:left="3600" w:hanging="360"/>
+      </w:pPr>
+      <w:rPr>
+        <w:rFonts w:ascii="Arial" w:hAnsi="Arial"/>
+      </w:rPr>
+    </w:lvl>
+    <w:lvl w:ilvl="5">
+      <w:start w:val="1"/>
+      <w:numFmt w:val="bullet"/>
+      <w:lvlText w:val="▪"/>
+      <w:lvlJc w:val="left"/>
+      <w:pPr>
+        <w:ind w:left="4320" w:hanging="360"/>
+      </w:pPr>
+      <w:rPr>
+        <w:rFonts w:ascii="Arial" w:hAnsi="Arial"/>
+      </w:rPr>
+    </w:lvl>
+    <w:lvl w:ilvl="6">
+      <w:start w:val="1"/>
+      <w:numFmt w:val="bullet"/>
+      <w:lvlText w:val="•"/>
+      <w:lvlJc w:val="left"/>
+      <w:pPr>
+        <w:ind w:left="5040" w:hanging="360"/>
+      </w:pPr>
+      <w:rPr>
+        <w:rFonts w:ascii="Arial" w:hAnsi="Arial"/>
+      </w:rPr>
+    </w:lvl>
+    <w:lvl w:ilvl="7">
+      <w:start w:val="1"/>
+      <w:numFmt w:val="bullet"/>
+      <w:lvlText w:val="○"/>
+      <w:lvlJc w:val="left"/>
+      <w:pPr>
+        <w:ind w:left="5760" w:hanging="360"/>
+      </w:pPr>
+      <w:rPr>
+        <w:rFonts w:ascii="Arial" w:hAnsi="Arial"/>
+      </w:rPr>
+    </w:lvl>
+    <w:lvl w:ilvl="8">
+      <w:start w:val="1"/>
+      <w:numFmt w:val="bullet"/>
+      <w:lvlText w:val="▪"/>
+      <w:lvlJc w:val="left"/>
+      <w:pPr>
+        <w:ind w:left="6480" w:hanging="360"/>
+      </w:pPr>
+      <w:rPr>
+        <w:rFonts w:ascii="Arial" w:hAnsi="Arial"/>
+      </w:rPr>
     </w:lvl>
   </w:abstractNum>
   <w:num w:numId="1">
@@ -2116,6 +8659,12 @@
   </w:num>
   <w:num w:numId="7">
     <w:abstractNumId w:val="6"/>
+  </w:num>
+  <w:num w:numId="8">
+    <w:abstractNumId w:val="7"/>
+  </w:num>
+  <w:num w:numId="9">
+    <w:abstractNumId w:val="8"/>
   </w:num>
 </w:numbering>
 </file>
@@ -2688,6 +9237,585 @@
     <w:name w:val="whitespace-normal"/>
     <w:basedOn w:val="DefaultParagraphFont"/>
   </w:style>
+  <w:style w:type="paragraph" w:styleId="NoSpacing">
+    <w:name w:val="No Spacing"/>
+    <w:basedOn w:val="Normal"/>
+    <w:uiPriority w:val="1"/>
+    <w:qFormat/>
+    <w:pPr>
+      <w:spacing w:after="0" w:line="240" w:lineRule="auto"/>
+    </w:pPr>
+  </w:style>
+  <w:style w:type="character" w:styleId="SubtleEmphasis">
+    <w:name w:val="Subtle Emphasis"/>
+    <w:basedOn w:val="DefaultParagraphFont"/>
+    <w:uiPriority w:val="19"/>
+    <w:qFormat/>
+    <w:rPr>
+      <w:i/>
+      <w:color w:val="404040"/>
+    </w:rPr>
+  </w:style>
+  <w:style w:type="character" w:styleId="SubtleReference">
+    <w:name w:val="Subtle Reference"/>
+    <w:basedOn w:val="DefaultParagraphFont"/>
+    <w:uiPriority w:val="31"/>
+    <w:qFormat/>
+    <w:rPr>
+      <w:smallCaps/>
+      <w:color w:val="5A5A5A"/>
+    </w:rPr>
+  </w:style>
+  <w:style w:type="character" w:styleId="BookTitle">
+    <w:name w:val="Book Title"/>
+    <w:basedOn w:val="DefaultParagraphFont"/>
+    <w:uiPriority w:val="33"/>
+    <w:qFormat/>
+    <w:rPr>
+      <w:b/>
+      <w:i/>
+      <w:spacing w:val="5"/>
+    </w:rPr>
+  </w:style>
+  <w:style w:type="paragraph" w:styleId="Caption">
+    <w:name w:val="caption"/>
+    <w:basedOn w:val="Normal"/>
+    <w:next w:val="Normal"/>
+    <w:uiPriority w:val="35"/>
+    <w:pPr>
+      <w:spacing w:after="200" w:line="240" w:lineRule="auto"/>
+    </w:pPr>
+    <w:rPr>
+      <w:i/>
+      <w:color w:val="0E2841"/>
+      <w:sz w:val="18"/>
+    </w:rPr>
+  </w:style>
+  <w:style w:type="paragraph" w:styleId="Header">
+    <w:name w:val="header"/>
+    <w:basedOn w:val="Normal"/>
+    <w:uiPriority w:val="99"/>
+    <w:pPr>
+      <w:tabs>
+        <w:tab w:val="center" w:pos="4680"/>
+        <w:tab w:val="right" w:pos="9360"/>
+      </w:tabs>
+      <w:spacing w:after="0" w:line="240" w:lineRule="auto"/>
+    </w:pPr>
+  </w:style>
+  <w:style w:type="paragraph" w:styleId="Footer">
+    <w:name w:val="footer"/>
+    <w:basedOn w:val="Normal"/>
+    <w:uiPriority w:val="99"/>
+    <w:pPr>
+      <w:tabs>
+        <w:tab w:val="center" w:pos="4680"/>
+        <w:tab w:val="right" w:pos="9360"/>
+      </w:tabs>
+      <w:spacing w:after="0" w:line="240" w:lineRule="auto"/>
+    </w:pPr>
+  </w:style>
+  <w:style w:type="paragraph" w:styleId="FootnoteText">
+    <w:name w:val="footnote text"/>
+    <w:basedOn w:val="Normal"/>
+    <w:uiPriority w:val="99"/>
+    <w:pPr>
+      <w:spacing w:after="0" w:line="240" w:lineRule="auto"/>
+    </w:pPr>
+    <w:rPr>
+      <w:sz w:val="20"/>
+    </w:rPr>
+  </w:style>
+  <w:style w:type="character" w:styleId="FootnoteReference">
+    <w:name w:val="footnote reference"/>
+    <w:basedOn w:val="DefaultParagraphFont"/>
+    <w:uiPriority w:val="99"/>
+    <w:rPr>
+      <w:vertAlign w:val="superscript"/>
+    </w:rPr>
+  </w:style>
+  <w:style w:type="paragraph" w:styleId="EndnoteText">
+    <w:name w:val="endnote text"/>
+    <w:basedOn w:val="Normal"/>
+    <w:uiPriority w:val="99"/>
+    <w:pPr>
+      <w:spacing w:after="0" w:line="240" w:lineRule="auto"/>
+    </w:pPr>
+    <w:rPr>
+      <w:sz w:val="20"/>
+    </w:rPr>
+  </w:style>
+  <w:style w:type="character" w:styleId="EndnoteReference">
+    <w:name w:val="endnote reference"/>
+    <w:basedOn w:val="DefaultParagraphFont"/>
+    <w:uiPriority w:val="99"/>
+    <w:rPr>
+      <w:vertAlign w:val="superscript"/>
+    </w:rPr>
+  </w:style>
+  <w:style w:type="paragraph" w:styleId="TOCHeading">
+    <w:name w:val="TOC Heading"/>
+    <w:basedOn w:val="Heading1"/>
+    <w:next w:val="Normal"/>
+    <w:uiPriority w:val="39"/>
+    <w:pPr>
+      <w:spacing w:before="240"/>
+      <w:outlineLvl w:val="9"/>
+    </w:pPr>
+  </w:style>
+  <w:style w:type="paragraph" w:styleId="TOC1">
+    <w:name w:val="toc 1"/>
+    <w:basedOn w:val="Normal"/>
+    <w:next w:val="Normal"/>
+    <w:uiPriority w:val="39"/>
+    <w:pPr>
+      <w:spacing w:after="100"/>
+      <w:ind w:left="0"/>
+    </w:pPr>
+  </w:style>
+  <w:style w:type="paragraph" w:styleId="TOC2">
+    <w:name w:val="toc 2"/>
+    <w:basedOn w:val="Normal"/>
+    <w:next w:val="Normal"/>
+    <w:uiPriority w:val="39"/>
+    <w:pPr>
+      <w:spacing w:after="100"/>
+      <w:ind w:left="240"/>
+    </w:pPr>
+  </w:style>
+  <w:style w:type="paragraph" w:styleId="TOC3">
+    <w:name w:val="toc 3"/>
+    <w:basedOn w:val="Normal"/>
+    <w:next w:val="Normal"/>
+    <w:uiPriority w:val="39"/>
+    <w:pPr>
+      <w:spacing w:after="100"/>
+      <w:ind w:left="480"/>
+    </w:pPr>
+  </w:style>
+  <w:style w:type="paragraph" w:styleId="TOC4">
+    <w:name w:val="toc 4"/>
+    <w:basedOn w:val="Normal"/>
+    <w:next w:val="Normal"/>
+    <w:uiPriority w:val="39"/>
+    <w:pPr>
+      <w:spacing w:after="100"/>
+      <w:ind w:left="720"/>
+    </w:pPr>
+  </w:style>
+  <w:style w:type="paragraph" w:styleId="TOC5">
+    <w:name w:val="toc 5"/>
+    <w:basedOn w:val="Normal"/>
+    <w:next w:val="Normal"/>
+    <w:uiPriority w:val="39"/>
+    <w:pPr>
+      <w:spacing w:after="100"/>
+      <w:ind w:left="960"/>
+    </w:pPr>
+  </w:style>
+  <w:style w:type="paragraph" w:styleId="TOC6">
+    <w:name w:val="toc 6"/>
+    <w:basedOn w:val="Normal"/>
+    <w:next w:val="Normal"/>
+    <w:uiPriority w:val="39"/>
+    <w:pPr>
+      <w:spacing w:after="100"/>
+      <w:ind w:left="1200"/>
+    </w:pPr>
+  </w:style>
+  <w:style w:type="paragraph" w:styleId="TOC7">
+    <w:name w:val="toc 7"/>
+    <w:basedOn w:val="Normal"/>
+    <w:next w:val="Normal"/>
+    <w:uiPriority w:val="39"/>
+    <w:pPr>
+      <w:spacing w:after="100"/>
+      <w:ind w:left="1440"/>
+    </w:pPr>
+  </w:style>
+  <w:style w:type="paragraph" w:styleId="TOC8">
+    <w:name w:val="toc 8"/>
+    <w:basedOn w:val="Normal"/>
+    <w:next w:val="Normal"/>
+    <w:uiPriority w:val="39"/>
+    <w:pPr>
+      <w:spacing w:after="100"/>
+      <w:ind w:left="1680"/>
+    </w:pPr>
+  </w:style>
+  <w:style w:type="paragraph" w:styleId="TOC9">
+    <w:name w:val="toc 9"/>
+    <w:basedOn w:val="Normal"/>
+    <w:next w:val="Normal"/>
+    <w:uiPriority w:val="39"/>
+    <w:pPr>
+      <w:spacing w:after="100"/>
+      <w:ind w:left="1920"/>
+    </w:pPr>
+  </w:style>
+  <w:style w:type="table" w:styleId="TableGrid">
+    <w:name w:val="Table Grid"/>
+    <w:uiPriority w:val="59"/>
+    <w:pPr>
+      <w:spacing w:after="0" w:line="240" w:lineRule="auto"/>
+    </w:pPr>
+    <w:tblPr>
+      <w:tblBorders>
+        <w:top w:val="single" w:sz="4" w:space="0" w:color="auto"/>
+        <w:left w:val="single" w:sz="4" w:space="0" w:color="auto"/>
+        <w:bottom w:val="single" w:sz="4" w:space="0" w:color="auto"/>
+        <w:right w:val="single" w:sz="4" w:space="0" w:color="auto"/>
+        <w:insideH w:val="single" w:sz="4" w:space="0" w:color="auto"/>
+        <w:insideV w:val="single" w:sz="4" w:space="0" w:color="auto"/>
+      </w:tblBorders>
+    </w:tblPr>
+  </w:style>
+  <w:style w:type="table" w:styleId="PlainTable1">
+    <w:name w:val="Plain Table 1"/>
+    <w:basedOn w:val="TableNormal"/>
+    <w:uiPriority w:val="60"/>
+    <w:pPr>
+      <w:spacing w:after="0" w:line="240" w:lineRule="auto"/>
+    </w:pPr>
+    <w:tblPr>
+      <w:tblBorders>
+        <w:top w:val="single" w:sz="4" w:space="0" w:color="BFBFBF"/>
+        <w:left w:val="single" w:sz="4" w:space="0" w:color="BFBFBF"/>
+        <w:bottom w:val="single" w:sz="4" w:space="0" w:color="BFBFBF"/>
+        <w:right w:val="single" w:sz="4" w:space="0" w:color="BFBFBF"/>
+        <w:insideH w:val="single" w:sz="4" w:space="0" w:color="BFBFBF"/>
+        <w:insideV w:val="single" w:sz="4" w:space="0" w:color="BFBFBF"/>
+      </w:tblBorders>
+    </w:tblPr>
+    <w:tblStylePr w:type="firstRow">
+      <w:rPr>
+        <w:b/>
+      </w:rPr>
+    </w:tblStylePr>
+    <w:tblStylePr w:type="firstCol">
+      <w:rPr>
+        <w:b/>
+      </w:rPr>
+    </w:tblStylePr>
+    <w:tblStylePr w:type="band1Horz">
+      <w:tcPr>
+        <w:shd w:val="clear" w:color="auto" w:fill="F2F2F2"/>
+      </w:tcPr>
+    </w:tblStylePr>
+  </w:style>
+  <w:style w:type="table" w:styleId="GridTable1Light">
+    <w:name w:val="Grid Table 1 Light"/>
+    <w:basedOn w:val="TableNormal"/>
+    <w:uiPriority w:val="60"/>
+    <w:pPr>
+      <w:spacing w:after="0" w:line="240" w:lineRule="auto"/>
+    </w:pPr>
+    <w:tblPr>
+      <w:tblBorders>
+        <w:top w:val="single" w:sz="4" w:space="0" w:color="999999"/>
+        <w:left w:val="single" w:sz="4" w:space="0" w:color="999999"/>
+        <w:bottom w:val="single" w:sz="4" w:space="0" w:color="999999"/>
+        <w:right w:val="single" w:sz="4" w:space="0" w:color="999999"/>
+        <w:insideH w:val="single" w:sz="4" w:space="0" w:color="999999"/>
+        <w:insideV w:val="single" w:sz="4" w:space="0" w:color="999999"/>
+      </w:tblBorders>
+    </w:tblPr>
+    <w:tblStylePr w:type="firstRow">
+      <w:rPr>
+        <w:b/>
+      </w:rPr>
+    </w:tblStylePr>
+    <w:tblStylePr w:type="firstCol">
+      <w:rPr>
+        <w:b/>
+      </w:rPr>
+    </w:tblStylePr>
+  </w:style>
+  <w:style w:type="table" w:styleId="GridTable4AccentBlue">
+    <w:name w:val="Grid Table 4 – Blue"/>
+    <w:basedOn w:val="TableNormal"/>
+    <w:uiPriority w:val="60"/>
+    <w:pPr>
+      <w:spacing w:after="0" w:line="240" w:lineRule="auto"/>
+    </w:pPr>
+    <w:tblPr>
+      <w:tblBorders>
+        <w:top w:val="single" w:sz="4" w:space="0" w:color="C1E4F5"/>
+        <w:left w:val="single" w:sz="4" w:space="0" w:color="C1E4F5"/>
+        <w:bottom w:val="single" w:sz="4" w:space="0" w:color="C1E4F5"/>
+        <w:right w:val="single" w:sz="4" w:space="0" w:color="C1E4F5"/>
+        <w:insideH w:val="single" w:sz="4" w:space="0" w:color="C1E4F5"/>
+        <w:insideV w:val="single" w:sz="4" w:space="0" w:color="C1E4F5"/>
+      </w:tblBorders>
+    </w:tblPr>
+    <w:tblStylePr w:type="firstRow">
+      <w:rPr>
+        <w:b/>
+        <w:color w:val="FFFFFF"/>
+      </w:rPr>
+      <w:tcPr>
+        <w:shd w:val="clear" w:color="auto" w:fill="156082"/>
+      </w:tcPr>
+    </w:tblStylePr>
+    <w:tblStylePr w:type="firstCol">
+      <w:rPr>
+        <w:b/>
+      </w:rPr>
+    </w:tblStylePr>
+    <w:tblStylePr w:type="band1Horz">
+      <w:tcPr>
+        <w:shd w:val="clear" w:color="auto" w:fill="C1E4F5"/>
+      </w:tcPr>
+    </w:tblStylePr>
+  </w:style>
+  <w:style w:type="table" w:styleId="ListTable3AccentBlue">
+    <w:name w:val="List Table 3 – Blue"/>
+    <w:basedOn w:val="TableNormal"/>
+    <w:uiPriority w:val="60"/>
+    <w:pPr>
+      <w:spacing w:after="0" w:line="240" w:lineRule="auto"/>
+    </w:pPr>
+    <w:tblPr>
+      <w:tblBorders>
+        <w:top w:val="single" w:sz="4" w:space="0" w:color="156082"/>
+        <w:left w:val="single" w:sz="4" w:space="0" w:color="156082"/>
+        <w:bottom w:val="single" w:sz="4" w:space="0" w:color="156082"/>
+        <w:right w:val="single" w:sz="4" w:space="0" w:color="156082"/>
+      </w:tblBorders>
+    </w:tblPr>
+    <w:tblStylePr w:type="firstRow">
+      <w:rPr>
+        <w:b/>
+        <w:color w:val="FFFFFF"/>
+      </w:rPr>
+      <w:tcPr>
+        <w:shd w:val="clear" w:color="auto" w:fill="156082"/>
+      </w:tcPr>
+    </w:tblStylePr>
+    <w:tblStylePr w:type="lastRow">
+      <w:tcPr>
+        <w:tcBorders>
+          <w:top w:val="single" w:sz="4" w:space="0" w:color="156082"/>
+        </w:tcBorders>
+      </w:tcPr>
+    </w:tblStylePr>
+  </w:style>
+  <w:style w:type="table" w:styleId="GridTable4AccentOrange">
+    <w:name w:val="Grid Table 4 – Orange"/>
+    <w:basedOn w:val="TableNormal"/>
+    <w:uiPriority w:val="60"/>
+    <w:pPr>
+      <w:spacing w:after="0" w:line="240" w:lineRule="auto"/>
+    </w:pPr>
+    <w:tblPr>
+      <w:tblBorders>
+        <w:top w:val="single" w:sz="4" w:space="0" w:color="FBE2D5"/>
+        <w:left w:val="single" w:sz="4" w:space="0" w:color="FBE2D5"/>
+        <w:bottom w:val="single" w:sz="4" w:space="0" w:color="FBE2D5"/>
+        <w:right w:val="single" w:sz="4" w:space="0" w:color="FBE2D5"/>
+        <w:insideH w:val="single" w:sz="4" w:space="0" w:color="FBE2D5"/>
+        <w:insideV w:val="single" w:sz="4" w:space="0" w:color="FBE2D5"/>
+      </w:tblBorders>
+    </w:tblPr>
+    <w:tblStylePr w:type="firstRow">
+      <w:rPr>
+        <w:b/>
+        <w:color w:val="FFFFFF"/>
+      </w:rPr>
+      <w:tcPr>
+        <w:shd w:val="clear" w:color="auto" w:fill="E97132"/>
+      </w:tcPr>
+    </w:tblStylePr>
+    <w:tblStylePr w:type="firstCol">
+      <w:rPr>
+        <w:b/>
+      </w:rPr>
+    </w:tblStylePr>
+    <w:tblStylePr w:type="band1Horz">
+      <w:tcPr>
+        <w:shd w:val="clear" w:color="auto" w:fill="FBE2D5"/>
+      </w:tcPr>
+    </w:tblStylePr>
+  </w:style>
+  <w:style w:type="table" w:styleId="ListTable3AccentOrange">
+    <w:name w:val="List Table 3 – Orange"/>
+    <w:basedOn w:val="TableNormal"/>
+    <w:uiPriority w:val="60"/>
+    <w:pPr>
+      <w:spacing w:after="0" w:line="240" w:lineRule="auto"/>
+    </w:pPr>
+    <w:tblPr>
+      <w:tblBorders>
+        <w:top w:val="single" w:sz="4" w:space="0" w:color="E97132"/>
+        <w:left w:val="single" w:sz="4" w:space="0" w:color="E97132"/>
+        <w:bottom w:val="single" w:sz="4" w:space="0" w:color="E97132"/>
+        <w:right w:val="single" w:sz="4" w:space="0" w:color="E97132"/>
+      </w:tblBorders>
+    </w:tblPr>
+    <w:tblStylePr w:type="firstRow">
+      <w:rPr>
+        <w:b/>
+        <w:color w:val="FFFFFF"/>
+      </w:rPr>
+      <w:tcPr>
+        <w:shd w:val="clear" w:color="auto" w:fill="E97132"/>
+      </w:tcPr>
+    </w:tblStylePr>
+    <w:tblStylePr w:type="lastRow">
+      <w:tcPr>
+        <w:tcBorders>
+          <w:top w:val="single" w:sz="4" w:space="0" w:color="E97132"/>
+        </w:tcBorders>
+      </w:tcPr>
+    </w:tblStylePr>
+  </w:style>
+  <w:style w:type="table" w:styleId="GridTable4AccentGreen">
+    <w:name w:val="Grid Table 4 – Green"/>
+    <w:basedOn w:val="TableNormal"/>
+    <w:uiPriority w:val="60"/>
+    <w:pPr>
+      <w:spacing w:after="0" w:line="240" w:lineRule="auto"/>
+    </w:pPr>
+    <w:tblPr>
+      <w:tblBorders>
+        <w:top w:val="single" w:sz="4" w:space="0" w:color="C1F0C8"/>
+        <w:left w:val="single" w:sz="4" w:space="0" w:color="C1F0C8"/>
+        <w:bottom w:val="single" w:sz="4" w:space="0" w:color="C1F0C8"/>
+        <w:right w:val="single" w:sz="4" w:space="0" w:color="C1F0C8"/>
+        <w:insideH w:val="single" w:sz="4" w:space="0" w:color="C1F0C8"/>
+        <w:insideV w:val="single" w:sz="4" w:space="0" w:color="C1F0C8"/>
+      </w:tblBorders>
+    </w:tblPr>
+    <w:tblStylePr w:type="firstRow">
+      <w:rPr>
+        <w:b/>
+        <w:color w:val="FFFFFF"/>
+      </w:rPr>
+      <w:tcPr>
+        <w:shd w:val="clear" w:color="auto" w:fill="196B24"/>
+      </w:tcPr>
+    </w:tblStylePr>
+    <w:tblStylePr w:type="firstCol">
+      <w:rPr>
+        <w:b/>
+      </w:rPr>
+    </w:tblStylePr>
+    <w:tblStylePr w:type="band1Horz">
+      <w:tcPr>
+        <w:shd w:val="clear" w:color="auto" w:fill="C1F0C8"/>
+      </w:tcPr>
+    </w:tblStylePr>
+  </w:style>
+  <w:style w:type="table" w:styleId="ListTable3AccentGreen">
+    <w:name w:val="List Table 3 – Green"/>
+    <w:basedOn w:val="TableNormal"/>
+    <w:uiPriority w:val="60"/>
+    <w:pPr>
+      <w:spacing w:after="0" w:line="240" w:lineRule="auto"/>
+    </w:pPr>
+    <w:tblPr>
+      <w:tblBorders>
+        <w:top w:val="single" w:sz="4" w:space="0" w:color="196B24"/>
+        <w:left w:val="single" w:sz="4" w:space="0" w:color="196B24"/>
+        <w:bottom w:val="single" w:sz="4" w:space="0" w:color="196B24"/>
+        <w:right w:val="single" w:sz="4" w:space="0" w:color="196B24"/>
+      </w:tblBorders>
+    </w:tblPr>
+    <w:tblStylePr w:type="firstRow">
+      <w:rPr>
+        <w:b/>
+        <w:color w:val="FFFFFF"/>
+      </w:rPr>
+      <w:tcPr>
+        <w:shd w:val="clear" w:color="auto" w:fill="196B24"/>
+      </w:tcPr>
+    </w:tblStylePr>
+    <w:tblStylePr w:type="lastRow">
+      <w:tcPr>
+        <w:tcBorders>
+          <w:top w:val="single" w:sz="4" w:space="0" w:color="196B24"/>
+        </w:tcBorders>
+      </w:tcPr>
+    </w:tblStylePr>
+  </w:style>
+  <w:style w:type="table" w:styleId="GridTable4AccentPurple">
+    <w:name w:val="Grid Table 4 – Purple"/>
+    <w:basedOn w:val="TableNormal"/>
+    <w:uiPriority w:val="60"/>
+    <w:pPr>
+      <w:spacing w:after="0" w:line="240" w:lineRule="auto"/>
+    </w:pPr>
+    <w:tblPr>
+      <w:tblBorders>
+        <w:top w:val="single" w:sz="4" w:space="0" w:color="E5D2EE"/>
+        <w:left w:val="single" w:sz="4" w:space="0" w:color="E5D2EE"/>
+        <w:bottom w:val="single" w:sz="4" w:space="0" w:color="E5D2EE"/>
+        <w:right w:val="single" w:sz="4" w:space="0" w:color="E5D2EE"/>
+        <w:insideH w:val="single" w:sz="4" w:space="0" w:color="E5D2EE"/>
+        <w:insideV w:val="single" w:sz="4" w:space="0" w:color="E5D2EE"/>
+      </w:tblBorders>
+    </w:tblPr>
+    <w:tblStylePr w:type="firstRow">
+      <w:rPr>
+        <w:b/>
+        <w:color w:val="FFFFFF"/>
+      </w:rPr>
+      <w:tcPr>
+        <w:shd w:val="clear" w:color="auto" w:fill="712E8D"/>
+      </w:tcPr>
+    </w:tblStylePr>
+    <w:tblStylePr w:type="firstCol">
+      <w:rPr>
+        <w:b/>
+      </w:rPr>
+    </w:tblStylePr>
+    <w:tblStylePr w:type="band1Horz">
+      <w:tcPr>
+        <w:shd w:val="clear" w:color="auto" w:fill="E5D2EE"/>
+      </w:tcPr>
+    </w:tblStylePr>
+  </w:style>
+  <w:style w:type="table" w:styleId="ListTable3AccentPurple">
+    <w:name w:val="List Table 3 – Purple"/>
+    <w:basedOn w:val="TableNormal"/>
+    <w:uiPriority w:val="60"/>
+    <w:pPr>
+      <w:spacing w:after="0" w:line="240" w:lineRule="auto"/>
+    </w:pPr>
+    <w:tblPr>
+      <w:tblBorders>
+        <w:top w:val="single" w:sz="4" w:space="0" w:color="712E8D"/>
+        <w:left w:val="single" w:sz="4" w:space="0" w:color="712E8D"/>
+        <w:bottom w:val="single" w:sz="4" w:space="0" w:color="712E8D"/>
+        <w:right w:val="single" w:sz="4" w:space="0" w:color="712E8D"/>
+      </w:tblBorders>
+    </w:tblPr>
+    <w:tblStylePr w:type="firstRow">
+      <w:rPr>
+        <w:b/>
+        <w:color w:val="FFFFFF"/>
+      </w:rPr>
+      <w:tcPr>
+        <w:shd w:val="clear" w:color="auto" w:fill="712E8D"/>
+      </w:tcPr>
+    </w:tblStylePr>
+    <w:tblStylePr w:type="lastRow">
+      <w:tcPr>
+        <w:tcBorders>
+          <w:top w:val="single" w:sz="4" w:space="0" w:color="712E8D"/>
+        </w:tcBorders>
+      </w:tcPr>
+    </w:tblStylePr>
+  </w:style>
+  <w:style w:type="paragraph" w:styleId="ListEntry" w:customStyle="1">
+    <w:name w:val="List Entry"/>
+    <w:basedOn w:val="Normal"/>
+    <w:semiHidden/>
+    <w:unhideWhenUsed/>
+    <w:pPr>
+      <w:spacing w:after="80"/>
+    </w:pPr>
+  </w:style>
 </w:styles>
 </file>
 
@@ -2809,10 +9937,40 @@
 </file>
 
 <file path=customXml/item1.xml><?xml version="1.0" encoding="utf-8"?>
+<b:Sources xmlns:b="http://schemas.openxmlformats.org/officeDocument/2006/bibliography" xmlns="http://schemas.openxmlformats.org/officeDocument/2006/bibliography" SelectedStyle="\APA.XSL" StyleName="APA">
+  <b:Source>
+    <b:Tag>Jusuf2021</b:Tag>
+    <b:SourceType>Book</b:SourceType>
+    <b:Author>
+      <b:Author>
+        <b:NameList>
+          <b:Person>
+            <b:Last>Jusuf</b:Last>
+            <b:First>Heni</b:First>
+          </b:Person>
+        </b:NameList>
+      </b:Author>
+    </b:Author>
+    <b:Title>MSIM4301 Pemrogaraman Berbasis Desktop (Edisi ke-1)</b:Title>
+    <b:Year>2021</b:Year>
+    <b:Publisher>Universitas Terbuka</b:Publisher>
+  </b:Source>
+</b:Sources>
+</file>
+
+<file path=customXml/item1_2.xml><?xml version="1.0" encoding="utf-8"?>
 <b:Sources xmlns:b="http://schemas.openxmlformats.org/officeDocument/2006/bibliography" xmlns="http://schemas.openxmlformats.org/officeDocument/2006/bibliography" SelectedStyle="\APASixthEditionOfficeOnline.xsl" StyleName="APA" Version="6"/>
 </file>
 
 <file path=customXml/itemProps1.xml><?xml version="1.0" encoding="utf-8"?>
+<ds:datastoreItem xmlns:ds="http://schemas.openxmlformats.org/officeDocument/2006/customXml" ds:itemID="{3315B9A8-2323-4554-B8B2-1234567890AB}">
+  <ds:schemaRefs>
+    <ds:schemaRef ds:uri="http://schemas.openxmlformats.org/officeDocument/2006/bibliography"/>
+  </ds:schemaRefs>
+</ds:datastoreItem>
+</file>
+
+<file path=customXml/itemProps1_2.xml><?xml version="1.0" encoding="utf-8"?>
 <ds:datastoreItem xmlns:ds="http://schemas.openxmlformats.org/officeDocument/2006/customXml" ds:itemID="{73E802AD-43B1-4C6E-B9E6-B12595453BD7}">
   <ds:schemaRefs>
     <ds:schemaRef ds:uri="http://schemas.openxmlformats.org/officeDocument/2006/bibliography"/>
